--- a/book/docx-por-capitulo/capitulo-02-primer-arranque.docx
+++ b/book/docx-por-capitulo/capitulo-02-primer-arranque.docx
@@ -7,6 +7,7 @@
         <w:pStyle w:val="Endure-ChapterTitle"/>
         <w:keepNext/>
         <w:spacing w:before="480" w:after="240"/>
+        <w:outlineLvl w:val="0"/>
       </w:pPr>
       <w:r>
         <w:rPr>
@@ -26,40 +27,55 @@
         <w:pStyle w:val="Endure-Subhead"/>
         <w:keepNext/>
         <w:spacing w:before="240" w:after="60"/>
-      </w:pPr>
-      <w:r>
+        <w:outlineLvl w:val="1"/>
+      </w:pPr>
+      <w:r>
+        <w:rPr>
+          <w:sz w:val="24"/>
+        </w:rPr>
         <w:t>Introducción</w:t>
       </w:r>
     </w:p>
     <w:p>
       <w:pPr>
         <w:pStyle w:val="Endure-FirstParagraphBodyText"/>
-      </w:pPr>
-      <w:r>
+        <w:spacing w:before="100" w:after="100"/>
+      </w:pPr>
+      <w:r>
+        <w:rPr>
+          <w:sz w:val="20"/>
+        </w:rPr>
         <w:t>Esta parte cubre los pasos que van desde un Jetson AGX Orin recién sacado de la caja hasta un sistema Ubuntu 24.04 actualizado, con SSH funcionando y accesible desde su PC Windows. Es el único momento en que necesitará un monitor, teclado y mouse físicos conectados al Jetson — a partir del Paso 5 (SSH), todo el trabajo se realiza de forma remota.</w:t>
       </w:r>
     </w:p>
     <w:p>
       <w:pPr>
         <w:pStyle w:val="Endure-ChapterBodyText"/>
+        <w:spacing w:before="100" w:after="100"/>
       </w:pPr>
       <w:r>
         <w:rPr>
           <w:b/>
+          <w:sz w:val="20"/>
         </w:rPr>
         <w:t>Tiempo estimado:</w:t>
       </w:r>
       <w:r>
+        <w:rPr>
+          <w:sz w:val="20"/>
+        </w:rPr>
         <w:t xml:space="preserve"> 45–90 minutos (principalmente tiempo de espera durante el flash y las actualizaciones)</w:t>
       </w:r>
     </w:p>
     <w:p>
       <w:pPr>
         <w:pStyle w:val="Endure-ChapterBodyText"/>
+        <w:spacing w:before="100" w:after="100"/>
       </w:pPr>
       <w:r>
         <w:rPr>
           <w:b/>
+          <w:sz w:val="20"/>
         </w:rPr>
         <w:t>Al final de esta parte tendrá:</w:t>
       </w:r>
@@ -67,64 +83,76 @@
     <w:p>
       <w:pPr>
         <w:pStyle w:val="Endure-ChapterBodyText"/>
-        <w:spacing w:before="20" w:after="20"/>
+        <w:spacing w:before="40" w:after="40"/>
         <w:ind w:left="360" w:hanging="216"/>
       </w:pPr>
       <w:r>
         <w:rPr>
-          <w:sz w:val="18"/>
+          <w:sz w:val="20"/>
         </w:rPr>
         <w:t xml:space="preserve">• </w:t>
       </w:r>
       <w:r>
+        <w:rPr>
+          <w:sz w:val="20"/>
+        </w:rPr>
         <w:t>JetPack 7.2 instalado y actualizado</w:t>
       </w:r>
     </w:p>
     <w:p>
       <w:pPr>
         <w:pStyle w:val="Endure-ChapterBodyText"/>
-        <w:spacing w:before="20" w:after="20"/>
+        <w:spacing w:before="40" w:after="40"/>
         <w:ind w:left="360" w:hanging="216"/>
       </w:pPr>
       <w:r>
         <w:rPr>
-          <w:sz w:val="18"/>
+          <w:sz w:val="20"/>
         </w:rPr>
         <w:t xml:space="preserve">• </w:t>
       </w:r>
       <w:r>
+        <w:rPr>
+          <w:sz w:val="20"/>
+        </w:rPr>
         <w:t>Ubuntu 24.04.4 LTS en funcionamiento</w:t>
       </w:r>
     </w:p>
     <w:p>
       <w:pPr>
         <w:pStyle w:val="Endure-ChapterBodyText"/>
-        <w:spacing w:before="20" w:after="20"/>
+        <w:spacing w:before="40" w:after="40"/>
         <w:ind w:left="360" w:hanging="216"/>
       </w:pPr>
       <w:r>
         <w:rPr>
-          <w:sz w:val="18"/>
+          <w:sz w:val="20"/>
         </w:rPr>
         <w:t xml:space="preserve">• </w:t>
       </w:r>
       <w:r>
+        <w:rPr>
+          <w:sz w:val="20"/>
+        </w:rPr>
         <w:t xml:space="preserve">Nombre de usuario </w:t>
       </w:r>
       <w:r>
         <w:rPr>
           <w:rFonts w:ascii="Courier New" w:hAnsi="Courier New"/>
-          <w:sz w:val="17"/>
+          <w:sz w:val="16"/>
         </w:rPr>
         <w:t>jetson</w:t>
       </w:r>
       <w:r>
+        <w:rPr>
+          <w:sz w:val="20"/>
+        </w:rPr>
         <w:t xml:space="preserve">, hostname </w:t>
       </w:r>
       <w:r>
         <w:rPr>
           <w:rFonts w:ascii="Courier New" w:hAnsi="Courier New"/>
-          <w:sz w:val="17"/>
+          <w:sz w:val="16"/>
         </w:rPr>
         <w:t>jetson-orin</w:t>
       </w:r>
@@ -132,62 +160,71 @@
     <w:p>
       <w:pPr>
         <w:pStyle w:val="Endure-ChapterBodyText"/>
-        <w:spacing w:before="20" w:after="20"/>
+        <w:spacing w:before="40" w:after="40"/>
         <w:ind w:left="360" w:hanging="216"/>
       </w:pPr>
       <w:r>
         <w:rPr>
-          <w:sz w:val="18"/>
+          <w:sz w:val="20"/>
         </w:rPr>
         <w:t xml:space="preserve">• </w:t>
       </w:r>
       <w:r>
+        <w:rPr>
+          <w:sz w:val="20"/>
+        </w:rPr>
         <w:t>Herramientas esenciales de desarrollo instaladas</w:t>
       </w:r>
     </w:p>
     <w:p>
       <w:pPr>
         <w:pStyle w:val="Endure-ChapterBodyText"/>
-        <w:spacing w:before="20" w:after="20"/>
+        <w:spacing w:before="40" w:after="40"/>
         <w:ind w:left="360" w:hanging="216"/>
       </w:pPr>
       <w:r>
         <w:rPr>
-          <w:sz w:val="18"/>
+          <w:sz w:val="20"/>
         </w:rPr>
         <w:t xml:space="preserve">• </w:t>
       </w:r>
       <w:r>
         <w:rPr>
           <w:rFonts w:ascii="Courier New" w:hAnsi="Courier New"/>
-          <w:sz w:val="17"/>
+          <w:sz w:val="16"/>
         </w:rPr>
         <w:t>jtop</w:t>
       </w:r>
       <w:r>
+        <w:rPr>
+          <w:sz w:val="20"/>
+        </w:rPr>
         <w:t xml:space="preserve"> (monitor especializado del Jetson)</w:t>
       </w:r>
     </w:p>
     <w:p>
       <w:pPr>
         <w:pStyle w:val="Endure-ChapterBodyText"/>
-        <w:spacing w:before="20" w:after="20"/>
+        <w:spacing w:before="40" w:after="40"/>
         <w:ind w:left="360" w:hanging="216"/>
       </w:pPr>
       <w:r>
         <w:rPr>
-          <w:sz w:val="18"/>
+          <w:sz w:val="20"/>
         </w:rPr>
         <w:t xml:space="preserve">• </w:t>
       </w:r>
       <w:r>
         <w:rPr>
           <w:rFonts w:ascii="Courier New" w:hAnsi="Courier New"/>
-          <w:sz w:val="17"/>
+          <w:sz w:val="16"/>
         </w:rPr>
         <w:t>tmux</w:t>
       </w:r>
       <w:r>
+        <w:rPr>
+          <w:sz w:val="20"/>
+        </w:rPr>
         <w:t xml:space="preserve"> configurado para sesiones persistentes</w:t>
       </w:r>
     </w:p>
@@ -242,7 +279,7 @@
             <w:r>
               <w:rPr>
                 <w:rFonts w:ascii="Courier New" w:hAnsi="Courier New"/>
-                <w:sz w:val="17"/>
+                <w:sz w:val="16"/>
               </w:rPr>
               <w:t>apt upgrade</w:t>
             </w:r>
@@ -263,16 +300,24 @@
         <w:pStyle w:val="Endure-Subhead"/>
         <w:keepNext/>
         <w:spacing w:before="240" w:after="60"/>
-      </w:pPr>
-      <w:r>
+        <w:outlineLvl w:val="1"/>
+      </w:pPr>
+      <w:r>
+        <w:rPr>
+          <w:sz w:val="24"/>
+        </w:rPr>
         <w:t>1.1 Paso 0 — Respaldar el Sistema Anterior (si aplica)</w:t>
       </w:r>
     </w:p>
     <w:p>
       <w:pPr>
         <w:pStyle w:val="Endure-FirstParagraphBodyText"/>
-      </w:pPr>
-      <w:r>
+        <w:spacing w:before="100" w:after="100"/>
+      </w:pPr>
+      <w:r>
+        <w:rPr>
+          <w:sz w:val="20"/>
+        </w:rPr>
         <w:t>Si su Jetson tiene JetPack 6.x instalado con configuraciones que quiere conservar, respalde lo necesario antes de flashear. El proceso de flash borra completamente el almacenamiento interno.</w:t>
       </w:r>
     </w:p>
@@ -289,7 +334,7 @@
         <w:tc>
           <w:tcPr>
             <w:tcW w:type="dxa" w:w="8152"/>
-            <w:shd w:val="clear" w:color="auto" w:fill="F2F2F2"/>
+            <w:shd w:val="clear" w:color="auto" w:fill="EAEAEA"/>
             <w:tcBorders>
               <w:left w:val="thick" w:sz="24" w:color="1A5A6A"/>
             </w:tcBorders>
@@ -594,7 +639,7 @@
         <w:tc>
           <w:tcPr>
             <w:tcW w:type="dxa" w:w="8152"/>
-            <w:shd w:val="clear" w:color="auto" w:fill="F2F2F2"/>
+            <w:shd w:val="clear" w:color="auto" w:fill="EAEAEA"/>
             <w:tcBorders>
               <w:left w:val="thick" w:sz="24" w:color="1A5A6A"/>
             </w:tcBorders>
@@ -666,6 +711,7 @@
             <w:r>
               <w:rPr>
                 <w:rFonts w:ascii="Courier New" w:hAnsi="Courier New"/>
+                <w:i/>
                 <w:color w:val="555555"/>
                 <w:sz w:val="16"/>
               </w:rPr>
@@ -726,7 +772,7 @@
             <w:r>
               <w:rPr>
                 <w:rFonts w:ascii="Courier New" w:hAnsi="Courier New"/>
-                <w:sz w:val="17"/>
+                <w:sz w:val="16"/>
               </w:rPr>
               <w:t>~/.cache/huggingface/</w:t>
             </w:r>
@@ -736,7 +782,7 @@
             <w:r>
               <w:rPr>
                 <w:rFonts w:ascii="Courier New" w:hAnsi="Courier New"/>
-                <w:sz w:val="17"/>
+                <w:sz w:val="16"/>
               </w:rPr>
               <w:t>~/models/</w:t>
             </w:r>
@@ -757,25 +803,37 @@
         <w:pStyle w:val="Endure-Subhead"/>
         <w:keepNext/>
         <w:spacing w:before="240" w:after="60"/>
-      </w:pPr>
-      <w:r>
+        <w:outlineLvl w:val="1"/>
+      </w:pPr>
+      <w:r>
+        <w:rPr>
+          <w:sz w:val="24"/>
+        </w:rPr>
         <w:t>1.2 Paso 1 — Flashear JetPack 7.2 con ISO</w:t>
       </w:r>
     </w:p>
     <w:p>
       <w:pPr>
         <w:pStyle w:val="Endure-FirstParagraphBodyText"/>
-      </w:pPr>
-      <w:r>
+        <w:spacing w:before="100" w:after="100"/>
+      </w:pPr>
+      <w:r>
+        <w:rPr>
+          <w:sz w:val="20"/>
+        </w:rPr>
         <w:t xml:space="preserve">JetPack 7.2 introduce un método de instalación basado en </w:t>
       </w:r>
       <w:r>
         <w:rPr>
           <w:b/>
+          <w:sz w:val="20"/>
         </w:rPr>
         <w:t>imagen ISO unificada</w:t>
       </w:r>
       <w:r>
+        <w:rPr>
+          <w:sz w:val="20"/>
+        </w:rPr>
         <w:t xml:space="preserve"> — a diferencia de versiones anteriores, no necesita una máquina Linux auxiliar ni el SDK Manager. El proceso es equivalente a instalar Ubuntu desde un USB: crea el USB en Windows, lo inserta en el Jetson y arranca desde él.</w:t>
       </w:r>
     </w:p>
@@ -784,10 +842,11 @@
         <w:pStyle w:val="Endure-Subhead"/>
         <w:keepNext/>
         <w:spacing w:before="160" w:after="60"/>
-      </w:pPr>
-      <w:r>
-        <w:rPr>
-          <w:sz w:val="18"/>
+        <w:outlineLvl w:val="2"/>
+      </w:pPr>
+      <w:r>
+        <w:rPr>
+          <w:sz w:val="22"/>
         </w:rPr>
         <w:t>1.2.1 Descargar la imagen ISO</w:t>
       </w:r>
@@ -795,18 +854,24 @@
     <w:p>
       <w:pPr>
         <w:pStyle w:val="Endure-FirstParagraphBodyText"/>
-      </w:pPr>
-      <w:r>
+        <w:spacing w:before="100" w:after="100"/>
+      </w:pPr>
+      <w:r>
+        <w:rPr>
+          <w:sz w:val="20"/>
+        </w:rPr>
         <w:t>Vaya a la página oficial de descargas de NVIDIA JetPack:</w:t>
       </w:r>
     </w:p>
     <w:p>
       <w:pPr>
         <w:pStyle w:val="Endure-ChapterBodyText"/>
+        <w:spacing w:before="100" w:after="100"/>
       </w:pPr>
       <w:r>
         <w:rPr>
           <w:b/>
+          <w:sz w:val="20"/>
         </w:rPr>
         <w:t>developer.nvidia.com/embedded/jetpack/downloads</w:t>
       </w:r>
@@ -814,26 +879,31 @@
     <w:p>
       <w:pPr>
         <w:pStyle w:val="Endure-ChapterBodyText"/>
-      </w:pPr>
-      <w:r>
+        <w:spacing w:before="100" w:after="100"/>
+      </w:pPr>
+      <w:r>
+        <w:rPr>
+          <w:sz w:val="20"/>
+        </w:rPr>
         <w:t>Seleccione:</w:t>
       </w:r>
     </w:p>
     <w:p>
       <w:pPr>
         <w:pStyle w:val="Endure-ChapterBodyText"/>
-        <w:spacing w:before="20" w:after="20"/>
+        <w:spacing w:before="40" w:after="40"/>
         <w:ind w:left="360" w:hanging="216"/>
       </w:pPr>
       <w:r>
         <w:rPr>
-          <w:sz w:val="18"/>
+          <w:sz w:val="20"/>
         </w:rPr>
         <w:t xml:space="preserve">• </w:t>
       </w:r>
       <w:r>
         <w:rPr>
           <w:b/>
+          <w:sz w:val="20"/>
         </w:rPr>
         <w:t>JetPack 7.2</w:t>
       </w:r>
@@ -841,18 +911,19 @@
     <w:p>
       <w:pPr>
         <w:pStyle w:val="Endure-ChapterBodyText"/>
-        <w:spacing w:before="20" w:after="20"/>
+        <w:spacing w:before="40" w:after="40"/>
         <w:ind w:left="360" w:hanging="216"/>
       </w:pPr>
       <w:r>
         <w:rPr>
-          <w:sz w:val="18"/>
+          <w:sz w:val="20"/>
         </w:rPr>
         <w:t xml:space="preserve">• </w:t>
       </w:r>
       <w:r>
         <w:rPr>
           <w:b/>
+          <w:sz w:val="20"/>
         </w:rPr>
         <w:t>Jetson AGX Orin Developer Kit</w:t>
       </w:r>
@@ -860,18 +931,19 @@
     <w:p>
       <w:pPr>
         <w:pStyle w:val="Endure-ChapterBodyText"/>
-        <w:spacing w:before="20" w:after="20"/>
+        <w:spacing w:before="40" w:after="40"/>
         <w:ind w:left="360" w:hanging="216"/>
       </w:pPr>
       <w:r>
         <w:rPr>
-          <w:sz w:val="18"/>
+          <w:sz w:val="20"/>
         </w:rPr>
         <w:t xml:space="preserve">• </w:t>
       </w:r>
       <w:r>
         <w:rPr>
           <w:b/>
+          <w:sz w:val="20"/>
         </w:rPr>
         <w:t>Download JetPack ISO Image</w:t>
       </w:r>
@@ -884,18 +956,25 @@
     <w:p>
       <w:pPr>
         <w:pStyle w:val="Endure-ChapterBodyText"/>
-      </w:pPr>
-      <w:r>
+        <w:spacing w:before="100" w:after="100"/>
+      </w:pPr>
+      <w:r>
+        <w:rPr>
+          <w:sz w:val="20"/>
+        </w:rPr>
         <w:t xml:space="preserve">El archivo descargado tendrá un nombre similar a </w:t>
       </w:r>
       <w:r>
         <w:rPr>
           <w:rFonts w:ascii="Courier New" w:hAnsi="Courier New"/>
-          <w:sz w:val="17"/>
+          <w:sz w:val="16"/>
         </w:rPr>
         <w:t>jetpack_7.2_agx_orin.iso</w:t>
       </w:r>
       <w:r>
+        <w:rPr>
+          <w:sz w:val="20"/>
+        </w:rPr>
         <w:t xml:space="preserve"> y ocupa aproximadamente 5–8 GB.</w:t>
       </w:r>
     </w:p>
@@ -904,10 +983,11 @@
         <w:pStyle w:val="Endure-Subhead"/>
         <w:keepNext/>
         <w:spacing w:before="160" w:after="60"/>
-      </w:pPr>
-      <w:r>
-        <w:rPr>
-          <w:sz w:val="18"/>
+        <w:outlineLvl w:val="2"/>
+      </w:pPr>
+      <w:r>
+        <w:rPr>
+          <w:sz w:val="22"/>
         </w:rPr>
         <w:t>1.2.2 Crear el USB booteable desde Windows</w:t>
       </w:r>
@@ -915,105 +995,134 @@
     <w:p>
       <w:pPr>
         <w:pStyle w:val="Endure-FirstParagraphBodyText"/>
-      </w:pPr>
-      <w:r>
+        <w:spacing w:before="100" w:after="100"/>
+      </w:pPr>
+      <w:r>
+        <w:rPr>
+          <w:sz w:val="20"/>
+        </w:rPr>
         <w:t xml:space="preserve">La herramienta </w:t>
       </w:r>
       <w:r>
         <w:rPr>
           <w:b/>
+          <w:sz w:val="20"/>
         </w:rPr>
         <w:t>recomendada oficialmente por NVIDIA</w:t>
       </w:r>
       <w:r>
+        <w:rPr>
+          <w:sz w:val="20"/>
+        </w:rPr>
         <w:t xml:space="preserve"> es </w:t>
       </w:r>
       <w:r>
         <w:rPr>
           <w:b/>
+          <w:sz w:val="20"/>
         </w:rPr>
         <w:t>Balena Etcher</w:t>
       </w:r>
       <w:r>
+        <w:rPr>
+          <w:sz w:val="20"/>
+        </w:rPr>
         <w:t xml:space="preserve"> (etcher.balena.io), disponible gratuitamente para Windows, macOS y Linux:</w:t>
       </w:r>
     </w:p>
     <w:p>
       <w:pPr>
         <w:pStyle w:val="Endure-ChapterBodyText"/>
-        <w:spacing w:before="20" w:after="20"/>
+        <w:spacing w:before="40" w:after="40"/>
         <w:ind w:left="360" w:hanging="216"/>
       </w:pPr>
       <w:r>
         <w:rPr>
-          <w:sz w:val="18"/>
+          <w:sz w:val="20"/>
         </w:rPr>
         <w:t xml:space="preserve">1. </w:t>
       </w:r>
       <w:r>
+        <w:rPr>
+          <w:sz w:val="20"/>
+        </w:rPr>
         <w:t>Descargue e instale Balena Etcher.</w:t>
       </w:r>
     </w:p>
     <w:p>
       <w:pPr>
         <w:pStyle w:val="Endure-ChapterBodyText"/>
-        <w:spacing w:before="20" w:after="20"/>
+        <w:spacing w:before="40" w:after="40"/>
         <w:ind w:left="360" w:hanging="216"/>
       </w:pPr>
       <w:r>
         <w:rPr>
-          <w:sz w:val="18"/>
+          <w:sz w:val="20"/>
         </w:rPr>
         <w:t xml:space="preserve">2. </w:t>
       </w:r>
       <w:r>
         <w:rPr>
           <w:b/>
+          <w:sz w:val="20"/>
         </w:rPr>
         <w:t>Importante:</w:t>
       </w:r>
       <w:r>
+        <w:rPr>
+          <w:sz w:val="20"/>
+        </w:rPr>
         <w:t xml:space="preserve"> Ejecútelo como administrador en Windows (clic derecho → "Ejecutar como administrador") para evitar errores al escribir en el USB.</w:t>
       </w:r>
     </w:p>
     <w:p>
       <w:pPr>
         <w:pStyle w:val="Endure-ChapterBodyText"/>
-        <w:spacing w:before="20" w:after="20"/>
+        <w:spacing w:before="40" w:after="40"/>
         <w:ind w:left="360" w:hanging="216"/>
       </w:pPr>
       <w:r>
         <w:rPr>
-          <w:sz w:val="18"/>
+          <w:sz w:val="20"/>
         </w:rPr>
         <w:t xml:space="preserve">3. </w:t>
       </w:r>
       <w:r>
+        <w:rPr>
+          <w:sz w:val="20"/>
+        </w:rPr>
         <w:t xml:space="preserve">Inserte un USB de mínimo </w:t>
       </w:r>
       <w:r>
         <w:rPr>
           <w:b/>
+          <w:sz w:val="20"/>
         </w:rPr>
         <w:t>16 GB</w:t>
       </w:r>
       <w:r>
+        <w:rPr>
+          <w:sz w:val="20"/>
+        </w:rPr>
         <w:t xml:space="preserve"> (se borrará todo su contenido).</w:t>
       </w:r>
     </w:p>
     <w:p>
       <w:pPr>
         <w:pStyle w:val="Endure-ChapterBodyText"/>
-        <w:spacing w:before="20" w:after="20"/>
+        <w:spacing w:before="40" w:after="40"/>
         <w:ind w:left="360" w:hanging="216"/>
       </w:pPr>
       <w:r>
         <w:rPr>
-          <w:sz w:val="18"/>
+          <w:sz w:val="20"/>
         </w:rPr>
         <w:t xml:space="preserve">4. </w:t>
       </w:r>
       <w:r>
+        <w:rPr>
+          <w:sz w:val="20"/>
+        </w:rPr>
         <w:t>En Balena Etcher:</w:t>
       </w:r>
     </w:p>
@@ -1025,60 +1134,83 @@
     <w:p>
       <w:pPr>
         <w:pStyle w:val="Endure-ChapterBodyText"/>
-      </w:pPr>
-      <w:r>
+        <w:spacing w:before="100" w:after="100"/>
+      </w:pPr>
+      <w:r>
+        <w:rPr>
+          <w:sz w:val="20"/>
+        </w:rPr>
         <w:t xml:space="preserve">- Haga clic en </w:t>
       </w:r>
       <w:r>
         <w:rPr>
           <w:b/>
+          <w:sz w:val="20"/>
         </w:rPr>
         <w:t>"Flash from file"</w:t>
       </w:r>
       <w:r>
-        <w:t xml:space="preserve"> y seleccione la ISO descargada de JetPack 7.2.    - Si Etcher no muestra la ISO al navegar, seleccione "All files (</w:t>
+        <w:rPr>
+          <w:sz w:val="20"/>
+        </w:rPr>
+        <w:t xml:space="preserve"> y seleccione la ISO descargada de JetPack 7.2.  - Si Etcher no muestra la ISO al navegar, seleccione "All files (</w:t>
       </w:r>
       <w:r>
         <w:rPr>
           <w:i/>
+          <w:sz w:val="20"/>
         </w:rPr>
         <w:t>.</w:t>
       </w:r>
       <w:r>
-        <w:t xml:space="preserve">)" en el filtro del explorador.    - En </w:t>
+        <w:rPr>
+          <w:sz w:val="20"/>
+        </w:rPr>
+        <w:t xml:space="preserve">)" en el filtro del explorador.  - En </w:t>
       </w:r>
       <w:r>
         <w:rPr>
           <w:b/>
+          <w:sz w:val="20"/>
         </w:rPr>
         <w:t>"Select target"</w:t>
       </w:r>
       <w:r>
-        <w:t xml:space="preserve">, elija su USB.    - Haga clic en </w:t>
+        <w:rPr>
+          <w:sz w:val="20"/>
+        </w:rPr>
+        <w:t xml:space="preserve">, elija su USB.  - Haga clic en </w:t>
       </w:r>
       <w:r>
         <w:rPr>
           <w:b/>
+          <w:sz w:val="20"/>
         </w:rPr>
         <w:t>"Flash!"</w:t>
       </w:r>
       <w:r>
+        <w:rPr>
+          <w:sz w:val="20"/>
+        </w:rPr>
         <w:t xml:space="preserve"> y confirme.</w:t>
       </w:r>
     </w:p>
     <w:p>
       <w:pPr>
         <w:pStyle w:val="Endure-ChapterBodyText"/>
-        <w:spacing w:before="20" w:after="20"/>
+        <w:spacing w:before="40" w:after="40"/>
         <w:ind w:left="360" w:hanging="216"/>
       </w:pPr>
       <w:r>
         <w:rPr>
-          <w:sz w:val="18"/>
+          <w:sz w:val="20"/>
         </w:rPr>
         <w:t xml:space="preserve">1. </w:t>
       </w:r>
       <w:r>
+        <w:rPr>
+          <w:sz w:val="20"/>
+        </w:rPr>
         <w:t>Espere a que Etcher termine y valide el USB (5–8 minutos).</w:t>
       </w:r>
     </w:p>
@@ -1144,10 +1276,11 @@
         <w:pStyle w:val="Endure-Subhead"/>
         <w:keepNext/>
         <w:spacing w:before="160" w:after="60"/>
-      </w:pPr>
-      <w:r>
-        <w:rPr>
-          <w:sz w:val="18"/>
+        <w:outlineLvl w:val="2"/>
+      </w:pPr>
+      <w:r>
+        <w:rPr>
+          <w:sz w:val="22"/>
         </w:rPr>
         <w:t>1.2.3 Poner el Jetson en modo Force Recovery</w:t>
       </w:r>
@@ -1200,6 +1333,7 @@
       <w:r>
         <w:rPr>
           <w:i/>
+          <w:sz w:val="16"/>
         </w:rPr>
         <w:t>Pasos para Poner el Jetson en Modo Force Recovery</w:t>
       </w:r>
@@ -1207,71 +1341,89 @@
     <w:p>
       <w:pPr>
         <w:pStyle w:val="Endure-ChapterBodyText"/>
-      </w:pPr>
-      <w:r>
+        <w:spacing w:before="100" w:after="100"/>
+      </w:pPr>
+      <w:r>
+        <w:rPr>
+          <w:sz w:val="20"/>
+        </w:rPr>
         <w:t>El Jetson debe estar en modo especial de recuperación para arrancar desde USB:</w:t>
       </w:r>
     </w:p>
     <w:p>
       <w:pPr>
         <w:pStyle w:val="Endure-ChapterBodyText"/>
-        <w:spacing w:before="20" w:after="20"/>
+        <w:spacing w:before="40" w:after="40"/>
         <w:ind w:left="360" w:hanging="216"/>
       </w:pPr>
       <w:r>
         <w:rPr>
-          <w:sz w:val="18"/>
+          <w:sz w:val="20"/>
         </w:rPr>
         <w:t xml:space="preserve">1. </w:t>
       </w:r>
       <w:r>
         <w:rPr>
           <w:b/>
+          <w:sz w:val="20"/>
         </w:rPr>
         <w:t>Apague</w:t>
       </w:r>
       <w:r>
+        <w:rPr>
+          <w:sz w:val="20"/>
+        </w:rPr>
         <w:t xml:space="preserve"> el Jetson completamente (desconecte la alimentación si es necesario).</w:t>
       </w:r>
     </w:p>
     <w:p>
       <w:pPr>
         <w:pStyle w:val="Endure-ChapterBodyText"/>
-        <w:spacing w:before="20" w:after="20"/>
+        <w:spacing w:before="40" w:after="40"/>
         <w:ind w:left="360" w:hanging="216"/>
       </w:pPr>
       <w:r>
         <w:rPr>
-          <w:sz w:val="18"/>
+          <w:sz w:val="20"/>
         </w:rPr>
         <w:t xml:space="preserve">2. </w:t>
       </w:r>
       <w:r>
+        <w:rPr>
+          <w:sz w:val="20"/>
+        </w:rPr>
         <w:t>Conecte el USB con la ISO al Jetson (use el puerto USB tipo A).</w:t>
       </w:r>
     </w:p>
     <w:p>
       <w:pPr>
         <w:pStyle w:val="Endure-ChapterBodyText"/>
-        <w:spacing w:before="20" w:after="20"/>
+        <w:spacing w:before="40" w:after="40"/>
         <w:ind w:left="360" w:hanging="216"/>
       </w:pPr>
       <w:r>
         <w:rPr>
-          <w:sz w:val="18"/>
+          <w:sz w:val="20"/>
         </w:rPr>
         <w:t xml:space="preserve">3. </w:t>
       </w:r>
       <w:r>
+        <w:rPr>
+          <w:sz w:val="20"/>
+        </w:rPr>
         <w:t xml:space="preserve">Localice los </w:t>
       </w:r>
       <w:r>
         <w:rPr>
           <w:b/>
+          <w:sz w:val="20"/>
         </w:rPr>
         <w:t>3 botones</w:t>
       </w:r>
       <w:r>
+        <w:rPr>
+          <w:sz w:val="20"/>
+        </w:rPr>
         <w:t xml:space="preserve"> en la parte frontal del Developer Kit:</w:t>
       </w:r>
     </w:p>
@@ -1283,31 +1435,44 @@
     <w:p>
       <w:pPr>
         <w:pStyle w:val="Endure-ChapterBodyText"/>
-      </w:pPr>
-      <w:r>
+        <w:spacing w:before="100" w:after="100"/>
+      </w:pPr>
+      <w:r>
+        <w:rPr>
+          <w:sz w:val="20"/>
+        </w:rPr>
         <w:t xml:space="preserve">- Izquierda: </w:t>
       </w:r>
       <w:r>
         <w:rPr>
           <w:b/>
+          <w:sz w:val="20"/>
         </w:rPr>
         <w:t>POWER</w:t>
       </w:r>
       <w:r>
-        <w:t xml:space="preserve"> (encendido)    - Centro: </w:t>
+        <w:rPr>
+          <w:sz w:val="20"/>
+        </w:rPr>
+        <w:t xml:space="preserve"> (encendido)  - Centro: </w:t>
       </w:r>
       <w:r>
         <w:rPr>
           <w:b/>
+          <w:sz w:val="20"/>
         </w:rPr>
         <w:t>FORCE RECOVERY</w:t>
       </w:r>
       <w:r>
-        <w:t xml:space="preserve">    - Derecha: </w:t>
+        <w:rPr>
+          <w:sz w:val="20"/>
+        </w:rPr>
+        <w:t xml:space="preserve">  - Derecha: </w:t>
       </w:r>
       <w:r>
         <w:rPr>
           <w:b/>
+          <w:sz w:val="20"/>
         </w:rPr>
         <w:t>RESET</w:t>
       </w:r>
@@ -1315,72 +1480,90 @@
     <w:p>
       <w:pPr>
         <w:pStyle w:val="Endure-ChapterBodyText"/>
-        <w:spacing w:before="20" w:after="20"/>
+        <w:spacing w:before="40" w:after="40"/>
         <w:ind w:left="360" w:hanging="216"/>
       </w:pPr>
       <w:r>
         <w:rPr>
-          <w:sz w:val="18"/>
+          <w:sz w:val="20"/>
         </w:rPr>
         <w:t xml:space="preserve">1. </w:t>
       </w:r>
       <w:r>
         <w:rPr>
           <w:b/>
+          <w:sz w:val="20"/>
         </w:rPr>
         <w:t>Mantenga presionado FORCE RECOVERY</w:t>
       </w:r>
       <w:r>
+        <w:rPr>
+          <w:sz w:val="20"/>
+        </w:rPr>
         <w:t>.</w:t>
       </w:r>
     </w:p>
     <w:p>
       <w:pPr>
         <w:pStyle w:val="Endure-ChapterBodyText"/>
-        <w:spacing w:before="20" w:after="20"/>
+        <w:spacing w:before="40" w:after="40"/>
         <w:ind w:left="360" w:hanging="216"/>
       </w:pPr>
       <w:r>
         <w:rPr>
-          <w:sz w:val="18"/>
+          <w:sz w:val="20"/>
         </w:rPr>
         <w:t xml:space="preserve">2. </w:t>
       </w:r>
       <w:r>
+        <w:rPr>
+          <w:sz w:val="20"/>
+        </w:rPr>
         <w:t xml:space="preserve">Sin soltar FORCE RECOVERY, </w:t>
       </w:r>
       <w:r>
         <w:rPr>
           <w:b/>
+          <w:sz w:val="20"/>
         </w:rPr>
         <w:t>conecte el cable de alimentación</w:t>
       </w:r>
       <w:r>
+        <w:rPr>
+          <w:sz w:val="20"/>
+        </w:rPr>
         <w:t xml:space="preserve"> (o presione POWER si ya está conectado).</w:t>
       </w:r>
     </w:p>
     <w:p>
       <w:pPr>
         <w:pStyle w:val="Endure-ChapterBodyText"/>
-        <w:spacing w:before="20" w:after="20"/>
+        <w:spacing w:before="40" w:after="40"/>
         <w:ind w:left="360" w:hanging="216"/>
       </w:pPr>
       <w:r>
         <w:rPr>
-          <w:sz w:val="18"/>
+          <w:sz w:val="20"/>
         </w:rPr>
         <w:t xml:space="preserve">3. </w:t>
       </w:r>
       <w:r>
+        <w:rPr>
+          <w:sz w:val="20"/>
+        </w:rPr>
         <w:t xml:space="preserve">Mantenga presionado 2–3 segundos más, luego </w:t>
       </w:r>
       <w:r>
         <w:rPr>
           <w:b/>
+          <w:sz w:val="20"/>
         </w:rPr>
         <w:t>suelte</w:t>
       </w:r>
       <w:r>
+        <w:rPr>
+          <w:sz w:val="20"/>
+        </w:rPr>
         <w:t>.</w:t>
       </w:r>
     </w:p>
@@ -1402,7 +1585,7 @@
         <w:tc>
           <w:tcPr>
             <w:tcW w:type="dxa" w:w="8152"/>
-            <w:shd w:val="clear" w:color="auto" w:fill="F2F2F2"/>
+            <w:shd w:val="clear" w:color="auto" w:fill="EAEAEA"/>
             <w:tcBorders>
               <w:left w:val="thick" w:sz="24" w:color="1A5A6A"/>
             </w:tcBorders>
@@ -1423,6 +1606,7 @@
             <w:r>
               <w:rPr>
                 <w:rFonts w:ascii="Courier New" w:hAnsi="Courier New"/>
+                <w:i/>
                 <w:color w:val="555555"/>
                 <w:sz w:val="16"/>
               </w:rPr>
@@ -1439,6 +1623,7 @@
             <w:r>
               <w:rPr>
                 <w:rFonts w:ascii="Courier New" w:hAnsi="Courier New"/>
+                <w:i/>
                 <w:color w:val="555555"/>
                 <w:sz w:val="16"/>
               </w:rPr>
@@ -1455,6 +1640,7 @@
             <w:r>
               <w:rPr>
                 <w:rFonts w:ascii="Courier New" w:hAnsi="Courier New"/>
+                <w:i/>
                 <w:color w:val="555555"/>
                 <w:sz w:val="16"/>
               </w:rPr>
@@ -1471,6 +1657,7 @@
             <w:r>
               <w:rPr>
                 <w:rFonts w:ascii="Courier New" w:hAnsi="Courier New"/>
+                <w:i/>
                 <w:color w:val="555555"/>
                 <w:sz w:val="16"/>
               </w:rPr>
@@ -1487,6 +1674,7 @@
             <w:r>
               <w:rPr>
                 <w:rFonts w:ascii="Courier New" w:hAnsi="Courier New"/>
+                <w:i/>
                 <w:color w:val="555555"/>
                 <w:sz w:val="16"/>
               </w:rPr>
@@ -1503,6 +1691,7 @@
             <w:r>
               <w:rPr>
                 <w:rFonts w:ascii="Courier New" w:hAnsi="Courier New"/>
+                <w:i/>
                 <w:color w:val="555555"/>
                 <w:sz w:val="16"/>
               </w:rPr>
@@ -1519,6 +1708,7 @@
             <w:r>
               <w:rPr>
                 <w:rFonts w:ascii="Courier New" w:hAnsi="Courier New"/>
+                <w:i/>
                 <w:color w:val="555555"/>
                 <w:sz w:val="16"/>
               </w:rPr>
@@ -1535,6 +1725,7 @@
             <w:r>
               <w:rPr>
                 <w:rFonts w:ascii="Courier New" w:hAnsi="Courier New"/>
+                <w:i/>
                 <w:color w:val="555555"/>
                 <w:sz w:val="16"/>
               </w:rPr>
@@ -1616,113 +1807,139 @@
     <w:p>
       <w:pPr>
         <w:pStyle w:val="Endure-FirstParagraphBodyText"/>
-      </w:pPr>
-      <w:r>
+        <w:spacing w:before="100" w:after="100"/>
+      </w:pPr>
+      <w:r>
+        <w:rPr>
+          <w:sz w:val="20"/>
+        </w:rPr>
         <w:t>Si el método de Force Recovery no le funciona o no está seguro de qué puerto USB detecta, puede iniciar el Jetson normalmente y seleccionar el USB desde el menú de arranque:</w:t>
       </w:r>
     </w:p>
     <w:p>
       <w:pPr>
         <w:pStyle w:val="Endure-ChapterBodyText"/>
-        <w:spacing w:before="20" w:after="20"/>
+        <w:spacing w:before="40" w:after="40"/>
         <w:ind w:left="360" w:hanging="216"/>
       </w:pPr>
       <w:r>
         <w:rPr>
-          <w:sz w:val="18"/>
+          <w:sz w:val="20"/>
         </w:rPr>
         <w:t xml:space="preserve">1. </w:t>
       </w:r>
       <w:r>
+        <w:rPr>
+          <w:sz w:val="20"/>
+        </w:rPr>
         <w:t>Conecte el USB con la ISO al Jetson.</w:t>
       </w:r>
     </w:p>
     <w:p>
       <w:pPr>
         <w:pStyle w:val="Endure-ChapterBodyText"/>
-        <w:spacing w:before="20" w:after="20"/>
+        <w:spacing w:before="40" w:after="40"/>
         <w:ind w:left="360" w:hanging="216"/>
       </w:pPr>
       <w:r>
         <w:rPr>
-          <w:sz w:val="18"/>
+          <w:sz w:val="20"/>
         </w:rPr>
         <w:t xml:space="preserve">2. </w:t>
       </w:r>
       <w:r>
+        <w:rPr>
+          <w:sz w:val="20"/>
+        </w:rPr>
         <w:t>Encienda el Jetson normalmente (sin mantener ningún botón).</w:t>
       </w:r>
     </w:p>
     <w:p>
       <w:pPr>
         <w:pStyle w:val="Endure-ChapterBodyText"/>
-        <w:spacing w:before="20" w:after="20"/>
+        <w:spacing w:before="40" w:after="40"/>
         <w:ind w:left="360" w:hanging="216"/>
       </w:pPr>
       <w:r>
         <w:rPr>
-          <w:sz w:val="18"/>
+          <w:sz w:val="20"/>
         </w:rPr>
         <w:t xml:space="preserve">3. </w:t>
       </w:r>
       <w:r>
+        <w:rPr>
+          <w:sz w:val="20"/>
+        </w:rPr>
         <w:t xml:space="preserve">Inmediatamente, presione la tecla </w:t>
       </w:r>
       <w:r>
         <w:rPr>
           <w:b/>
+          <w:sz w:val="20"/>
         </w:rPr>
         <w:t>`Esc`</w:t>
       </w:r>
       <w:r>
+        <w:rPr>
+          <w:sz w:val="20"/>
+        </w:rPr>
         <w:t xml:space="preserve"> repetidamente en el teclado conectado.</w:t>
       </w:r>
     </w:p>
     <w:p>
       <w:pPr>
         <w:pStyle w:val="Endure-ChapterBodyText"/>
-        <w:spacing w:before="20" w:after="20"/>
+        <w:spacing w:before="40" w:after="40"/>
         <w:ind w:left="360" w:hanging="216"/>
       </w:pPr>
       <w:r>
         <w:rPr>
-          <w:sz w:val="18"/>
+          <w:sz w:val="20"/>
         </w:rPr>
         <w:t xml:space="preserve">4. </w:t>
       </w:r>
       <w:r>
+        <w:rPr>
+          <w:sz w:val="20"/>
+        </w:rPr>
         <w:t>Se abrirá el menú de opciones de arranque UEFI.</w:t>
       </w:r>
     </w:p>
     <w:p>
       <w:pPr>
         <w:pStyle w:val="Endure-ChapterBodyText"/>
-        <w:spacing w:before="20" w:after="20"/>
+        <w:spacing w:before="40" w:after="40"/>
         <w:ind w:left="360" w:hanging="216"/>
       </w:pPr>
       <w:r>
         <w:rPr>
-          <w:sz w:val="18"/>
+          <w:sz w:val="20"/>
         </w:rPr>
         <w:t xml:space="preserve">5. </w:t>
       </w:r>
       <w:r>
+        <w:rPr>
+          <w:sz w:val="20"/>
+        </w:rPr>
         <w:t>Seleccione su USB como dispositivo de inicio.</w:t>
       </w:r>
     </w:p>
     <w:p>
       <w:pPr>
         <w:pStyle w:val="Endure-ChapterBodyText"/>
-        <w:spacing w:before="20" w:after="20"/>
+        <w:spacing w:before="40" w:after="40"/>
         <w:ind w:left="360" w:hanging="216"/>
       </w:pPr>
       <w:r>
         <w:rPr>
-          <w:sz w:val="18"/>
+          <w:sz w:val="20"/>
         </w:rPr>
         <w:t xml:space="preserve">6. </w:t>
       </w:r>
       <w:r>
+        <w:rPr>
+          <w:sz w:val="20"/>
+        </w:rPr>
         <w:t>El instalador de JetPack 7.2 cargará normalmente.</w:t>
       </w:r>
     </w:p>
@@ -1777,7 +1994,7 @@
             <w:r>
               <w:rPr>
                 <w:rFonts w:ascii="Courier New" w:hAnsi="Courier New"/>
-                <w:sz w:val="17"/>
+                <w:sz w:val="16"/>
               </w:rPr>
               <w:t>docs.nvidia.com/jetson/agx-orin-devkit/user-guide/latest/quick_start.html</w:t>
             </w:r>
@@ -1798,10 +2015,11 @@
         <w:pStyle w:val="Endure-Subhead"/>
         <w:keepNext/>
         <w:spacing w:before="160" w:after="60"/>
-      </w:pPr>
-      <w:r>
-        <w:rPr>
-          <w:sz w:val="18"/>
+        <w:outlineLvl w:val="2"/>
+      </w:pPr>
+      <w:r>
+        <w:rPr>
+          <w:sz w:val="22"/>
         </w:rPr>
         <w:t>1.2.4 Proceso de flash</w:t>
       </w:r>
@@ -1809,86 +2027,107 @@
     <w:p>
       <w:pPr>
         <w:pStyle w:val="Endure-FirstParagraphBodyText"/>
-      </w:pPr>
-      <w:r>
+        <w:spacing w:before="100" w:after="100"/>
+      </w:pPr>
+      <w:r>
+        <w:rPr>
+          <w:sz w:val="20"/>
+        </w:rPr>
         <w:t>El Jetson arrancará desde el USB y mostrará una interfaz gráfica de instalación de JetPack. Siga las instrucciones en pantalla:</w:t>
       </w:r>
     </w:p>
     <w:p>
       <w:pPr>
         <w:pStyle w:val="Endure-ChapterBodyText"/>
-        <w:spacing w:before="20" w:after="20"/>
+        <w:spacing w:before="40" w:after="40"/>
         <w:ind w:left="360" w:hanging="216"/>
       </w:pPr>
       <w:r>
         <w:rPr>
-          <w:sz w:val="18"/>
+          <w:sz w:val="20"/>
         </w:rPr>
         <w:t xml:space="preserve">• </w:t>
       </w:r>
       <w:r>
+        <w:rPr>
+          <w:sz w:val="20"/>
+        </w:rPr>
         <w:t>Seleccione idioma y distribución de teclado</w:t>
       </w:r>
     </w:p>
     <w:p>
       <w:pPr>
         <w:pStyle w:val="Endure-ChapterBodyText"/>
-        <w:spacing w:before="20" w:after="20"/>
+        <w:spacing w:before="40" w:after="40"/>
         <w:ind w:left="360" w:hanging="216"/>
       </w:pPr>
       <w:r>
         <w:rPr>
-          <w:sz w:val="18"/>
+          <w:sz w:val="20"/>
         </w:rPr>
         <w:t xml:space="preserve">• </w:t>
       </w:r>
       <w:r>
+        <w:rPr>
+          <w:sz w:val="20"/>
+        </w:rPr>
         <w:t xml:space="preserve">Cuando pregunte dónde instalar, seleccione el </w:t>
       </w:r>
       <w:r>
         <w:rPr>
           <w:b/>
+          <w:sz w:val="20"/>
         </w:rPr>
         <w:t>eMMC interno</w:t>
       </w:r>
       <w:r>
+        <w:rPr>
+          <w:sz w:val="20"/>
+        </w:rPr>
         <w:t xml:space="preserve"> (aparece como el disco de ~59 GB)</w:t>
       </w:r>
     </w:p>
     <w:p>
       <w:pPr>
         <w:pStyle w:val="Endure-ChapterBodyText"/>
-        <w:spacing w:before="20" w:after="20"/>
+        <w:spacing w:before="40" w:after="40"/>
         <w:ind w:left="360" w:hanging="216"/>
       </w:pPr>
       <w:r>
         <w:rPr>
-          <w:sz w:val="18"/>
+          <w:sz w:val="20"/>
         </w:rPr>
         <w:t xml:space="preserve">• </w:t>
       </w:r>
       <w:r>
+        <w:rPr>
+          <w:sz w:val="20"/>
+        </w:rPr>
         <w:t>Acepte las licencias de NVIDIA JetPack</w:t>
       </w:r>
     </w:p>
     <w:p>
       <w:pPr>
         <w:pStyle w:val="Endure-ChapterBodyText"/>
-        <w:spacing w:before="20" w:after="20"/>
+        <w:spacing w:before="40" w:after="40"/>
         <w:ind w:left="360" w:hanging="216"/>
       </w:pPr>
       <w:r>
         <w:rPr>
-          <w:sz w:val="18"/>
+          <w:sz w:val="20"/>
         </w:rPr>
         <w:t xml:space="preserve">• </w:t>
       </w:r>
       <w:r>
+        <w:rPr>
+          <w:sz w:val="20"/>
+        </w:rPr>
         <w:t xml:space="preserve">El proceso de flash tarda </w:t>
       </w:r>
       <w:r>
         <w:rPr>
           <w:b/>
+          <w:sz w:val="20"/>
         </w:rPr>
         <w:t>15–25 minutos</w:t>
       </w:r>
@@ -1953,8 +2192,12 @@
     <w:p>
       <w:pPr>
         <w:pStyle w:val="Endure-ChapterBodyText"/>
-      </w:pPr>
-      <w:r>
+        <w:spacing w:before="100" w:after="100"/>
+      </w:pPr>
+      <w:r>
+        <w:rPr>
+          <w:sz w:val="20"/>
+        </w:rPr>
         <w:t>Al terminar, el Jetson se reiniciará automáticamente. Retire el USB cuando vea que arranca desde el disco interno.</w:t>
       </w:r>
     </w:p>
@@ -1963,25 +2206,37 @@
         <w:pStyle w:val="Endure-Subhead"/>
         <w:keepNext/>
         <w:spacing w:before="240" w:after="60"/>
-      </w:pPr>
-      <w:r>
+        <w:outlineLvl w:val="1"/>
+      </w:pPr>
+      <w:r>
+        <w:rPr>
+          <w:sz w:val="24"/>
+        </w:rPr>
         <w:t>1.3 Paso 2 — Primer Boot y Wizard OEM</w:t>
       </w:r>
     </w:p>
     <w:p>
       <w:pPr>
         <w:pStyle w:val="Endure-FirstParagraphBodyText"/>
-      </w:pPr>
-      <w:r>
+        <w:spacing w:before="100" w:after="100"/>
+      </w:pPr>
+      <w:r>
+        <w:rPr>
+          <w:sz w:val="20"/>
+        </w:rPr>
         <w:t xml:space="preserve">Cuando el Jetson arranque por primera vez tras el flash, mostrará el </w:t>
       </w:r>
       <w:r>
         <w:rPr>
           <w:b/>
+          <w:sz w:val="20"/>
         </w:rPr>
         <w:t>asistente de configuración inicial</w:t>
       </w:r>
       <w:r>
+        <w:rPr>
+          <w:sz w:val="20"/>
+        </w:rPr>
         <w:t xml:space="preserve"> (oem-config). Necesitará monitor, teclado y mouse para este paso. Es la única vez.</w:t>
       </w:r>
     </w:p>
@@ -1990,10 +2245,11 @@
         <w:pStyle w:val="Endure-Subhead"/>
         <w:keepNext/>
         <w:spacing w:before="160" w:after="60"/>
-      </w:pPr>
-      <w:r>
-        <w:rPr>
-          <w:sz w:val="18"/>
+        <w:outlineLvl w:val="2"/>
+      </w:pPr>
+      <w:r>
+        <w:rPr>
+          <w:sz w:val="22"/>
         </w:rPr>
         <w:t>1.3.1 Configuración durante el wizard</w:t>
       </w:r>
@@ -2001,18 +2257,25 @@
     <w:p>
       <w:pPr>
         <w:pStyle w:val="Endure-FirstParagraphBodyText"/>
-      </w:pPr>
-      <w:r>
+        <w:spacing w:before="100" w:after="100"/>
+      </w:pPr>
+      <w:r>
+        <w:rPr>
+          <w:sz w:val="20"/>
+        </w:rPr>
         <w:t xml:space="preserve">Complete el wizard con los siguientes valores. Algunos son sugeridos — puede cambiarlos si lo prefiere, pero las rutas en este tutorial asumen </w:t>
       </w:r>
       <w:r>
         <w:rPr>
           <w:rFonts w:ascii="Courier New" w:hAnsi="Courier New"/>
-          <w:sz w:val="17"/>
+          <w:sz w:val="16"/>
         </w:rPr>
         <w:t>jetson</w:t>
       </w:r>
       <w:r>
+        <w:rPr>
+          <w:sz w:val="20"/>
+        </w:rPr>
         <w:t xml:space="preserve"> como nombre de usuario:</w:t>
       </w:r>
     </w:p>
@@ -2028,20 +2291,38 @@
         <w:gridCol w:w="2717"/>
       </w:tblGrid>
       <w:tr>
+        <w:trPr>
+          <w:trHeight w:val="453" w:hRule="atLeast"/>
+          <w:tblHeader/>
+        </w:trPr>
         <w:tc>
           <w:tcPr>
             <w:tcW w:type="dxa" w:w="2717"/>
             <w:shd w:val="clear" w:color="auto" w:fill="1A5A6A"/>
+            <w:tcBorders>
+              <w:top w:val="single" w:sz="12" w:color="FFFFFF"/>
+              <w:left w:val="single" w:sz="12" w:color="FFFFFF"/>
+              <w:bottom w:val="single" w:sz="12" w:color="FFFFFF"/>
+              <w:right w:val="single" w:sz="12" w:color="FFFFFF"/>
+            </w:tcBorders>
+            <w:vAlign w:val="center"/>
+            <w:tcMar>
+              <w:top w:w="60" w:type="dxa"/>
+              <w:left w:w="120" w:type="dxa"/>
+              <w:bottom w:w="60" w:type="dxa"/>
+              <w:right w:w="80" w:type="dxa"/>
+            </w:tcMar>
           </w:tcPr>
           <w:p>
             <w:pPr>
+              <w:spacing w:before="0" w:after="0"/>
               <w:jc w:val="center"/>
             </w:pPr>
             <w:r>
               <w:rPr>
                 <w:b/>
                 <w:color w:val="FFFFFF"/>
-                <w:sz w:val="17"/>
+                <w:sz w:val="16"/>
               </w:rPr>
               <w:t>Campo</w:t>
             </w:r>
@@ -2051,16 +2332,30 @@
           <w:tcPr>
             <w:tcW w:type="dxa" w:w="2717"/>
             <w:shd w:val="clear" w:color="auto" w:fill="1A5A6A"/>
+            <w:tcBorders>
+              <w:top w:val="single" w:sz="12" w:color="FFFFFF"/>
+              <w:left w:val="single" w:sz="12" w:color="FFFFFF"/>
+              <w:bottom w:val="single" w:sz="12" w:color="FFFFFF"/>
+              <w:right w:val="single" w:sz="12" w:color="FFFFFF"/>
+            </w:tcBorders>
+            <w:vAlign w:val="center"/>
+            <w:tcMar>
+              <w:top w:w="60" w:type="dxa"/>
+              <w:left w:w="120" w:type="dxa"/>
+              <w:bottom w:w="60" w:type="dxa"/>
+              <w:right w:w="80" w:type="dxa"/>
+            </w:tcMar>
           </w:tcPr>
           <w:p>
             <w:pPr>
+              <w:spacing w:before="0" w:after="0"/>
               <w:jc w:val="center"/>
             </w:pPr>
             <w:r>
               <w:rPr>
                 <w:b/>
                 <w:color w:val="FFFFFF"/>
-                <w:sz w:val="17"/>
+                <w:sz w:val="16"/>
               </w:rPr>
               <w:t>Valor recomendado</w:t>
             </w:r>
@@ -2070,16 +2365,30 @@
           <w:tcPr>
             <w:tcW w:type="dxa" w:w="2717"/>
             <w:shd w:val="clear" w:color="auto" w:fill="1A5A6A"/>
+            <w:tcBorders>
+              <w:top w:val="single" w:sz="12" w:color="FFFFFF"/>
+              <w:left w:val="single" w:sz="12" w:color="FFFFFF"/>
+              <w:bottom w:val="single" w:sz="12" w:color="FFFFFF"/>
+              <w:right w:val="single" w:sz="12" w:color="FFFFFF"/>
+            </w:tcBorders>
+            <w:vAlign w:val="center"/>
+            <w:tcMar>
+              <w:top w:w="60" w:type="dxa"/>
+              <w:left w:w="120" w:type="dxa"/>
+              <w:bottom w:w="60" w:type="dxa"/>
+              <w:right w:w="80" w:type="dxa"/>
+            </w:tcMar>
           </w:tcPr>
           <w:p>
             <w:pPr>
+              <w:spacing w:before="0" w:after="0"/>
               <w:jc w:val="center"/>
             </w:pPr>
             <w:r>
               <w:rPr>
                 <w:b/>
                 <w:color w:val="FFFFFF"/>
-                <w:sz w:val="17"/>
+                <w:sz w:val="16"/>
               </w:rPr>
               <w:t>Por qué</w:t>
             </w:r>
@@ -2087,15 +2396,35 @@
         </w:tc>
       </w:tr>
       <w:tr>
+        <w:trPr>
+          <w:trHeight w:val="283" w:hRule="atLeast"/>
+        </w:trPr>
         <w:tc>
           <w:tcPr>
             <w:tcW w:type="dxa" w:w="2717"/>
-            <w:shd w:val="clear" w:color="auto" w:fill="F8F8F8"/>
+            <w:shd w:val="clear" w:color="auto" w:fill="EAEAEA"/>
+            <w:tcBorders>
+              <w:top w:val="single" w:sz="12" w:color="FFFFFF"/>
+              <w:left w:val="single" w:sz="12" w:color="FFFFFF"/>
+              <w:bottom w:val="single" w:sz="12" w:color="FFFFFF"/>
+              <w:right w:val="single" w:sz="12" w:color="FFFFFF"/>
+            </w:tcBorders>
+            <w:vAlign w:val="center"/>
+            <w:tcMar>
+              <w:top w:w="40" w:type="dxa"/>
+              <w:left w:w="120" w:type="dxa"/>
+              <w:bottom w:w="40" w:type="dxa"/>
+              <w:right w:w="80" w:type="dxa"/>
+            </w:tcMar>
           </w:tcPr>
           <w:p>
-            <w:r>
-              <w:rPr>
-                <w:sz w:val="17"/>
+            <w:pPr>
+              <w:spacing w:before="0" w:after="0"/>
+              <w:jc w:val="center"/>
+            </w:pPr>
+            <w:r>
+              <w:rPr>
+                <w:sz w:val="16"/>
               </w:rPr>
               <w:t>Nombre de usuario</w:t>
             </w:r>
@@ -2104,12 +2433,29 @@
         <w:tc>
           <w:tcPr>
             <w:tcW w:type="dxa" w:w="2717"/>
-            <w:shd w:val="clear" w:color="auto" w:fill="F8F8F8"/>
+            <w:shd w:val="clear" w:color="auto" w:fill="EAEAEA"/>
+            <w:tcBorders>
+              <w:top w:val="single" w:sz="12" w:color="FFFFFF"/>
+              <w:left w:val="single" w:sz="12" w:color="FFFFFF"/>
+              <w:bottom w:val="single" w:sz="12" w:color="FFFFFF"/>
+              <w:right w:val="single" w:sz="12" w:color="FFFFFF"/>
+            </w:tcBorders>
+            <w:vAlign w:val="center"/>
+            <w:tcMar>
+              <w:top w:w="40" w:type="dxa"/>
+              <w:left w:w="120" w:type="dxa"/>
+              <w:bottom w:w="40" w:type="dxa"/>
+              <w:right w:w="80" w:type="dxa"/>
+            </w:tcMar>
           </w:tcPr>
           <w:p>
-            <w:r>
-              <w:rPr>
-                <w:sz w:val="17"/>
+            <w:pPr>
+              <w:spacing w:before="0" w:after="0"/>
+              <w:jc w:val="center"/>
+            </w:pPr>
+            <w:r>
+              <w:rPr>
+                <w:sz w:val="16"/>
               </w:rPr>
               <w:t>jetson</w:t>
             </w:r>
@@ -2118,12 +2464,29 @@
         <w:tc>
           <w:tcPr>
             <w:tcW w:type="dxa" w:w="2717"/>
-            <w:shd w:val="clear" w:color="auto" w:fill="F8F8F8"/>
+            <w:shd w:val="clear" w:color="auto" w:fill="EAEAEA"/>
+            <w:tcBorders>
+              <w:top w:val="single" w:sz="12" w:color="FFFFFF"/>
+              <w:left w:val="single" w:sz="12" w:color="FFFFFF"/>
+              <w:bottom w:val="single" w:sz="12" w:color="FFFFFF"/>
+              <w:right w:val="single" w:sz="12" w:color="FFFFFF"/>
+            </w:tcBorders>
+            <w:vAlign w:val="center"/>
+            <w:tcMar>
+              <w:top w:w="40" w:type="dxa"/>
+              <w:left w:w="120" w:type="dxa"/>
+              <w:bottom w:w="40" w:type="dxa"/>
+              <w:right w:w="80" w:type="dxa"/>
+            </w:tcMar>
           </w:tcPr>
           <w:p>
-            <w:r>
-              <w:rPr>
-                <w:sz w:val="17"/>
+            <w:pPr>
+              <w:spacing w:before="0" w:after="0"/>
+              <w:jc w:val="both"/>
+            </w:pPr>
+            <w:r>
+              <w:rPr>
+                <w:sz w:val="16"/>
               </w:rPr>
               <w:t>Los scripts y rutas del tutorial usan /home/jetson/</w:t>
             </w:r>
@@ -2131,15 +2494,35 @@
         </w:tc>
       </w:tr>
       <w:tr>
+        <w:trPr>
+          <w:trHeight w:val="283" w:hRule="atLeast"/>
+        </w:trPr>
         <w:tc>
           <w:tcPr>
             <w:tcW w:type="dxa" w:w="2717"/>
-            <w:shd w:val="clear" w:color="auto" w:fill="FFFFFF"/>
+            <w:shd w:val="clear" w:color="auto" w:fill="EAEAEA"/>
+            <w:tcBorders>
+              <w:top w:val="single" w:sz="12" w:color="FFFFFF"/>
+              <w:left w:val="single" w:sz="12" w:color="FFFFFF"/>
+              <w:bottom w:val="single" w:sz="12" w:color="FFFFFF"/>
+              <w:right w:val="single" w:sz="12" w:color="FFFFFF"/>
+            </w:tcBorders>
+            <w:vAlign w:val="center"/>
+            <w:tcMar>
+              <w:top w:w="40" w:type="dxa"/>
+              <w:left w:w="120" w:type="dxa"/>
+              <w:bottom w:w="40" w:type="dxa"/>
+              <w:right w:w="80" w:type="dxa"/>
+            </w:tcMar>
           </w:tcPr>
           <w:p>
-            <w:r>
-              <w:rPr>
-                <w:sz w:val="17"/>
+            <w:pPr>
+              <w:spacing w:before="0" w:after="0"/>
+              <w:jc w:val="center"/>
+            </w:pPr>
+            <w:r>
+              <w:rPr>
+                <w:sz w:val="16"/>
               </w:rPr>
               <w:t>Contraseña</w:t>
             </w:r>
@@ -2148,12 +2531,29 @@
         <w:tc>
           <w:tcPr>
             <w:tcW w:type="dxa" w:w="2717"/>
-            <w:shd w:val="clear" w:color="auto" w:fill="FFFFFF"/>
+            <w:shd w:val="clear" w:color="auto" w:fill="EAEAEA"/>
+            <w:tcBorders>
+              <w:top w:val="single" w:sz="12" w:color="FFFFFF"/>
+              <w:left w:val="single" w:sz="12" w:color="FFFFFF"/>
+              <w:bottom w:val="single" w:sz="12" w:color="FFFFFF"/>
+              <w:right w:val="single" w:sz="12" w:color="FFFFFF"/>
+            </w:tcBorders>
+            <w:vAlign w:val="center"/>
+            <w:tcMar>
+              <w:top w:w="40" w:type="dxa"/>
+              <w:left w:w="120" w:type="dxa"/>
+              <w:bottom w:w="40" w:type="dxa"/>
+              <w:right w:w="80" w:type="dxa"/>
+            </w:tcMar>
           </w:tcPr>
           <w:p>
-            <w:r>
-              <w:rPr>
-                <w:sz w:val="17"/>
+            <w:pPr>
+              <w:spacing w:before="0" w:after="0"/>
+              <w:jc w:val="center"/>
+            </w:pPr>
+            <w:r>
+              <w:rPr>
+                <w:sz w:val="16"/>
               </w:rPr>
               <w:t>(la que elija, anótela)</w:t>
             </w:r>
@@ -2162,12 +2562,29 @@
         <w:tc>
           <w:tcPr>
             <w:tcW w:type="dxa" w:w="2717"/>
-            <w:shd w:val="clear" w:color="auto" w:fill="FFFFFF"/>
+            <w:shd w:val="clear" w:color="auto" w:fill="EAEAEA"/>
+            <w:tcBorders>
+              <w:top w:val="single" w:sz="12" w:color="FFFFFF"/>
+              <w:left w:val="single" w:sz="12" w:color="FFFFFF"/>
+              <w:bottom w:val="single" w:sz="12" w:color="FFFFFF"/>
+              <w:right w:val="single" w:sz="12" w:color="FFFFFF"/>
+            </w:tcBorders>
+            <w:vAlign w:val="center"/>
+            <w:tcMar>
+              <w:top w:w="40" w:type="dxa"/>
+              <w:left w:w="120" w:type="dxa"/>
+              <w:bottom w:w="40" w:type="dxa"/>
+              <w:right w:w="80" w:type="dxa"/>
+            </w:tcMar>
           </w:tcPr>
           <w:p>
-            <w:r>
-              <w:rPr>
-                <w:sz w:val="17"/>
+            <w:pPr>
+              <w:spacing w:before="0" w:after="0"/>
+              <w:jc w:val="both"/>
+            </w:pPr>
+            <w:r>
+              <w:rPr>
+                <w:sz w:val="16"/>
               </w:rPr>
               <w:t>Se usará para sudo en todos los pasos siguientes</w:t>
             </w:r>
@@ -2175,15 +2592,35 @@
         </w:tc>
       </w:tr>
       <w:tr>
+        <w:trPr>
+          <w:trHeight w:val="283" w:hRule="atLeast"/>
+        </w:trPr>
         <w:tc>
           <w:tcPr>
             <w:tcW w:type="dxa" w:w="2717"/>
-            <w:shd w:val="clear" w:color="auto" w:fill="F8F8F8"/>
+            <w:shd w:val="clear" w:color="auto" w:fill="EAEAEA"/>
+            <w:tcBorders>
+              <w:top w:val="single" w:sz="12" w:color="FFFFFF"/>
+              <w:left w:val="single" w:sz="12" w:color="FFFFFF"/>
+              <w:bottom w:val="single" w:sz="12" w:color="FFFFFF"/>
+              <w:right w:val="single" w:sz="12" w:color="FFFFFF"/>
+            </w:tcBorders>
+            <w:vAlign w:val="center"/>
+            <w:tcMar>
+              <w:top w:w="40" w:type="dxa"/>
+              <w:left w:w="120" w:type="dxa"/>
+              <w:bottom w:w="40" w:type="dxa"/>
+              <w:right w:w="80" w:type="dxa"/>
+            </w:tcMar>
           </w:tcPr>
           <w:p>
-            <w:r>
-              <w:rPr>
-                <w:sz w:val="17"/>
+            <w:pPr>
+              <w:spacing w:before="0" w:after="0"/>
+              <w:jc w:val="center"/>
+            </w:pPr>
+            <w:r>
+              <w:rPr>
+                <w:sz w:val="16"/>
               </w:rPr>
               <w:t>Nombre de equipo (hostname)</w:t>
             </w:r>
@@ -2192,12 +2629,29 @@
         <w:tc>
           <w:tcPr>
             <w:tcW w:type="dxa" w:w="2717"/>
-            <w:shd w:val="clear" w:color="auto" w:fill="F8F8F8"/>
+            <w:shd w:val="clear" w:color="auto" w:fill="EAEAEA"/>
+            <w:tcBorders>
+              <w:top w:val="single" w:sz="12" w:color="FFFFFF"/>
+              <w:left w:val="single" w:sz="12" w:color="FFFFFF"/>
+              <w:bottom w:val="single" w:sz="12" w:color="FFFFFF"/>
+              <w:right w:val="single" w:sz="12" w:color="FFFFFF"/>
+            </w:tcBorders>
+            <w:vAlign w:val="center"/>
+            <w:tcMar>
+              <w:top w:w="40" w:type="dxa"/>
+              <w:left w:w="120" w:type="dxa"/>
+              <w:bottom w:w="40" w:type="dxa"/>
+              <w:right w:w="80" w:type="dxa"/>
+            </w:tcMar>
           </w:tcPr>
           <w:p>
-            <w:r>
-              <w:rPr>
-                <w:sz w:val="17"/>
+            <w:pPr>
+              <w:spacing w:before="0" w:after="0"/>
+              <w:jc w:val="center"/>
+            </w:pPr>
+            <w:r>
+              <w:rPr>
+                <w:sz w:val="16"/>
               </w:rPr>
               <w:t>jetson-orin</w:t>
             </w:r>
@@ -2206,12 +2660,29 @@
         <w:tc>
           <w:tcPr>
             <w:tcW w:type="dxa" w:w="2717"/>
-            <w:shd w:val="clear" w:color="auto" w:fill="F8F8F8"/>
+            <w:shd w:val="clear" w:color="auto" w:fill="EAEAEA"/>
+            <w:tcBorders>
+              <w:top w:val="single" w:sz="12" w:color="FFFFFF"/>
+              <w:left w:val="single" w:sz="12" w:color="FFFFFF"/>
+              <w:bottom w:val="single" w:sz="12" w:color="FFFFFF"/>
+              <w:right w:val="single" w:sz="12" w:color="FFFFFF"/>
+            </w:tcBorders>
+            <w:vAlign w:val="center"/>
+            <w:tcMar>
+              <w:top w:w="40" w:type="dxa"/>
+              <w:left w:w="120" w:type="dxa"/>
+              <w:bottom w:w="40" w:type="dxa"/>
+              <w:right w:w="80" w:type="dxa"/>
+            </w:tcMar>
           </w:tcPr>
           <w:p>
-            <w:r>
-              <w:rPr>
-                <w:sz w:val="17"/>
+            <w:pPr>
+              <w:spacing w:before="0" w:after="0"/>
+              <w:jc w:val="both"/>
+            </w:pPr>
+            <w:r>
+              <w:rPr>
+                <w:sz w:val="16"/>
               </w:rPr>
               <w:t>Para identificación en la red y en SSH config</w:t>
             </w:r>
@@ -2219,15 +2690,35 @@
         </w:tc>
       </w:tr>
       <w:tr>
+        <w:trPr>
+          <w:trHeight w:val="283" w:hRule="atLeast"/>
+        </w:trPr>
         <w:tc>
           <w:tcPr>
             <w:tcW w:type="dxa" w:w="2717"/>
-            <w:shd w:val="clear" w:color="auto" w:fill="FFFFFF"/>
+            <w:shd w:val="clear" w:color="auto" w:fill="EAEAEA"/>
+            <w:tcBorders>
+              <w:top w:val="single" w:sz="12" w:color="FFFFFF"/>
+              <w:left w:val="single" w:sz="12" w:color="FFFFFF"/>
+              <w:bottom w:val="single" w:sz="12" w:color="FFFFFF"/>
+              <w:right w:val="single" w:sz="12" w:color="FFFFFF"/>
+            </w:tcBorders>
+            <w:vAlign w:val="center"/>
+            <w:tcMar>
+              <w:top w:w="40" w:type="dxa"/>
+              <w:left w:w="120" w:type="dxa"/>
+              <w:bottom w:w="40" w:type="dxa"/>
+              <w:right w:w="80" w:type="dxa"/>
+            </w:tcMar>
           </w:tcPr>
           <w:p>
-            <w:r>
-              <w:rPr>
-                <w:sz w:val="17"/>
+            <w:pPr>
+              <w:spacing w:before="0" w:after="0"/>
+              <w:jc w:val="center"/>
+            </w:pPr>
+            <w:r>
+              <w:rPr>
+                <w:sz w:val="16"/>
               </w:rPr>
               <w:t>Zona horaria</w:t>
             </w:r>
@@ -2236,12 +2727,29 @@
         <w:tc>
           <w:tcPr>
             <w:tcW w:type="dxa" w:w="2717"/>
-            <w:shd w:val="clear" w:color="auto" w:fill="FFFFFF"/>
+            <w:shd w:val="clear" w:color="auto" w:fill="EAEAEA"/>
+            <w:tcBorders>
+              <w:top w:val="single" w:sz="12" w:color="FFFFFF"/>
+              <w:left w:val="single" w:sz="12" w:color="FFFFFF"/>
+              <w:bottom w:val="single" w:sz="12" w:color="FFFFFF"/>
+              <w:right w:val="single" w:sz="12" w:color="FFFFFF"/>
+            </w:tcBorders>
+            <w:vAlign w:val="center"/>
+            <w:tcMar>
+              <w:top w:w="40" w:type="dxa"/>
+              <w:left w:w="120" w:type="dxa"/>
+              <w:bottom w:w="40" w:type="dxa"/>
+              <w:right w:w="80" w:type="dxa"/>
+            </w:tcMar>
           </w:tcPr>
           <w:p>
-            <w:r>
-              <w:rPr>
-                <w:sz w:val="17"/>
+            <w:pPr>
+              <w:spacing w:before="0" w:after="0"/>
+              <w:jc w:val="center"/>
+            </w:pPr>
+            <w:r>
+              <w:rPr>
+                <w:sz w:val="16"/>
               </w:rPr>
               <w:t>La suya</w:t>
             </w:r>
@@ -2250,12 +2758,29 @@
         <w:tc>
           <w:tcPr>
             <w:tcW w:type="dxa" w:w="2717"/>
-            <w:shd w:val="clear" w:color="auto" w:fill="FFFFFF"/>
+            <w:shd w:val="clear" w:color="auto" w:fill="EAEAEA"/>
+            <w:tcBorders>
+              <w:top w:val="single" w:sz="12" w:color="FFFFFF"/>
+              <w:left w:val="single" w:sz="12" w:color="FFFFFF"/>
+              <w:bottom w:val="single" w:sz="12" w:color="FFFFFF"/>
+              <w:right w:val="single" w:sz="12" w:color="FFFFFF"/>
+            </w:tcBorders>
+            <w:vAlign w:val="center"/>
+            <w:tcMar>
+              <w:top w:w="40" w:type="dxa"/>
+              <w:left w:w="120" w:type="dxa"/>
+              <w:bottom w:w="40" w:type="dxa"/>
+              <w:right w:w="80" w:type="dxa"/>
+            </w:tcMar>
           </w:tcPr>
           <w:p>
-            <w:r>
-              <w:rPr>
-                <w:sz w:val="17"/>
+            <w:pPr>
+              <w:spacing w:before="0" w:after="0"/>
+              <w:jc w:val="both"/>
+            </w:pPr>
+            <w:r>
+              <w:rPr>
+                <w:sz w:val="16"/>
               </w:rPr>
               <w:t>Necesario para logs con timestamp correcto</w:t>
             </w:r>
@@ -2263,15 +2788,35 @@
         </w:tc>
       </w:tr>
       <w:tr>
+        <w:trPr>
+          <w:trHeight w:val="283" w:hRule="atLeast"/>
+        </w:trPr>
         <w:tc>
           <w:tcPr>
             <w:tcW w:type="dxa" w:w="2717"/>
-            <w:shd w:val="clear" w:color="auto" w:fill="F8F8F8"/>
+            <w:shd w:val="clear" w:color="auto" w:fill="EAEAEA"/>
+            <w:tcBorders>
+              <w:top w:val="single" w:sz="12" w:color="FFFFFF"/>
+              <w:left w:val="single" w:sz="12" w:color="FFFFFF"/>
+              <w:bottom w:val="single" w:sz="12" w:color="FFFFFF"/>
+              <w:right w:val="single" w:sz="12" w:color="FFFFFF"/>
+            </w:tcBorders>
+            <w:vAlign w:val="center"/>
+            <w:tcMar>
+              <w:top w:w="40" w:type="dxa"/>
+              <w:left w:w="120" w:type="dxa"/>
+              <w:bottom w:w="40" w:type="dxa"/>
+              <w:right w:w="80" w:type="dxa"/>
+            </w:tcMar>
           </w:tcPr>
           <w:p>
-            <w:r>
-              <w:rPr>
-                <w:sz w:val="17"/>
+            <w:pPr>
+              <w:spacing w:before="0" w:after="0"/>
+              <w:jc w:val="center"/>
+            </w:pPr>
+            <w:r>
+              <w:rPr>
+                <w:sz w:val="16"/>
               </w:rPr>
               <w:t>Teclado</w:t>
             </w:r>
@@ -2280,12 +2825,29 @@
         <w:tc>
           <w:tcPr>
             <w:tcW w:type="dxa" w:w="2717"/>
-            <w:shd w:val="clear" w:color="auto" w:fill="F8F8F8"/>
+            <w:shd w:val="clear" w:color="auto" w:fill="EAEAEA"/>
+            <w:tcBorders>
+              <w:top w:val="single" w:sz="12" w:color="FFFFFF"/>
+              <w:left w:val="single" w:sz="12" w:color="FFFFFF"/>
+              <w:bottom w:val="single" w:sz="12" w:color="FFFFFF"/>
+              <w:right w:val="single" w:sz="12" w:color="FFFFFF"/>
+            </w:tcBorders>
+            <w:vAlign w:val="center"/>
+            <w:tcMar>
+              <w:top w:w="40" w:type="dxa"/>
+              <w:left w:w="120" w:type="dxa"/>
+              <w:bottom w:w="40" w:type="dxa"/>
+              <w:right w:w="80" w:type="dxa"/>
+            </w:tcMar>
           </w:tcPr>
           <w:p>
-            <w:r>
-              <w:rPr>
-                <w:sz w:val="17"/>
+            <w:pPr>
+              <w:spacing w:before="0" w:after="0"/>
+              <w:jc w:val="center"/>
+            </w:pPr>
+            <w:r>
+              <w:rPr>
+                <w:sz w:val="16"/>
               </w:rPr>
               <w:t>El suyo</w:t>
             </w:r>
@@ -2294,12 +2856,29 @@
         <w:tc>
           <w:tcPr>
             <w:tcW w:type="dxa" w:w="2717"/>
-            <w:shd w:val="clear" w:color="auto" w:fill="F8F8F8"/>
+            <w:shd w:val="clear" w:color="auto" w:fill="EAEAEA"/>
+            <w:tcBorders>
+              <w:top w:val="single" w:sz="12" w:color="FFFFFF"/>
+              <w:left w:val="single" w:sz="12" w:color="FFFFFF"/>
+              <w:bottom w:val="single" w:sz="12" w:color="FFFFFF"/>
+              <w:right w:val="single" w:sz="12" w:color="FFFFFF"/>
+            </w:tcBorders>
+            <w:vAlign w:val="center"/>
+            <w:tcMar>
+              <w:top w:w="40" w:type="dxa"/>
+              <w:left w:w="120" w:type="dxa"/>
+              <w:bottom w:w="40" w:type="dxa"/>
+              <w:right w:w="80" w:type="dxa"/>
+            </w:tcMar>
           </w:tcPr>
           <w:p>
-            <w:r>
-              <w:rPr>
-                <w:sz w:val="17"/>
+            <w:pPr>
+              <w:spacing w:before="0" w:after="0"/>
+              <w:jc w:val="both"/>
+            </w:pPr>
+            <w:r>
+              <w:rPr>
+                <w:sz w:val="16"/>
               </w:rPr>
               <w:t>Importante para no tener errores al escribir contraseñas</w:t>
             </w:r>
@@ -2307,15 +2886,35 @@
         </w:tc>
       </w:tr>
       <w:tr>
+        <w:trPr>
+          <w:trHeight w:val="283" w:hRule="atLeast"/>
+        </w:trPr>
         <w:tc>
           <w:tcPr>
             <w:tcW w:type="dxa" w:w="2717"/>
-            <w:shd w:val="clear" w:color="auto" w:fill="FFFFFF"/>
+            <w:shd w:val="clear" w:color="auto" w:fill="EAEAEA"/>
+            <w:tcBorders>
+              <w:top w:val="single" w:sz="12" w:color="FFFFFF"/>
+              <w:left w:val="single" w:sz="12" w:color="FFFFFF"/>
+              <w:bottom w:val="single" w:sz="12" w:color="FFFFFF"/>
+              <w:right w:val="single" w:sz="12" w:color="FFFFFF"/>
+            </w:tcBorders>
+            <w:vAlign w:val="center"/>
+            <w:tcMar>
+              <w:top w:w="40" w:type="dxa"/>
+              <w:left w:w="120" w:type="dxa"/>
+              <w:bottom w:w="40" w:type="dxa"/>
+              <w:right w:w="80" w:type="dxa"/>
+            </w:tcMar>
           </w:tcPr>
           <w:p>
-            <w:r>
-              <w:rPr>
-                <w:sz w:val="17"/>
+            <w:pPr>
+              <w:spacing w:before="0" w:after="0"/>
+              <w:jc w:val="center"/>
+            </w:pPr>
+            <w:r>
+              <w:rPr>
+                <w:sz w:val="16"/>
               </w:rPr>
               <w:t>Licencias NVIDIA</w:t>
             </w:r>
@@ -2324,12 +2923,29 @@
         <w:tc>
           <w:tcPr>
             <w:tcW w:type="dxa" w:w="2717"/>
-            <w:shd w:val="clear" w:color="auto" w:fill="FFFFFF"/>
+            <w:shd w:val="clear" w:color="auto" w:fill="EAEAEA"/>
+            <w:tcBorders>
+              <w:top w:val="single" w:sz="12" w:color="FFFFFF"/>
+              <w:left w:val="single" w:sz="12" w:color="FFFFFF"/>
+              <w:bottom w:val="single" w:sz="12" w:color="FFFFFF"/>
+              <w:right w:val="single" w:sz="12" w:color="FFFFFF"/>
+            </w:tcBorders>
+            <w:vAlign w:val="center"/>
+            <w:tcMar>
+              <w:top w:w="40" w:type="dxa"/>
+              <w:left w:w="120" w:type="dxa"/>
+              <w:bottom w:w="40" w:type="dxa"/>
+              <w:right w:w="80" w:type="dxa"/>
+            </w:tcMar>
           </w:tcPr>
           <w:p>
-            <w:r>
-              <w:rPr>
-                <w:sz w:val="17"/>
+            <w:pPr>
+              <w:spacing w:before="0" w:after="0"/>
+              <w:jc w:val="center"/>
+            </w:pPr>
+            <w:r>
+              <w:rPr>
+                <w:sz w:val="16"/>
               </w:rPr>
               <w:t>Aceptar</w:t>
             </w:r>
@@ -2338,12 +2954,29 @@
         <w:tc>
           <w:tcPr>
             <w:tcW w:type="dxa" w:w="2717"/>
-            <w:shd w:val="clear" w:color="auto" w:fill="FFFFFF"/>
+            <w:shd w:val="clear" w:color="auto" w:fill="EAEAEA"/>
+            <w:tcBorders>
+              <w:top w:val="single" w:sz="12" w:color="FFFFFF"/>
+              <w:left w:val="single" w:sz="12" w:color="FFFFFF"/>
+              <w:bottom w:val="single" w:sz="12" w:color="FFFFFF"/>
+              <w:right w:val="single" w:sz="12" w:color="FFFFFF"/>
+            </w:tcBorders>
+            <w:vAlign w:val="center"/>
+            <w:tcMar>
+              <w:top w:w="40" w:type="dxa"/>
+              <w:left w:w="120" w:type="dxa"/>
+              <w:bottom w:w="40" w:type="dxa"/>
+              <w:right w:w="80" w:type="dxa"/>
+            </w:tcMar>
           </w:tcPr>
           <w:p>
-            <w:r>
-              <w:rPr>
-                <w:sz w:val="17"/>
+            <w:pPr>
+              <w:spacing w:before="0" w:after="0"/>
+              <w:jc w:val="both"/>
+            </w:pPr>
+            <w:r>
+              <w:rPr>
+                <w:sz w:val="16"/>
               </w:rPr>
               <w:t>Requerido para usar CUDA y TensorRT</w:t>
             </w:r>
@@ -2359,18 +2992,25 @@
     <w:p>
       <w:pPr>
         <w:pStyle w:val="Endure-ChapterBodyText"/>
-      </w:pPr>
-      <w:r>
+        <w:spacing w:before="100" w:after="100"/>
+      </w:pPr>
+      <w:r>
+        <w:rPr>
+          <w:sz w:val="20"/>
+        </w:rPr>
         <w:t xml:space="preserve">Cuando el wizard termine, verá el escritorio de Ubuntu 24.04. Abra una terminal con </w:t>
       </w:r>
       <w:r>
         <w:rPr>
           <w:rFonts w:ascii="Courier New" w:hAnsi="Courier New"/>
-          <w:sz w:val="17"/>
+          <w:sz w:val="16"/>
         </w:rPr>
         <w:t>Ctrl+Alt+T</w:t>
       </w:r>
       <w:r>
+        <w:rPr>
+          <w:sz w:val="20"/>
+        </w:rPr>
         <w:t>.</w:t>
       </w:r>
     </w:p>
@@ -2379,10 +3019,11 @@
         <w:pStyle w:val="Endure-Subhead"/>
         <w:keepNext/>
         <w:spacing w:before="160" w:after="60"/>
-      </w:pPr>
-      <w:r>
-        <w:rPr>
-          <w:sz w:val="18"/>
+        <w:outlineLvl w:val="2"/>
+      </w:pPr>
+      <w:r>
+        <w:rPr>
+          <w:sz w:val="22"/>
         </w:rPr>
         <w:t>1.3.2 Verificación inmediata del sistema</w:t>
       </w:r>
@@ -2390,8 +3031,12 @@
     <w:p>
       <w:pPr>
         <w:pStyle w:val="Endure-FirstParagraphBodyText"/>
-      </w:pPr>
-      <w:r>
+        <w:spacing w:before="100" w:after="100"/>
+      </w:pPr>
+      <w:r>
+        <w:rPr>
+          <w:sz w:val="20"/>
+        </w:rPr>
         <w:t>Lo primero que debe hacer tras el wizard es confirmar que JetPack 7.2 se instaló correctamente:</w:t>
       </w:r>
     </w:p>
@@ -2408,7 +3053,7 @@
         <w:tc>
           <w:tcPr>
             <w:tcW w:type="dxa" w:w="8152"/>
-            <w:shd w:val="clear" w:color="auto" w:fill="F2F2F2"/>
+            <w:shd w:val="clear" w:color="auto" w:fill="EAEAEA"/>
             <w:tcBorders>
               <w:left w:val="thick" w:sz="24" w:color="1A5A6A"/>
             </w:tcBorders>
@@ -2462,6 +3107,7 @@
             <w:r>
               <w:rPr>
                 <w:rFonts w:ascii="Courier New" w:hAnsi="Courier New"/>
+                <w:i/>
                 <w:color w:val="555555"/>
                 <w:sz w:val="16"/>
               </w:rPr>
@@ -2505,7 +3151,7 @@
         <w:tc>
           <w:tcPr>
             <w:tcW w:type="dxa" w:w="8152"/>
-            <w:shd w:val="clear" w:color="auto" w:fill="F2F2F2"/>
+            <w:shd w:val="clear" w:color="auto" w:fill="EAEAEA"/>
             <w:tcBorders>
               <w:left w:val="thick" w:sz="24" w:color="1A5A6A"/>
             </w:tcBorders>
@@ -2543,7 +3189,7 @@
             <w:r>
               <w:rPr>
                 <w:rFonts w:ascii="Courier New" w:hAnsi="Courier New"/>
-                <w:color w:val="555555"/>
+                <w:color w:val="1A1A1A"/>
                 <w:sz w:val="16"/>
               </w:rPr>
               <w:t>NAME="Ubuntu"</w:t>
@@ -2559,7 +3205,7 @@
             <w:r>
               <w:rPr>
                 <w:rFonts w:ascii="Courier New" w:hAnsi="Courier New"/>
-                <w:color w:val="555555"/>
+                <w:color w:val="1A1A1A"/>
                 <w:sz w:val="16"/>
               </w:rPr>
               <w:t>VERSION="24.04.4 LTS (Noble Numbat)"</w:t>
@@ -2575,6 +3221,7 @@
             <w:r>
               <w:rPr>
                 <w:rFonts w:ascii="Courier New" w:hAnsi="Courier New"/>
+                <w:i/>
                 <w:color w:val="555555"/>
                 <w:sz w:val="16"/>
               </w:rPr>
@@ -2619,7 +3266,7 @@
         <w:tc>
           <w:tcPr>
             <w:tcW w:type="dxa" w:w="8152"/>
-            <w:shd w:val="clear" w:color="auto" w:fill="F2F2F2"/>
+            <w:shd w:val="clear" w:color="auto" w:fill="EAEAEA"/>
             <w:tcBorders>
               <w:left w:val="thick" w:sz="24" w:color="1A5A6A"/>
             </w:tcBorders>
@@ -2676,26 +3323,37 @@
         <w:pStyle w:val="Endure-Subhead"/>
         <w:keepNext/>
         <w:spacing w:before="240" w:after="60"/>
-      </w:pPr>
-      <w:r>
+        <w:outlineLvl w:val="1"/>
+      </w:pPr>
+      <w:r>
+        <w:rPr>
+          <w:sz w:val="24"/>
+        </w:rPr>
         <w:t>1.4 Paso 3 — Configuración Base del Sistema</w:t>
       </w:r>
     </w:p>
     <w:p>
       <w:pPr>
         <w:pStyle w:val="Endure-FirstParagraphBodyText"/>
-      </w:pPr>
-      <w:r>
+        <w:spacing w:before="100" w:after="100"/>
+      </w:pPr>
+      <w:r>
+        <w:rPr>
+          <w:sz w:val="20"/>
+        </w:rPr>
         <w:t xml:space="preserve">Este paso configura el sistema operativo Ubuntu 24.04 para uso con el Jetson: actualización, herramientas esenciales, </w:t>
       </w:r>
       <w:r>
         <w:rPr>
           <w:rFonts w:ascii="Courier New" w:hAnsi="Courier New"/>
-          <w:sz w:val="17"/>
+          <w:sz w:val="16"/>
         </w:rPr>
         <w:t>jtop</w:t>
       </w:r>
       <w:r>
+        <w:rPr>
+          <w:sz w:val="20"/>
+        </w:rPr>
         <w:t xml:space="preserve"> (el monitor especializado del Jetson), hostname y path de CUDA.</w:t>
       </w:r>
     </w:p>
@@ -2704,10 +3362,11 @@
         <w:pStyle w:val="Endure-Subhead"/>
         <w:keepNext/>
         <w:spacing w:before="160" w:after="60"/>
-      </w:pPr>
-      <w:r>
-        <w:rPr>
-          <w:sz w:val="18"/>
+        <w:outlineLvl w:val="2"/>
+      </w:pPr>
+      <w:r>
+        <w:rPr>
+          <w:sz w:val="22"/>
         </w:rPr>
         <w:t>1.4.1 Actualización del sistema</w:t>
       </w:r>
@@ -2725,7 +3384,7 @@
         <w:tc>
           <w:tcPr>
             <w:tcW w:type="dxa" w:w="8152"/>
-            <w:shd w:val="clear" w:color="auto" w:fill="F2F2F2"/>
+            <w:shd w:val="clear" w:color="auto" w:fill="EAEAEA"/>
             <w:tcBorders>
               <w:left w:val="thick" w:sz="24" w:color="1A5A6A"/>
             </w:tcBorders>
@@ -2806,7 +3465,7 @@
         <w:tc>
           <w:tcPr>
             <w:tcW w:type="dxa" w:w="8152"/>
-            <w:shd w:val="clear" w:color="auto" w:fill="F2F2F2"/>
+            <w:shd w:val="clear" w:color="auto" w:fill="EAEAEA"/>
             <w:tcBorders>
               <w:left w:val="thick" w:sz="24" w:color="1A5A6A"/>
             </w:tcBorders>
@@ -2844,6 +3503,7 @@
             <w:r>
               <w:rPr>
                 <w:rFonts w:ascii="Courier New" w:hAnsi="Courier New"/>
+                <w:i/>
                 <w:color w:val="555555"/>
                 <w:sz w:val="16"/>
               </w:rPr>
@@ -2860,6 +3520,7 @@
             <w:r>
               <w:rPr>
                 <w:rFonts w:ascii="Courier New" w:hAnsi="Courier New"/>
+                <w:i/>
                 <w:color w:val="555555"/>
                 <w:sz w:val="16"/>
               </w:rPr>
@@ -2876,6 +3537,7 @@
             <w:r>
               <w:rPr>
                 <w:rFonts w:ascii="Courier New" w:hAnsi="Courier New"/>
+                <w:i/>
                 <w:color w:val="555555"/>
                 <w:sz w:val="16"/>
               </w:rPr>
@@ -2893,14 +3555,19 @@
     <w:p>
       <w:pPr>
         <w:pStyle w:val="Endure-ChapterBodyText"/>
+        <w:spacing w:before="100" w:after="100"/>
       </w:pPr>
       <w:r>
         <w:rPr>
           <w:b/>
+          <w:sz w:val="20"/>
         </w:rPr>
         <w:t>Tiempo estimado:</w:t>
       </w:r>
       <w:r>
+        <w:rPr>
+          <w:sz w:val="20"/>
+        </w:rPr>
         <w:t xml:space="preserve"> 5–15 minutos dependiendo de la velocidad de internet.</w:t>
       </w:r>
     </w:p>
@@ -2950,7 +3617,7 @@
             <w:r>
               <w:rPr>
                 <w:rFonts w:ascii="Courier New" w:hAnsi="Courier New"/>
-                <w:sz w:val="17"/>
+                <w:sz w:val="16"/>
               </w:rPr>
               <w:t>sudo apt dist-upgrade</w:t>
             </w:r>
@@ -2960,7 +3627,7 @@
             <w:r>
               <w:rPr>
                 <w:rFonts w:ascii="Courier New" w:hAnsi="Courier New"/>
-                <w:sz w:val="17"/>
+                <w:sz w:val="16"/>
               </w:rPr>
               <w:t>sudo apt full-upgrade</w:t>
             </w:r>
@@ -2970,7 +3637,7 @@
             <w:r>
               <w:rPr>
                 <w:rFonts w:ascii="Courier New" w:hAnsi="Courier New"/>
-                <w:sz w:val="17"/>
+                <w:sz w:val="16"/>
               </w:rPr>
               <w:t>sudo apt upgrade -y</w:t>
             </w:r>
@@ -2991,10 +3658,11 @@
         <w:pStyle w:val="Endure-Subhead"/>
         <w:keepNext/>
         <w:spacing w:before="160" w:after="60"/>
-      </w:pPr>
-      <w:r>
-        <w:rPr>
-          <w:sz w:val="18"/>
+        <w:outlineLvl w:val="2"/>
+      </w:pPr>
+      <w:r>
+        <w:rPr>
+          <w:sz w:val="22"/>
         </w:rPr>
         <w:t>1.4.2 Instalar herramientas esenciales</w:t>
       </w:r>
@@ -3012,7 +3680,7 @@
         <w:tc>
           <w:tcPr>
             <w:tcW w:type="dxa" w:w="8152"/>
-            <w:shd w:val="clear" w:color="auto" w:fill="F2F2F2"/>
+            <w:shd w:val="clear" w:color="auto" w:fill="EAEAEA"/>
             <w:tcBorders>
               <w:left w:val="thick" w:sz="24" w:color="1A5A6A"/>
             </w:tcBorders>
@@ -3066,6 +3734,7 @@
             <w:r>
               <w:rPr>
                 <w:rFonts w:ascii="Courier New" w:hAnsi="Courier New"/>
+                <w:i/>
                 <w:color w:val="555555"/>
                 <w:sz w:val="16"/>
               </w:rPr>
@@ -3098,6 +3767,7 @@
             <w:r>
               <w:rPr>
                 <w:rFonts w:ascii="Courier New" w:hAnsi="Courier New"/>
+                <w:i/>
                 <w:color w:val="555555"/>
                 <w:sz w:val="16"/>
               </w:rPr>
@@ -3130,6 +3800,7 @@
             <w:r>
               <w:rPr>
                 <w:rFonts w:ascii="Courier New" w:hAnsi="Courier New"/>
+                <w:i/>
                 <w:color w:val="555555"/>
                 <w:sz w:val="16"/>
               </w:rPr>
@@ -3162,6 +3833,7 @@
             <w:r>
               <w:rPr>
                 <w:rFonts w:ascii="Courier New" w:hAnsi="Courier New"/>
+                <w:i/>
                 <w:color w:val="555555"/>
                 <w:sz w:val="16"/>
               </w:rPr>
@@ -3205,7 +3877,7 @@
         <w:tc>
           <w:tcPr>
             <w:tcW w:type="dxa" w:w="8152"/>
-            <w:shd w:val="clear" w:color="auto" w:fill="F2F2F2"/>
+            <w:shd w:val="clear" w:color="auto" w:fill="EAEAEA"/>
             <w:tcBorders>
               <w:left w:val="thick" w:sz="24" w:color="1A5A6A"/>
             </w:tcBorders>
@@ -3243,6 +3915,7 @@
             <w:r>
               <w:rPr>
                 <w:rFonts w:ascii="Courier New" w:hAnsi="Courier New"/>
+                <w:i/>
                 <w:color w:val="555555"/>
                 <w:sz w:val="16"/>
               </w:rPr>
@@ -3259,6 +3932,7 @@
             <w:r>
               <w:rPr>
                 <w:rFonts w:ascii="Courier New" w:hAnsi="Courier New"/>
+                <w:i/>
                 <w:color w:val="555555"/>
                 <w:sz w:val="16"/>
               </w:rPr>
@@ -3275,6 +3949,7 @@
             <w:r>
               <w:rPr>
                 <w:rFonts w:ascii="Courier New" w:hAnsi="Courier New"/>
+                <w:i/>
                 <w:color w:val="555555"/>
                 <w:sz w:val="16"/>
               </w:rPr>
@@ -3291,6 +3966,7 @@
             <w:r>
               <w:rPr>
                 <w:rFonts w:ascii="Courier New" w:hAnsi="Courier New"/>
+                <w:i/>
                 <w:color w:val="555555"/>
                 <w:sz w:val="16"/>
               </w:rPr>
@@ -3308,24 +3984,31 @@
     <w:p>
       <w:pPr>
         <w:pStyle w:val="Endure-ChapterBodyText"/>
+        <w:spacing w:before="100" w:after="100"/>
       </w:pPr>
       <w:r>
         <w:rPr>
           <w:b/>
+          <w:sz w:val="20"/>
         </w:rPr>
         <w:t>Tiempo estimado:</w:t>
       </w:r>
       <w:r>
+        <w:rPr>
+          <w:sz w:val="20"/>
+        </w:rPr>
         <w:t xml:space="preserve"> 3–5 minutos.</w:t>
       </w:r>
     </w:p>
     <w:p>
       <w:pPr>
         <w:pStyle w:val="Endure-ChapterBodyText"/>
+        <w:spacing w:before="100" w:after="100"/>
       </w:pPr>
       <w:r>
         <w:rPr>
           <w:b/>
+          <w:sz w:val="20"/>
         </w:rPr>
         <w:t>Por qué cada grupo de paquetes:</w:t>
       </w:r>
@@ -3341,20 +4024,38 @@
         <w:gridCol w:w="4076"/>
       </w:tblGrid>
       <w:tr>
+        <w:trPr>
+          <w:trHeight w:val="453" w:hRule="atLeast"/>
+          <w:tblHeader/>
+        </w:trPr>
         <w:tc>
           <w:tcPr>
             <w:tcW w:type="dxa" w:w="4076"/>
             <w:shd w:val="clear" w:color="auto" w:fill="1A5A6A"/>
+            <w:tcBorders>
+              <w:top w:val="single" w:sz="12" w:color="FFFFFF"/>
+              <w:left w:val="single" w:sz="12" w:color="FFFFFF"/>
+              <w:bottom w:val="single" w:sz="12" w:color="FFFFFF"/>
+              <w:right w:val="single" w:sz="12" w:color="FFFFFF"/>
+            </w:tcBorders>
+            <w:vAlign w:val="center"/>
+            <w:tcMar>
+              <w:top w:w="60" w:type="dxa"/>
+              <w:left w:w="120" w:type="dxa"/>
+              <w:bottom w:w="60" w:type="dxa"/>
+              <w:right w:w="80" w:type="dxa"/>
+            </w:tcMar>
           </w:tcPr>
           <w:p>
             <w:pPr>
+              <w:spacing w:before="0" w:after="0"/>
               <w:jc w:val="center"/>
             </w:pPr>
             <w:r>
               <w:rPr>
                 <w:b/>
                 <w:color w:val="FFFFFF"/>
-                <w:sz w:val="17"/>
+                <w:sz w:val="16"/>
               </w:rPr>
               <w:t>Paquetes</w:t>
             </w:r>
@@ -3364,16 +4065,30 @@
           <w:tcPr>
             <w:tcW w:type="dxa" w:w="4076"/>
             <w:shd w:val="clear" w:color="auto" w:fill="1A5A6A"/>
+            <w:tcBorders>
+              <w:top w:val="single" w:sz="12" w:color="FFFFFF"/>
+              <w:left w:val="single" w:sz="12" w:color="FFFFFF"/>
+              <w:bottom w:val="single" w:sz="12" w:color="FFFFFF"/>
+              <w:right w:val="single" w:sz="12" w:color="FFFFFF"/>
+            </w:tcBorders>
+            <w:vAlign w:val="center"/>
+            <w:tcMar>
+              <w:top w:w="60" w:type="dxa"/>
+              <w:left w:w="120" w:type="dxa"/>
+              <w:bottom w:w="60" w:type="dxa"/>
+              <w:right w:w="80" w:type="dxa"/>
+            </w:tcMar>
           </w:tcPr>
           <w:p>
             <w:pPr>
+              <w:spacing w:before="0" w:after="0"/>
               <w:jc w:val="center"/>
             </w:pPr>
             <w:r>
               <w:rPr>
                 <w:b/>
                 <w:color w:val="FFFFFF"/>
-                <w:sz w:val="17"/>
+                <w:sz w:val="16"/>
               </w:rPr>
               <w:t>Para qué</w:t>
             </w:r>
@@ -3381,15 +4096,35 @@
         </w:tc>
       </w:tr>
       <w:tr>
+        <w:trPr>
+          <w:trHeight w:val="283" w:hRule="atLeast"/>
+        </w:trPr>
         <w:tc>
           <w:tcPr>
             <w:tcW w:type="dxa" w:w="4076"/>
-            <w:shd w:val="clear" w:color="auto" w:fill="F8F8F8"/>
+            <w:shd w:val="clear" w:color="auto" w:fill="EAEAEA"/>
+            <w:tcBorders>
+              <w:top w:val="single" w:sz="12" w:color="FFFFFF"/>
+              <w:left w:val="single" w:sz="12" w:color="FFFFFF"/>
+              <w:bottom w:val="single" w:sz="12" w:color="FFFFFF"/>
+              <w:right w:val="single" w:sz="12" w:color="FFFFFF"/>
+            </w:tcBorders>
+            <w:vAlign w:val="center"/>
+            <w:tcMar>
+              <w:top w:w="40" w:type="dxa"/>
+              <w:left w:w="120" w:type="dxa"/>
+              <w:bottom w:w="40" w:type="dxa"/>
+              <w:right w:w="80" w:type="dxa"/>
+            </w:tcMar>
           </w:tcPr>
           <w:p>
-            <w:r>
-              <w:rPr>
-                <w:sz w:val="17"/>
+            <w:pPr>
+              <w:spacing w:before="0" w:after="0"/>
+              <w:jc w:val="center"/>
+            </w:pPr>
+            <w:r>
+              <w:rPr>
+                <w:sz w:val="16"/>
               </w:rPr>
               <w:t>net-tools curl wget</w:t>
             </w:r>
@@ -3398,12 +4133,29 @@
         <w:tc>
           <w:tcPr>
             <w:tcW w:type="dxa" w:w="4076"/>
-            <w:shd w:val="clear" w:color="auto" w:fill="F8F8F8"/>
+            <w:shd w:val="clear" w:color="auto" w:fill="EAEAEA"/>
+            <w:tcBorders>
+              <w:top w:val="single" w:sz="12" w:color="FFFFFF"/>
+              <w:left w:val="single" w:sz="12" w:color="FFFFFF"/>
+              <w:bottom w:val="single" w:sz="12" w:color="FFFFFF"/>
+              <w:right w:val="single" w:sz="12" w:color="FFFFFF"/>
+            </w:tcBorders>
+            <w:vAlign w:val="center"/>
+            <w:tcMar>
+              <w:top w:w="40" w:type="dxa"/>
+              <w:left w:w="120" w:type="dxa"/>
+              <w:bottom w:w="40" w:type="dxa"/>
+              <w:right w:w="80" w:type="dxa"/>
+            </w:tcMar>
           </w:tcPr>
           <w:p>
-            <w:r>
-              <w:rPr>
-                <w:sz w:val="17"/>
+            <w:pPr>
+              <w:spacing w:before="0" w:after="0"/>
+              <w:jc w:val="both"/>
+            </w:pPr>
+            <w:r>
+              <w:rPr>
+                <w:sz w:val="16"/>
               </w:rPr>
               <w:t>Diagnóstico de red, descargas desde terminal</w:t>
             </w:r>
@@ -3411,15 +4163,35 @@
         </w:tc>
       </w:tr>
       <w:tr>
+        <w:trPr>
+          <w:trHeight w:val="283" w:hRule="atLeast"/>
+        </w:trPr>
         <w:tc>
           <w:tcPr>
             <w:tcW w:type="dxa" w:w="4076"/>
-            <w:shd w:val="clear" w:color="auto" w:fill="FFFFFF"/>
+            <w:shd w:val="clear" w:color="auto" w:fill="EAEAEA"/>
+            <w:tcBorders>
+              <w:top w:val="single" w:sz="12" w:color="FFFFFF"/>
+              <w:left w:val="single" w:sz="12" w:color="FFFFFF"/>
+              <w:bottom w:val="single" w:sz="12" w:color="FFFFFF"/>
+              <w:right w:val="single" w:sz="12" w:color="FFFFFF"/>
+            </w:tcBorders>
+            <w:vAlign w:val="center"/>
+            <w:tcMar>
+              <w:top w:w="40" w:type="dxa"/>
+              <w:left w:w="120" w:type="dxa"/>
+              <w:bottom w:w="40" w:type="dxa"/>
+              <w:right w:w="80" w:type="dxa"/>
+            </w:tcMar>
           </w:tcPr>
           <w:p>
-            <w:r>
-              <w:rPr>
-                <w:sz w:val="17"/>
+            <w:pPr>
+              <w:spacing w:before="0" w:after="0"/>
+              <w:jc w:val="center"/>
+            </w:pPr>
+            <w:r>
+              <w:rPr>
+                <w:sz w:val="16"/>
               </w:rPr>
               <w:t>tmux</w:t>
             </w:r>
@@ -3428,12 +4200,29 @@
         <w:tc>
           <w:tcPr>
             <w:tcW w:type="dxa" w:w="4076"/>
-            <w:shd w:val="clear" w:color="auto" w:fill="FFFFFF"/>
+            <w:shd w:val="clear" w:color="auto" w:fill="EAEAEA"/>
+            <w:tcBorders>
+              <w:top w:val="single" w:sz="12" w:color="FFFFFF"/>
+              <w:left w:val="single" w:sz="12" w:color="FFFFFF"/>
+              <w:bottom w:val="single" w:sz="12" w:color="FFFFFF"/>
+              <w:right w:val="single" w:sz="12" w:color="FFFFFF"/>
+            </w:tcBorders>
+            <w:vAlign w:val="center"/>
+            <w:tcMar>
+              <w:top w:w="40" w:type="dxa"/>
+              <w:left w:w="120" w:type="dxa"/>
+              <w:bottom w:w="40" w:type="dxa"/>
+              <w:right w:w="80" w:type="dxa"/>
+            </w:tcMar>
           </w:tcPr>
           <w:p>
-            <w:r>
-              <w:rPr>
-                <w:sz w:val="17"/>
+            <w:pPr>
+              <w:spacing w:before="0" w:after="0"/>
+              <w:jc w:val="both"/>
+            </w:pPr>
+            <w:r>
+              <w:rPr>
+                <w:sz w:val="16"/>
               </w:rPr>
               <w:t>Sesiones persistentes que sobreviven desconexiones SSH</w:t>
             </w:r>
@@ -3441,15 +4230,35 @@
         </w:tc>
       </w:tr>
       <w:tr>
+        <w:trPr>
+          <w:trHeight w:val="283" w:hRule="atLeast"/>
+        </w:trPr>
         <w:tc>
           <w:tcPr>
             <w:tcW w:type="dxa" w:w="4076"/>
-            <w:shd w:val="clear" w:color="auto" w:fill="F8F8F8"/>
+            <w:shd w:val="clear" w:color="auto" w:fill="EAEAEA"/>
+            <w:tcBorders>
+              <w:top w:val="single" w:sz="12" w:color="FFFFFF"/>
+              <w:left w:val="single" w:sz="12" w:color="FFFFFF"/>
+              <w:bottom w:val="single" w:sz="12" w:color="FFFFFF"/>
+              <w:right w:val="single" w:sz="12" w:color="FFFFFF"/>
+            </w:tcBorders>
+            <w:vAlign w:val="center"/>
+            <w:tcMar>
+              <w:top w:w="40" w:type="dxa"/>
+              <w:left w:w="120" w:type="dxa"/>
+              <w:bottom w:w="40" w:type="dxa"/>
+              <w:right w:w="80" w:type="dxa"/>
+            </w:tcMar>
           </w:tcPr>
           <w:p>
-            <w:r>
-              <w:rPr>
-                <w:sz w:val="17"/>
+            <w:pPr>
+              <w:spacing w:before="0" w:after="0"/>
+              <w:jc w:val="center"/>
+            </w:pPr>
+            <w:r>
+              <w:rPr>
+                <w:sz w:val="16"/>
               </w:rPr>
               <w:t>git cmake ninja-build</w:t>
             </w:r>
@@ -3458,12 +4267,29 @@
         <w:tc>
           <w:tcPr>
             <w:tcW w:type="dxa" w:w="4076"/>
-            <w:shd w:val="clear" w:color="auto" w:fill="F8F8F8"/>
+            <w:shd w:val="clear" w:color="auto" w:fill="EAEAEA"/>
+            <w:tcBorders>
+              <w:top w:val="single" w:sz="12" w:color="FFFFFF"/>
+              <w:left w:val="single" w:sz="12" w:color="FFFFFF"/>
+              <w:bottom w:val="single" w:sz="12" w:color="FFFFFF"/>
+              <w:right w:val="single" w:sz="12" w:color="FFFFFF"/>
+            </w:tcBorders>
+            <w:vAlign w:val="center"/>
+            <w:tcMar>
+              <w:top w:w="40" w:type="dxa"/>
+              <w:left w:w="120" w:type="dxa"/>
+              <w:bottom w:w="40" w:type="dxa"/>
+              <w:right w:w="80" w:type="dxa"/>
+            </w:tcMar>
           </w:tcPr>
           <w:p>
-            <w:r>
-              <w:rPr>
-                <w:sz w:val="17"/>
+            <w:pPr>
+              <w:spacing w:before="0" w:after="0"/>
+              <w:jc w:val="both"/>
+            </w:pPr>
+            <w:r>
+              <w:rPr>
+                <w:sz w:val="16"/>
               </w:rPr>
               <w:t>Compilar llama.cpp y torchvision desde fuente</w:t>
             </w:r>
@@ -3471,15 +4297,35 @@
         </w:tc>
       </w:tr>
       <w:tr>
+        <w:trPr>
+          <w:trHeight w:val="283" w:hRule="atLeast"/>
+        </w:trPr>
         <w:tc>
           <w:tcPr>
             <w:tcW w:type="dxa" w:w="4076"/>
-            <w:shd w:val="clear" w:color="auto" w:fill="FFFFFF"/>
+            <w:shd w:val="clear" w:color="auto" w:fill="EAEAEA"/>
+            <w:tcBorders>
+              <w:top w:val="single" w:sz="12" w:color="FFFFFF"/>
+              <w:left w:val="single" w:sz="12" w:color="FFFFFF"/>
+              <w:bottom w:val="single" w:sz="12" w:color="FFFFFF"/>
+              <w:right w:val="single" w:sz="12" w:color="FFFFFF"/>
+            </w:tcBorders>
+            <w:vAlign w:val="center"/>
+            <w:tcMar>
+              <w:top w:w="40" w:type="dxa"/>
+              <w:left w:w="120" w:type="dxa"/>
+              <w:bottom w:w="40" w:type="dxa"/>
+              <w:right w:w="80" w:type="dxa"/>
+            </w:tcMar>
           </w:tcPr>
           <w:p>
-            <w:r>
-              <w:rPr>
-                <w:sz w:val="17"/>
+            <w:pPr>
+              <w:spacing w:before="0" w:after="0"/>
+              <w:jc w:val="center"/>
+            </w:pPr>
+            <w:r>
+              <w:rPr>
+                <w:sz w:val="16"/>
               </w:rPr>
               <w:t>python3-venv pipx</w:t>
             </w:r>
@@ -3488,12 +4334,29 @@
         <w:tc>
           <w:tcPr>
             <w:tcW w:type="dxa" w:w="4076"/>
-            <w:shd w:val="clear" w:color="auto" w:fill="FFFFFF"/>
+            <w:shd w:val="clear" w:color="auto" w:fill="EAEAEA"/>
+            <w:tcBorders>
+              <w:top w:val="single" w:sz="12" w:color="FFFFFF"/>
+              <w:left w:val="single" w:sz="12" w:color="FFFFFF"/>
+              <w:bottom w:val="single" w:sz="12" w:color="FFFFFF"/>
+              <w:right w:val="single" w:sz="12" w:color="FFFFFF"/>
+            </w:tcBorders>
+            <w:vAlign w:val="center"/>
+            <w:tcMar>
+              <w:top w:w="40" w:type="dxa"/>
+              <w:left w:w="120" w:type="dxa"/>
+              <w:bottom w:w="40" w:type="dxa"/>
+              <w:right w:w="80" w:type="dxa"/>
+            </w:tcMar>
           </w:tcPr>
           <w:p>
-            <w:r>
-              <w:rPr>
-                <w:sz w:val="17"/>
+            <w:pPr>
+              <w:spacing w:before="0" w:after="0"/>
+              <w:jc w:val="both"/>
+            </w:pPr>
+            <w:r>
+              <w:rPr>
+                <w:sz w:val="16"/>
               </w:rPr>
               <w:t>Ubuntu 24.04 requiere entornos virtuales para pip</w:t>
             </w:r>
@@ -3501,15 +4364,35 @@
         </w:tc>
       </w:tr>
       <w:tr>
+        <w:trPr>
+          <w:trHeight w:val="283" w:hRule="atLeast"/>
+        </w:trPr>
         <w:tc>
           <w:tcPr>
             <w:tcW w:type="dxa" w:w="4076"/>
-            <w:shd w:val="clear" w:color="auto" w:fill="F8F8F8"/>
+            <w:shd w:val="clear" w:color="auto" w:fill="EAEAEA"/>
+            <w:tcBorders>
+              <w:top w:val="single" w:sz="12" w:color="FFFFFF"/>
+              <w:left w:val="single" w:sz="12" w:color="FFFFFF"/>
+              <w:bottom w:val="single" w:sz="12" w:color="FFFFFF"/>
+              <w:right w:val="single" w:sz="12" w:color="FFFFFF"/>
+            </w:tcBorders>
+            <w:vAlign w:val="center"/>
+            <w:tcMar>
+              <w:top w:w="40" w:type="dxa"/>
+              <w:left w:w="120" w:type="dxa"/>
+              <w:bottom w:w="40" w:type="dxa"/>
+              <w:right w:w="80" w:type="dxa"/>
+            </w:tcMar>
           </w:tcPr>
           <w:p>
-            <w:r>
-              <w:rPr>
-                <w:sz w:val="17"/>
+            <w:pPr>
+              <w:spacing w:before="0" w:after="0"/>
+              <w:jc w:val="center"/>
+            </w:pPr>
+            <w:r>
+              <w:rPr>
+                <w:sz w:val="16"/>
               </w:rPr>
               <w:t>libopenblas-dev</w:t>
             </w:r>
@@ -3518,12 +4401,29 @@
         <w:tc>
           <w:tcPr>
             <w:tcW w:type="dxa" w:w="4076"/>
-            <w:shd w:val="clear" w:color="auto" w:fill="F8F8F8"/>
+            <w:shd w:val="clear" w:color="auto" w:fill="EAEAEA"/>
+            <w:tcBorders>
+              <w:top w:val="single" w:sz="12" w:color="FFFFFF"/>
+              <w:left w:val="single" w:sz="12" w:color="FFFFFF"/>
+              <w:bottom w:val="single" w:sz="12" w:color="FFFFFF"/>
+              <w:right w:val="single" w:sz="12" w:color="FFFFFF"/>
+            </w:tcBorders>
+            <w:vAlign w:val="center"/>
+            <w:tcMar>
+              <w:top w:w="40" w:type="dxa"/>
+              <w:left w:w="120" w:type="dxa"/>
+              <w:bottom w:w="40" w:type="dxa"/>
+              <w:right w:w="80" w:type="dxa"/>
+            </w:tcMar>
           </w:tcPr>
           <w:p>
-            <w:r>
-              <w:rPr>
-                <w:sz w:val="17"/>
+            <w:pPr>
+              <w:spacing w:before="0" w:after="0"/>
+              <w:jc w:val="both"/>
+            </w:pPr>
+            <w:r>
+              <w:rPr>
+                <w:sz w:val="16"/>
               </w:rPr>
               <w:t>Dependencia de compilación para PyTorch y llama.cpp</w:t>
             </w:r>
@@ -3541,10 +4441,11 @@
         <w:pStyle w:val="Endure-Subhead"/>
         <w:keepNext/>
         <w:spacing w:before="160" w:after="60"/>
-      </w:pPr>
-      <w:r>
-        <w:rPr>
-          <w:sz w:val="18"/>
+        <w:outlineLvl w:val="2"/>
+      </w:pPr>
+      <w:r>
+        <w:rPr>
+          <w:sz w:val="22"/>
         </w:rPr>
         <w:t>1.4.3 Configurar PATH de CUDA</w:t>
       </w:r>
@@ -3552,28 +4453,38 @@
     <w:p>
       <w:pPr>
         <w:pStyle w:val="Endure-FirstParagraphBodyText"/>
-      </w:pPr>
-      <w:r>
+        <w:spacing w:before="100" w:after="100"/>
+      </w:pPr>
+      <w:r>
+        <w:rPr>
+          <w:sz w:val="20"/>
+        </w:rPr>
         <w:t>En JetPack 7.2, el compilador CUDA (</w:t>
       </w:r>
       <w:r>
         <w:rPr>
           <w:rFonts w:ascii="Courier New" w:hAnsi="Courier New"/>
-          <w:sz w:val="17"/>
+          <w:sz w:val="16"/>
         </w:rPr>
         <w:t>nvcc</w:t>
       </w:r>
       <w:r>
+        <w:rPr>
+          <w:sz w:val="20"/>
+        </w:rPr>
         <w:t xml:space="preserve">) está instalado en </w:t>
       </w:r>
       <w:r>
         <w:rPr>
           <w:rFonts w:ascii="Courier New" w:hAnsi="Courier New"/>
-          <w:sz w:val="17"/>
+          <w:sz w:val="16"/>
         </w:rPr>
         <w:t>/usr/local/cuda/bin/</w:t>
       </w:r>
       <w:r>
+        <w:rPr>
+          <w:sz w:val="20"/>
+        </w:rPr>
         <w:t xml:space="preserve"> pero esa ruta no está en el PATH por defecto. Este es el "fix requerido" que aparece en las especificaciones del sistema:</w:t>
       </w:r>
     </w:p>
@@ -3590,7 +4501,7 @@
         <w:tc>
           <w:tcPr>
             <w:tcW w:type="dxa" w:w="8152"/>
-            <w:shd w:val="clear" w:color="auto" w:fill="F2F2F2"/>
+            <w:shd w:val="clear" w:color="auto" w:fill="EAEAEA"/>
             <w:tcBorders>
               <w:left w:val="thick" w:sz="24" w:color="1A5A6A"/>
             </w:tcBorders>
@@ -3735,7 +4646,7 @@
         <w:tc>
           <w:tcPr>
             <w:tcW w:type="dxa" w:w="8152"/>
-            <w:shd w:val="clear" w:color="auto" w:fill="F2F2F2"/>
+            <w:shd w:val="clear" w:color="auto" w:fill="EAEAEA"/>
             <w:tcBorders>
               <w:left w:val="thick" w:sz="24" w:color="1A5A6A"/>
             </w:tcBorders>
@@ -3789,6 +4700,7 @@
             <w:r>
               <w:rPr>
                 <w:rFonts w:ascii="Courier New" w:hAnsi="Courier New"/>
+                <w:i/>
                 <w:color w:val="555555"/>
                 <w:sz w:val="16"/>
               </w:rPr>
@@ -3805,6 +4717,7 @@
             <w:r>
               <w:rPr>
                 <w:rFonts w:ascii="Courier New" w:hAnsi="Courier New"/>
+                <w:i/>
                 <w:color w:val="555555"/>
                 <w:sz w:val="16"/>
               </w:rPr>
@@ -3821,6 +4734,7 @@
             <w:r>
               <w:rPr>
                 <w:rFonts w:ascii="Courier New" w:hAnsi="Courier New"/>
+                <w:i/>
                 <w:color w:val="555555"/>
                 <w:sz w:val="16"/>
               </w:rPr>
@@ -3837,6 +4751,7 @@
             <w:r>
               <w:rPr>
                 <w:rFonts w:ascii="Courier New" w:hAnsi="Courier New"/>
+                <w:i/>
                 <w:color w:val="555555"/>
                 <w:sz w:val="16"/>
               </w:rPr>
@@ -3856,10 +4771,11 @@
         <w:pStyle w:val="Endure-Subhead"/>
         <w:keepNext/>
         <w:spacing w:before="160" w:after="60"/>
-      </w:pPr>
-      <w:r>
-        <w:rPr>
-          <w:sz w:val="18"/>
+        <w:outlineLvl w:val="2"/>
+      </w:pPr>
+      <w:r>
+        <w:rPr>
+          <w:sz w:val="22"/>
         </w:rPr>
         <w:t>1.4.4 Instalar jtop (monitor especializado del Jetson)</w:t>
       </w:r>
@@ -3867,25 +4783,32 @@
     <w:p>
       <w:pPr>
         <w:pStyle w:val="Endure-FirstParagraphBodyText"/>
+        <w:spacing w:before="100" w:after="100"/>
       </w:pPr>
       <w:r>
         <w:rPr>
           <w:rFonts w:ascii="Courier New" w:hAnsi="Courier New"/>
-          <w:sz w:val="17"/>
+          <w:sz w:val="16"/>
         </w:rPr>
         <w:t>jtop</w:t>
       </w:r>
       <w:r>
+        <w:rPr>
+          <w:sz w:val="20"/>
+        </w:rPr>
         <w:t xml:space="preserve"> es el equivalente de </w:t>
       </w:r>
       <w:r>
         <w:rPr>
           <w:rFonts w:ascii="Courier New" w:hAnsi="Courier New"/>
-          <w:sz w:val="17"/>
+          <w:sz w:val="16"/>
         </w:rPr>
         <w:t>htop</w:t>
       </w:r>
       <w:r>
+        <w:rPr>
+          <w:sz w:val="20"/>
+        </w:rPr>
         <w:t xml:space="preserve"> para el Jetson: muestra el uso de CPU, GPU, temperatura, frecuencias, modo de energía y consumo en tiempo real. Es la herramienta de diagnóstico más importante para este sistema.</w:t>
       </w:r>
     </w:p>
@@ -3902,7 +4825,7 @@
         <w:tc>
           <w:tcPr>
             <w:tcW w:type="dxa" w:w="8152"/>
-            <w:shd w:val="clear" w:color="auto" w:fill="F2F2F2"/>
+            <w:shd w:val="clear" w:color="auto" w:fill="EAEAEA"/>
             <w:tcBorders>
               <w:left w:val="thick" w:sz="24" w:color="1A5A6A"/>
             </w:tcBorders>
@@ -4112,7 +5035,7 @@
         <w:tc>
           <w:tcPr>
             <w:tcW w:type="dxa" w:w="8152"/>
-            <w:shd w:val="clear" w:color="auto" w:fill="F2F2F2"/>
+            <w:shd w:val="clear" w:color="auto" w:fill="EAEAEA"/>
             <w:tcBorders>
               <w:left w:val="thick" w:sz="24" w:color="1A5A6A"/>
             </w:tcBorders>
@@ -4193,7 +5116,7 @@
         <w:tc>
           <w:tcPr>
             <w:tcW w:type="dxa" w:w="8152"/>
-            <w:shd w:val="clear" w:color="auto" w:fill="F2F2F2"/>
+            <w:shd w:val="clear" w:color="auto" w:fill="EAEAEA"/>
             <w:tcBorders>
               <w:left w:val="thick" w:sz="24" w:color="1A5A6A"/>
             </w:tcBorders>
@@ -4248,125 +5171,149 @@
     <w:p>
       <w:pPr>
         <w:pStyle w:val="Endure-ChapterBodyText"/>
+        <w:spacing w:before="100" w:after="100"/>
       </w:pPr>
       <w:r>
         <w:rPr>
           <w:rFonts w:ascii="Courier New" w:hAnsi="Courier New"/>
-          <w:sz w:val="17"/>
+          <w:sz w:val="16"/>
         </w:rPr>
         <w:t>jtop</w:t>
       </w:r>
       <w:r>
+        <w:rPr>
+          <w:sz w:val="20"/>
+        </w:rPr>
         <w:t xml:space="preserve"> abre una interfaz de terminal con varias pestañas (use las teclas numéricas o flechas para navegar):</w:t>
       </w:r>
     </w:p>
     <w:p>
       <w:pPr>
         <w:pStyle w:val="Endure-ChapterBodyText"/>
-        <w:spacing w:before="20" w:after="20"/>
+        <w:spacing w:before="40" w:after="40"/>
         <w:ind w:left="360" w:hanging="216"/>
       </w:pPr>
       <w:r>
         <w:rPr>
-          <w:sz w:val="18"/>
+          <w:sz w:val="20"/>
         </w:rPr>
         <w:t xml:space="preserve">• </w:t>
       </w:r>
       <w:r>
         <w:rPr>
           <w:b/>
+          <w:sz w:val="20"/>
         </w:rPr>
         <w:t>1 — INFO:</w:t>
       </w:r>
       <w:r>
+        <w:rPr>
+          <w:sz w:val="20"/>
+        </w:rPr>
         <w:t xml:space="preserve"> versiones de JetPack, CUDA, kernel</w:t>
       </w:r>
     </w:p>
     <w:p>
       <w:pPr>
         <w:pStyle w:val="Endure-ChapterBodyText"/>
-        <w:spacing w:before="20" w:after="20"/>
+        <w:spacing w:before="40" w:after="40"/>
         <w:ind w:left="360" w:hanging="216"/>
       </w:pPr>
       <w:r>
         <w:rPr>
-          <w:sz w:val="18"/>
+          <w:sz w:val="20"/>
         </w:rPr>
         <w:t xml:space="preserve">• </w:t>
       </w:r>
       <w:r>
         <w:rPr>
           <w:b/>
+          <w:sz w:val="20"/>
         </w:rPr>
         <w:t>2 — CTRL:</w:t>
       </w:r>
       <w:r>
+        <w:rPr>
+          <w:sz w:val="20"/>
+        </w:rPr>
         <w:t xml:space="preserve"> control de frecuencias y modo de energía</w:t>
       </w:r>
     </w:p>
     <w:p>
       <w:pPr>
         <w:pStyle w:val="Endure-ChapterBodyText"/>
-        <w:spacing w:before="20" w:after="20"/>
+        <w:spacing w:before="40" w:after="40"/>
         <w:ind w:left="360" w:hanging="216"/>
       </w:pPr>
       <w:r>
         <w:rPr>
-          <w:sz w:val="18"/>
+          <w:sz w:val="20"/>
         </w:rPr>
         <w:t xml:space="preserve">• </w:t>
       </w:r>
       <w:r>
         <w:rPr>
           <w:b/>
+          <w:sz w:val="20"/>
         </w:rPr>
         <w:t>3 — GPU:</w:t>
       </w:r>
       <w:r>
+        <w:rPr>
+          <w:sz w:val="20"/>
+        </w:rPr>
         <w:t xml:space="preserve"> uso de GPU en tiempo real</w:t>
       </w:r>
     </w:p>
     <w:p>
       <w:pPr>
         <w:pStyle w:val="Endure-ChapterBodyText"/>
-        <w:spacing w:before="20" w:after="20"/>
+        <w:spacing w:before="40" w:after="40"/>
         <w:ind w:left="360" w:hanging="216"/>
       </w:pPr>
       <w:r>
         <w:rPr>
-          <w:sz w:val="18"/>
+          <w:sz w:val="20"/>
         </w:rPr>
         <w:t xml:space="preserve">• </w:t>
       </w:r>
       <w:r>
         <w:rPr>
           <w:b/>
+          <w:sz w:val="20"/>
         </w:rPr>
         <w:t>4 — CPU:</w:t>
       </w:r>
       <w:r>
+        <w:rPr>
+          <w:sz w:val="20"/>
+        </w:rPr>
         <w:t xml:space="preserve"> uso por núcleo</w:t>
       </w:r>
     </w:p>
     <w:p>
       <w:pPr>
         <w:pStyle w:val="Endure-ChapterBodyText"/>
-        <w:spacing w:before="20" w:after="20"/>
+        <w:spacing w:before="40" w:after="40"/>
         <w:ind w:left="360" w:hanging="216"/>
       </w:pPr>
       <w:r>
         <w:rPr>
-          <w:sz w:val="18"/>
+          <w:sz w:val="20"/>
         </w:rPr>
         <w:t xml:space="preserve">• </w:t>
       </w:r>
       <w:r>
         <w:rPr>
           <w:b/>
+          <w:sz w:val="20"/>
         </w:rPr>
         <w:t>5 — MEM:</w:t>
       </w:r>
       <w:r>
+        <w:rPr>
+          <w:sz w:val="20"/>
+        </w:rPr>
         <w:t xml:space="preserve"> memoria unificada, swap, ZRAM</w:t>
       </w:r>
     </w:p>
@@ -4378,18 +5325,25 @@
     <w:p>
       <w:pPr>
         <w:pStyle w:val="Endure-ChapterBodyText"/>
-      </w:pPr>
-      <w:r>
+        <w:spacing w:before="100" w:after="100"/>
+      </w:pPr>
+      <w:r>
+        <w:rPr>
+          <w:sz w:val="20"/>
+        </w:rPr>
         <w:t xml:space="preserve">Presione </w:t>
       </w:r>
       <w:r>
         <w:rPr>
           <w:rFonts w:ascii="Courier New" w:hAnsi="Courier New"/>
-          <w:sz w:val="17"/>
+          <w:sz w:val="16"/>
         </w:rPr>
         <w:t>q</w:t>
       </w:r>
       <w:r>
+        <w:rPr>
+          <w:sz w:val="20"/>
+        </w:rPr>
         <w:t xml:space="preserve"> para salir de jtop.</w:t>
       </w:r>
     </w:p>
@@ -4439,7 +5393,7 @@
             <w:r>
               <w:rPr>
                 <w:rFonts w:ascii="Courier New" w:hAnsi="Courier New"/>
-                <w:sz w:val="17"/>
+                <w:sz w:val="16"/>
               </w:rPr>
               <w:t>jtop</w:t>
             </w:r>
@@ -4449,7 +5403,7 @@
             <w:r>
               <w:rPr>
                 <w:rFonts w:ascii="Courier New" w:hAnsi="Courier New"/>
-                <w:sz w:val="17"/>
+                <w:sz w:val="16"/>
               </w:rPr>
               <w:t>Service not running</w:t>
             </w:r>
@@ -4459,7 +5413,7 @@
             <w:r>
               <w:rPr>
                 <w:rFonts w:ascii="Courier New" w:hAnsi="Courier New"/>
-                <w:sz w:val="17"/>
+                <w:sz w:val="16"/>
               </w:rPr>
               <w:t>sudo systemctl start jtop</w:t>
             </w:r>
@@ -4480,10 +5434,11 @@
         <w:pStyle w:val="Endure-Subhead"/>
         <w:keepNext/>
         <w:spacing w:before="160" w:after="60"/>
-      </w:pPr>
-      <w:r>
-        <w:rPr>
-          <w:sz w:val="18"/>
+        <w:outlineLvl w:val="2"/>
+      </w:pPr>
+      <w:r>
+        <w:rPr>
+          <w:sz w:val="22"/>
         </w:rPr>
         <w:t>1.4.5 Configurar hostname</w:t>
       </w:r>
@@ -4491,18 +5446,25 @@
     <w:p>
       <w:pPr>
         <w:pStyle w:val="Endure-FirstParagraphBodyText"/>
-      </w:pPr>
-      <w:r>
+        <w:spacing w:before="100" w:after="100"/>
+      </w:pPr>
+      <w:r>
+        <w:rPr>
+          <w:sz w:val="20"/>
+        </w:rPr>
         <w:t xml:space="preserve">El hostname </w:t>
       </w:r>
       <w:r>
         <w:rPr>
           <w:rFonts w:ascii="Courier New" w:hAnsi="Courier New"/>
-          <w:sz w:val="17"/>
+          <w:sz w:val="16"/>
         </w:rPr>
         <w:t>jetson-orin</w:t>
       </w:r>
       <w:r>
+        <w:rPr>
+          <w:sz w:val="20"/>
+        </w:rPr>
         <w:t xml:space="preserve"> identifica el equipo en la red y aparece en el prompt de la terminal:</w:t>
       </w:r>
     </w:p>
@@ -4519,7 +5481,7 @@
         <w:tc>
           <w:tcPr>
             <w:tcW w:type="dxa" w:w="8152"/>
-            <w:shd w:val="clear" w:color="auto" w:fill="F2F2F2"/>
+            <w:shd w:val="clear" w:color="auto" w:fill="EAEAEA"/>
             <w:tcBorders>
               <w:left w:val="thick" w:sz="24" w:color="1A5A6A"/>
             </w:tcBorders>
@@ -4638,7 +5600,7 @@
             <w:r>
               <w:rPr>
                 <w:rFonts w:ascii="Courier New" w:hAnsi="Courier New"/>
-                <w:color w:val="555555"/>
+                <w:color w:val="1A1A1A"/>
                 <w:sz w:val="16"/>
               </w:rPr>
               <w:t>grep "127.0.1.1" /etc/hosts</w:t>
@@ -4665,7 +5627,7 @@
         <w:tc>
           <w:tcPr>
             <w:tcW w:type="dxa" w:w="8152"/>
-            <w:shd w:val="clear" w:color="auto" w:fill="F2F2F2"/>
+            <w:shd w:val="clear" w:color="auto" w:fill="EAEAEA"/>
             <w:tcBorders>
               <w:left w:val="thick" w:sz="24" w:color="1A5A6A"/>
             </w:tcBorders>
@@ -4703,6 +5665,7 @@
             <w:r>
               <w:rPr>
                 <w:rFonts w:ascii="Courier New" w:hAnsi="Courier New"/>
+                <w:i/>
                 <w:color w:val="555555"/>
                 <w:sz w:val="16"/>
               </w:rPr>
@@ -4732,7 +5695,7 @@
         <w:tc>
           <w:tcPr>
             <w:tcW w:type="dxa" w:w="8152"/>
-            <w:shd w:val="clear" w:color="auto" w:fill="F2F2F2"/>
+            <w:shd w:val="clear" w:color="auto" w:fill="EAEAEA"/>
             <w:tcBorders>
               <w:left w:val="thick" w:sz="24" w:color="1A5A6A"/>
             </w:tcBorders>
@@ -4806,10 +5769,11 @@
         <w:pStyle w:val="Endure-Subhead"/>
         <w:keepNext/>
         <w:spacing w:before="160" w:after="60"/>
-      </w:pPr>
-      <w:r>
-        <w:rPr>
-          <w:sz w:val="18"/>
+        <w:outlineLvl w:val="2"/>
+      </w:pPr>
+      <w:r>
+        <w:rPr>
+          <w:sz w:val="22"/>
         </w:rPr>
         <w:t>1.4.6 Configurar tmux para trabajo headless</w:t>
       </w:r>
@@ -4817,15 +5781,19 @@
     <w:p>
       <w:pPr>
         <w:pStyle w:val="Endure-FirstParagraphBodyText"/>
+        <w:spacing w:before="100" w:after="100"/>
       </w:pPr>
       <w:r>
         <w:rPr>
           <w:rFonts w:ascii="Courier New" w:hAnsi="Courier New"/>
-          <w:sz w:val="17"/>
+          <w:sz w:val="16"/>
         </w:rPr>
         <w:t>tmux</w:t>
       </w:r>
       <w:r>
+        <w:rPr>
+          <w:sz w:val="20"/>
+        </w:rPr>
         <w:t xml:space="preserve"> es un multiplexor de terminal que permite mantener sesiones activas aunque se desconecte de SSH. Es imprescindible para tareas largas como compilaciones (que tardan 30–60 minutos) o descargas de modelos (que pueden tomar horas).</w:t>
       </w:r>
     </w:p>
@@ -4842,7 +5810,7 @@
         <w:tc>
           <w:tcPr>
             <w:tcW w:type="dxa" w:w="8152"/>
-            <w:shd w:val="clear" w:color="auto" w:fill="F2F2F2"/>
+            <w:shd w:val="clear" w:color="auto" w:fill="EAEAEA"/>
             <w:tcBorders>
               <w:left w:val="thick" w:sz="24" w:color="1A5A6A"/>
             </w:tcBorders>
@@ -4913,6 +5881,7 @@
             <w:r>
               <w:rPr>
                 <w:rFonts w:ascii="Courier New" w:hAnsi="Courier New"/>
+                <w:i/>
                 <w:color w:val="555555"/>
                 <w:sz w:val="16"/>
               </w:rPr>
@@ -4929,6 +5898,7 @@
             <w:r>
               <w:rPr>
                 <w:rFonts w:ascii="Courier New" w:hAnsi="Courier New"/>
+                <w:i/>
                 <w:color w:val="555555"/>
                 <w:sz w:val="16"/>
               </w:rPr>
@@ -4945,6 +5915,7 @@
             <w:r>
               <w:rPr>
                 <w:rFonts w:ascii="Courier New" w:hAnsi="Courier New"/>
+                <w:i/>
                 <w:color w:val="555555"/>
                 <w:sz w:val="16"/>
               </w:rPr>
@@ -4993,6 +5964,7 @@
             <w:r>
               <w:rPr>
                 <w:rFonts w:ascii="Courier New" w:hAnsi="Courier New"/>
+                <w:i/>
                 <w:color w:val="555555"/>
                 <w:sz w:val="16"/>
               </w:rPr>
@@ -5041,6 +6013,7 @@
             <w:r>
               <w:rPr>
                 <w:rFonts w:ascii="Courier New" w:hAnsi="Courier New"/>
+                <w:i/>
                 <w:color w:val="555555"/>
                 <w:sz w:val="16"/>
               </w:rPr>
@@ -5089,6 +6062,7 @@
             <w:r>
               <w:rPr>
                 <w:rFonts w:ascii="Courier New" w:hAnsi="Courier New"/>
+                <w:i/>
                 <w:color w:val="555555"/>
                 <w:sz w:val="16"/>
               </w:rPr>
@@ -5105,6 +6079,7 @@
             <w:r>
               <w:rPr>
                 <w:rFonts w:ascii="Courier New" w:hAnsi="Courier New"/>
+                <w:i/>
                 <w:color w:val="555555"/>
                 <w:sz w:val="16"/>
               </w:rPr>
@@ -5153,6 +6128,7 @@
             <w:r>
               <w:rPr>
                 <w:rFonts w:ascii="Courier New" w:hAnsi="Courier New"/>
+                <w:i/>
                 <w:color w:val="555555"/>
                 <w:sz w:val="16"/>
               </w:rPr>
@@ -5201,6 +6177,7 @@
             <w:r>
               <w:rPr>
                 <w:rFonts w:ascii="Courier New" w:hAnsi="Courier New"/>
+                <w:i/>
                 <w:color w:val="555555"/>
                 <w:sz w:val="16"/>
               </w:rPr>
@@ -5217,6 +6194,7 @@
             <w:r>
               <w:rPr>
                 <w:rFonts w:ascii="Courier New" w:hAnsi="Courier New"/>
+                <w:i/>
                 <w:color w:val="555555"/>
                 <w:sz w:val="16"/>
               </w:rPr>
@@ -5233,6 +6211,7 @@
             <w:r>
               <w:rPr>
                 <w:rFonts w:ascii="Courier New" w:hAnsi="Courier New"/>
+                <w:i/>
                 <w:color w:val="555555"/>
                 <w:sz w:val="16"/>
               </w:rPr>
@@ -5249,6 +6228,7 @@
             <w:r>
               <w:rPr>
                 <w:rFonts w:ascii="Courier New" w:hAnsi="Courier New"/>
+                <w:i/>
                 <w:color w:val="555555"/>
                 <w:sz w:val="16"/>
               </w:rPr>
@@ -5297,6 +6277,7 @@
             <w:r>
               <w:rPr>
                 <w:rFonts w:ascii="Courier New" w:hAnsi="Courier New"/>
+                <w:i/>
                 <w:color w:val="555555"/>
                 <w:sz w:val="16"/>
               </w:rPr>
@@ -5313,6 +6294,7 @@
             <w:r>
               <w:rPr>
                 <w:rFonts w:ascii="Courier New" w:hAnsi="Courier New"/>
+                <w:i/>
                 <w:color w:val="555555"/>
                 <w:sz w:val="16"/>
               </w:rPr>
@@ -5361,6 +6343,7 @@
             <w:r>
               <w:rPr>
                 <w:rFonts w:ascii="Courier New" w:hAnsi="Courier New"/>
+                <w:i/>
                 <w:color w:val="555555"/>
                 <w:sz w:val="16"/>
               </w:rPr>
@@ -5377,6 +6360,7 @@
             <w:r>
               <w:rPr>
                 <w:rFonts w:ascii="Courier New" w:hAnsi="Courier New"/>
+                <w:i/>
                 <w:color w:val="555555"/>
                 <w:sz w:val="16"/>
               </w:rPr>
@@ -5393,6 +6377,7 @@
             <w:r>
               <w:rPr>
                 <w:rFonts w:ascii="Courier New" w:hAnsi="Courier New"/>
+                <w:i/>
                 <w:color w:val="555555"/>
                 <w:sz w:val="16"/>
               </w:rPr>
@@ -5409,6 +6394,7 @@
             <w:r>
               <w:rPr>
                 <w:rFonts w:ascii="Courier New" w:hAnsi="Courier New"/>
+                <w:i/>
                 <w:color w:val="555555"/>
                 <w:sz w:val="16"/>
               </w:rPr>
@@ -5457,6 +6443,7 @@
             <w:r>
               <w:rPr>
                 <w:rFonts w:ascii="Courier New" w:hAnsi="Courier New"/>
+                <w:i/>
                 <w:color w:val="555555"/>
                 <w:sz w:val="16"/>
               </w:rPr>
@@ -5473,6 +6460,7 @@
             <w:r>
               <w:rPr>
                 <w:rFonts w:ascii="Courier New" w:hAnsi="Courier New"/>
+                <w:i/>
                 <w:color w:val="555555"/>
                 <w:sz w:val="16"/>
               </w:rPr>
@@ -5521,6 +6509,7 @@
             <w:r>
               <w:rPr>
                 <w:rFonts w:ascii="Courier New" w:hAnsi="Courier New"/>
+                <w:i/>
                 <w:color w:val="555555"/>
                 <w:sz w:val="16"/>
               </w:rPr>
@@ -5537,6 +6526,7 @@
             <w:r>
               <w:rPr>
                 <w:rFonts w:ascii="Courier New" w:hAnsi="Courier New"/>
+                <w:i/>
                 <w:color w:val="555555"/>
                 <w:sz w:val="16"/>
               </w:rPr>
@@ -5585,6 +6575,7 @@
             <w:r>
               <w:rPr>
                 <w:rFonts w:ascii="Courier New" w:hAnsi="Courier New"/>
+                <w:i/>
                 <w:color w:val="555555"/>
                 <w:sz w:val="16"/>
               </w:rPr>
@@ -5612,7 +6603,7 @@
         <w:tc>
           <w:tcPr>
             <w:tcW w:type="dxa" w:w="8152"/>
-            <w:shd w:val="clear" w:color="auto" w:fill="F2F2F2"/>
+            <w:shd w:val="clear" w:color="auto" w:fill="EAEAEA"/>
             <w:tcBorders>
               <w:left w:val="thick" w:sz="24" w:color="1A5A6A"/>
             </w:tcBorders>
@@ -5650,6 +6641,7 @@
             <w:r>
               <w:rPr>
                 <w:rFonts w:ascii="Courier New" w:hAnsi="Courier New"/>
+                <w:i/>
                 <w:color w:val="555555"/>
                 <w:sz w:val="16"/>
               </w:rPr>
@@ -5666,6 +6658,7 @@
             <w:r>
               <w:rPr>
                 <w:rFonts w:ascii="Courier New" w:hAnsi="Courier New"/>
+                <w:i/>
                 <w:color w:val="555555"/>
                 <w:sz w:val="16"/>
               </w:rPr>
@@ -5683,24 +6676,32 @@
     <w:p>
       <w:pPr>
         <w:pStyle w:val="Endure-ChapterBodyText"/>
+        <w:spacing w:before="100" w:after="100"/>
       </w:pPr>
       <w:r>
         <w:rPr>
           <w:b/>
+          <w:sz w:val="20"/>
         </w:rPr>
         <w:t>Comandos tmux esenciales</w:t>
       </w:r>
       <w:r>
+        <w:rPr>
+          <w:sz w:val="20"/>
+        </w:rPr>
         <w:t xml:space="preserve"> (prefijo es </w:t>
       </w:r>
       <w:r>
         <w:rPr>
           <w:rFonts w:ascii="Courier New" w:hAnsi="Courier New"/>
-          <w:sz w:val="17"/>
+          <w:sz w:val="16"/>
         </w:rPr>
         <w:t>Ctrl+A</w:t>
       </w:r>
       <w:r>
+        <w:rPr>
+          <w:sz w:val="20"/>
+        </w:rPr>
         <w:t>):</w:t>
       </w:r>
     </w:p>
@@ -5715,20 +6716,38 @@
         <w:gridCol w:w="4076"/>
       </w:tblGrid>
       <w:tr>
+        <w:trPr>
+          <w:trHeight w:val="453" w:hRule="atLeast"/>
+          <w:tblHeader/>
+        </w:trPr>
         <w:tc>
           <w:tcPr>
             <w:tcW w:type="dxa" w:w="4076"/>
             <w:shd w:val="clear" w:color="auto" w:fill="1A5A6A"/>
+            <w:tcBorders>
+              <w:top w:val="single" w:sz="12" w:color="FFFFFF"/>
+              <w:left w:val="single" w:sz="12" w:color="FFFFFF"/>
+              <w:bottom w:val="single" w:sz="12" w:color="FFFFFF"/>
+              <w:right w:val="single" w:sz="12" w:color="FFFFFF"/>
+            </w:tcBorders>
+            <w:vAlign w:val="center"/>
+            <w:tcMar>
+              <w:top w:w="60" w:type="dxa"/>
+              <w:left w:w="120" w:type="dxa"/>
+              <w:bottom w:w="60" w:type="dxa"/>
+              <w:right w:w="80" w:type="dxa"/>
+            </w:tcMar>
           </w:tcPr>
           <w:p>
             <w:pPr>
+              <w:spacing w:before="0" w:after="0"/>
               <w:jc w:val="center"/>
             </w:pPr>
             <w:r>
               <w:rPr>
                 <w:b/>
                 <w:color w:val="FFFFFF"/>
-                <w:sz w:val="17"/>
+                <w:sz w:val="16"/>
               </w:rPr>
               <w:t>Combinación</w:t>
             </w:r>
@@ -5738,16 +6757,30 @@
           <w:tcPr>
             <w:tcW w:type="dxa" w:w="4076"/>
             <w:shd w:val="clear" w:color="auto" w:fill="1A5A6A"/>
+            <w:tcBorders>
+              <w:top w:val="single" w:sz="12" w:color="FFFFFF"/>
+              <w:left w:val="single" w:sz="12" w:color="FFFFFF"/>
+              <w:bottom w:val="single" w:sz="12" w:color="FFFFFF"/>
+              <w:right w:val="single" w:sz="12" w:color="FFFFFF"/>
+            </w:tcBorders>
+            <w:vAlign w:val="center"/>
+            <w:tcMar>
+              <w:top w:w="60" w:type="dxa"/>
+              <w:left w:w="120" w:type="dxa"/>
+              <w:bottom w:w="60" w:type="dxa"/>
+              <w:right w:w="80" w:type="dxa"/>
+            </w:tcMar>
           </w:tcPr>
           <w:p>
             <w:pPr>
+              <w:spacing w:before="0" w:after="0"/>
               <w:jc w:val="center"/>
             </w:pPr>
             <w:r>
               <w:rPr>
                 <w:b/>
                 <w:color w:val="FFFFFF"/>
-                <w:sz w:val="17"/>
+                <w:sz w:val="16"/>
               </w:rPr>
               <w:t>Acción</w:t>
             </w:r>
@@ -5755,15 +6788,35 @@
         </w:tc>
       </w:tr>
       <w:tr>
+        <w:trPr>
+          <w:trHeight w:val="283" w:hRule="atLeast"/>
+        </w:trPr>
         <w:tc>
           <w:tcPr>
             <w:tcW w:type="dxa" w:w="4076"/>
-            <w:shd w:val="clear" w:color="auto" w:fill="F8F8F8"/>
+            <w:shd w:val="clear" w:color="auto" w:fill="EAEAEA"/>
+            <w:tcBorders>
+              <w:top w:val="single" w:sz="12" w:color="FFFFFF"/>
+              <w:left w:val="single" w:sz="12" w:color="FFFFFF"/>
+              <w:bottom w:val="single" w:sz="12" w:color="FFFFFF"/>
+              <w:right w:val="single" w:sz="12" w:color="FFFFFF"/>
+            </w:tcBorders>
+            <w:vAlign w:val="center"/>
+            <w:tcMar>
+              <w:top w:w="40" w:type="dxa"/>
+              <w:left w:w="120" w:type="dxa"/>
+              <w:bottom w:w="40" w:type="dxa"/>
+              <w:right w:w="80" w:type="dxa"/>
+            </w:tcMar>
           </w:tcPr>
           <w:p>
-            <w:r>
-              <w:rPr>
-                <w:sz w:val="17"/>
+            <w:pPr>
+              <w:spacing w:before="0" w:after="0"/>
+              <w:jc w:val="center"/>
+            </w:pPr>
+            <w:r>
+              <w:rPr>
+                <w:sz w:val="16"/>
               </w:rPr>
               <w:t>Ctrl+A d</w:t>
             </w:r>
@@ -5772,12 +6825,29 @@
         <w:tc>
           <w:tcPr>
             <w:tcW w:type="dxa" w:w="4076"/>
-            <w:shd w:val="clear" w:color="auto" w:fill="F8F8F8"/>
+            <w:shd w:val="clear" w:color="auto" w:fill="EAEAEA"/>
+            <w:tcBorders>
+              <w:top w:val="single" w:sz="12" w:color="FFFFFF"/>
+              <w:left w:val="single" w:sz="12" w:color="FFFFFF"/>
+              <w:bottom w:val="single" w:sz="12" w:color="FFFFFF"/>
+              <w:right w:val="single" w:sz="12" w:color="FFFFFF"/>
+            </w:tcBorders>
+            <w:vAlign w:val="center"/>
+            <w:tcMar>
+              <w:top w:w="40" w:type="dxa"/>
+              <w:left w:w="120" w:type="dxa"/>
+              <w:bottom w:w="40" w:type="dxa"/>
+              <w:right w:w="80" w:type="dxa"/>
+            </w:tcMar>
           </w:tcPr>
           <w:p>
-            <w:r>
-              <w:rPr>
-                <w:sz w:val="17"/>
+            <w:pPr>
+              <w:spacing w:before="0" w:after="0"/>
+              <w:jc w:val="both"/>
+            </w:pPr>
+            <w:r>
+              <w:rPr>
+                <w:sz w:val="16"/>
               </w:rPr>
               <w:t>Detach — desconectar de la sesión sin matarla</w:t>
             </w:r>
@@ -5785,15 +6855,35 @@
         </w:tc>
       </w:tr>
       <w:tr>
+        <w:trPr>
+          <w:trHeight w:val="283" w:hRule="atLeast"/>
+        </w:trPr>
         <w:tc>
           <w:tcPr>
             <w:tcW w:type="dxa" w:w="4076"/>
-            <w:shd w:val="clear" w:color="auto" w:fill="FFFFFF"/>
+            <w:shd w:val="clear" w:color="auto" w:fill="EAEAEA"/>
+            <w:tcBorders>
+              <w:top w:val="single" w:sz="12" w:color="FFFFFF"/>
+              <w:left w:val="single" w:sz="12" w:color="FFFFFF"/>
+              <w:bottom w:val="single" w:sz="12" w:color="FFFFFF"/>
+              <w:right w:val="single" w:sz="12" w:color="FFFFFF"/>
+            </w:tcBorders>
+            <w:vAlign w:val="center"/>
+            <w:tcMar>
+              <w:top w:w="40" w:type="dxa"/>
+              <w:left w:w="120" w:type="dxa"/>
+              <w:bottom w:w="40" w:type="dxa"/>
+              <w:right w:w="80" w:type="dxa"/>
+            </w:tcMar>
           </w:tcPr>
           <w:p>
-            <w:r>
-              <w:rPr>
-                <w:sz w:val="17"/>
+            <w:pPr>
+              <w:spacing w:before="0" w:after="0"/>
+              <w:jc w:val="center"/>
+            </w:pPr>
+            <w:r>
+              <w:rPr>
+                <w:sz w:val="16"/>
               </w:rPr>
               <w:t>tmux attach -t main</w:t>
             </w:r>
@@ -5802,12 +6892,29 @@
         <w:tc>
           <w:tcPr>
             <w:tcW w:type="dxa" w:w="4076"/>
-            <w:shd w:val="clear" w:color="auto" w:fill="FFFFFF"/>
+            <w:shd w:val="clear" w:color="auto" w:fill="EAEAEA"/>
+            <w:tcBorders>
+              <w:top w:val="single" w:sz="12" w:color="FFFFFF"/>
+              <w:left w:val="single" w:sz="12" w:color="FFFFFF"/>
+              <w:bottom w:val="single" w:sz="12" w:color="FFFFFF"/>
+              <w:right w:val="single" w:sz="12" w:color="FFFFFF"/>
+            </w:tcBorders>
+            <w:vAlign w:val="center"/>
+            <w:tcMar>
+              <w:top w:w="40" w:type="dxa"/>
+              <w:left w:w="120" w:type="dxa"/>
+              <w:bottom w:w="40" w:type="dxa"/>
+              <w:right w:w="80" w:type="dxa"/>
+            </w:tcMar>
           </w:tcPr>
           <w:p>
-            <w:r>
-              <w:rPr>
-                <w:sz w:val="17"/>
+            <w:pPr>
+              <w:spacing w:before="0" w:after="0"/>
+              <w:jc w:val="center"/>
+            </w:pPr>
+            <w:r>
+              <w:rPr>
+                <w:sz w:val="16"/>
               </w:rPr>
               <w:t>Reconectar a la sesión 'main'</w:t>
             </w:r>
@@ -5815,15 +6922,35 @@
         </w:tc>
       </w:tr>
       <w:tr>
+        <w:trPr>
+          <w:trHeight w:val="283" w:hRule="atLeast"/>
+        </w:trPr>
         <w:tc>
           <w:tcPr>
             <w:tcW w:type="dxa" w:w="4076"/>
-            <w:shd w:val="clear" w:color="auto" w:fill="F8F8F8"/>
+            <w:shd w:val="clear" w:color="auto" w:fill="EAEAEA"/>
+            <w:tcBorders>
+              <w:top w:val="single" w:sz="12" w:color="FFFFFF"/>
+              <w:left w:val="single" w:sz="12" w:color="FFFFFF"/>
+              <w:bottom w:val="single" w:sz="12" w:color="FFFFFF"/>
+              <w:right w:val="single" w:sz="12" w:color="FFFFFF"/>
+            </w:tcBorders>
+            <w:vAlign w:val="center"/>
+            <w:tcMar>
+              <w:top w:w="40" w:type="dxa"/>
+              <w:left w:w="120" w:type="dxa"/>
+              <w:bottom w:w="40" w:type="dxa"/>
+              <w:right w:w="80" w:type="dxa"/>
+            </w:tcMar>
           </w:tcPr>
           <w:p>
-            <w:r>
-              <w:rPr>
-                <w:sz w:val="17"/>
+            <w:pPr>
+              <w:spacing w:before="0" w:after="0"/>
+              <w:jc w:val="center"/>
+            </w:pPr>
+            <w:r>
+              <w:rPr>
+                <w:sz w:val="16"/>
               </w:rPr>
               <w:t>`Ctrl+A</w:t>
             </w:r>
@@ -5832,12 +6959,29 @@
         <w:tc>
           <w:tcPr>
             <w:tcW w:type="dxa" w:w="4076"/>
-            <w:shd w:val="clear" w:color="auto" w:fill="F8F8F8"/>
+            <w:shd w:val="clear" w:color="auto" w:fill="EAEAEA"/>
+            <w:tcBorders>
+              <w:top w:val="single" w:sz="12" w:color="FFFFFF"/>
+              <w:left w:val="single" w:sz="12" w:color="FFFFFF"/>
+              <w:bottom w:val="single" w:sz="12" w:color="FFFFFF"/>
+              <w:right w:val="single" w:sz="12" w:color="FFFFFF"/>
+            </w:tcBorders>
+            <w:vAlign w:val="center"/>
+            <w:tcMar>
+              <w:top w:w="40" w:type="dxa"/>
+              <w:left w:w="120" w:type="dxa"/>
+              <w:bottom w:w="40" w:type="dxa"/>
+              <w:right w:w="80" w:type="dxa"/>
+            </w:tcMar>
           </w:tcPr>
           <w:p>
-            <w:r>
-              <w:rPr>
-                <w:sz w:val="17"/>
+            <w:pPr>
+              <w:spacing w:before="0" w:after="0"/>
+              <w:jc w:val="center"/>
+            </w:pPr>
+            <w:r>
+              <w:rPr>
+                <w:sz w:val="16"/>
               </w:rPr>
               <w:t>`</w:t>
             </w:r>
@@ -5845,15 +6989,35 @@
         </w:tc>
       </w:tr>
       <w:tr>
+        <w:trPr>
+          <w:trHeight w:val="283" w:hRule="atLeast"/>
+        </w:trPr>
         <w:tc>
           <w:tcPr>
             <w:tcW w:type="dxa" w:w="4076"/>
-            <w:shd w:val="clear" w:color="auto" w:fill="FFFFFF"/>
+            <w:shd w:val="clear" w:color="auto" w:fill="EAEAEA"/>
+            <w:tcBorders>
+              <w:top w:val="single" w:sz="12" w:color="FFFFFF"/>
+              <w:left w:val="single" w:sz="12" w:color="FFFFFF"/>
+              <w:bottom w:val="single" w:sz="12" w:color="FFFFFF"/>
+              <w:right w:val="single" w:sz="12" w:color="FFFFFF"/>
+            </w:tcBorders>
+            <w:vAlign w:val="center"/>
+            <w:tcMar>
+              <w:top w:w="40" w:type="dxa"/>
+              <w:left w:w="120" w:type="dxa"/>
+              <w:bottom w:w="40" w:type="dxa"/>
+              <w:right w:w="80" w:type="dxa"/>
+            </w:tcMar>
           </w:tcPr>
           <w:p>
-            <w:r>
-              <w:rPr>
-                <w:sz w:val="17"/>
+            <w:pPr>
+              <w:spacing w:before="0" w:after="0"/>
+              <w:jc w:val="center"/>
+            </w:pPr>
+            <w:r>
+              <w:rPr>
+                <w:sz w:val="16"/>
               </w:rPr>
               <w:t>Ctrl+A -</w:t>
             </w:r>
@@ -5862,12 +7026,29 @@
         <w:tc>
           <w:tcPr>
             <w:tcW w:type="dxa" w:w="4076"/>
-            <w:shd w:val="clear" w:color="auto" w:fill="FFFFFF"/>
+            <w:shd w:val="clear" w:color="auto" w:fill="EAEAEA"/>
+            <w:tcBorders>
+              <w:top w:val="single" w:sz="12" w:color="FFFFFF"/>
+              <w:left w:val="single" w:sz="12" w:color="FFFFFF"/>
+              <w:bottom w:val="single" w:sz="12" w:color="FFFFFF"/>
+              <w:right w:val="single" w:sz="12" w:color="FFFFFF"/>
+            </w:tcBorders>
+            <w:vAlign w:val="center"/>
+            <w:tcMar>
+              <w:top w:w="40" w:type="dxa"/>
+              <w:left w:w="120" w:type="dxa"/>
+              <w:bottom w:w="40" w:type="dxa"/>
+              <w:right w:w="80" w:type="dxa"/>
+            </w:tcMar>
           </w:tcPr>
           <w:p>
-            <w:r>
-              <w:rPr>
-                <w:sz w:val="17"/>
+            <w:pPr>
+              <w:spacing w:before="0" w:after="0"/>
+              <w:jc w:val="center"/>
+            </w:pPr>
+            <w:r>
+              <w:rPr>
+                <w:sz w:val="16"/>
               </w:rPr>
               <w:t>Dividir panel horizontalmente</w:t>
             </w:r>
@@ -5875,15 +7056,35 @@
         </w:tc>
       </w:tr>
       <w:tr>
+        <w:trPr>
+          <w:trHeight w:val="283" w:hRule="atLeast"/>
+        </w:trPr>
         <w:tc>
           <w:tcPr>
             <w:tcW w:type="dxa" w:w="4076"/>
-            <w:shd w:val="clear" w:color="auto" w:fill="F8F8F8"/>
+            <w:shd w:val="clear" w:color="auto" w:fill="EAEAEA"/>
+            <w:tcBorders>
+              <w:top w:val="single" w:sz="12" w:color="FFFFFF"/>
+              <w:left w:val="single" w:sz="12" w:color="FFFFFF"/>
+              <w:bottom w:val="single" w:sz="12" w:color="FFFFFF"/>
+              <w:right w:val="single" w:sz="12" w:color="FFFFFF"/>
+            </w:tcBorders>
+            <w:vAlign w:val="center"/>
+            <w:tcMar>
+              <w:top w:w="40" w:type="dxa"/>
+              <w:left w:w="120" w:type="dxa"/>
+              <w:bottom w:w="40" w:type="dxa"/>
+              <w:right w:w="80" w:type="dxa"/>
+            </w:tcMar>
           </w:tcPr>
           <w:p>
-            <w:r>
-              <w:rPr>
-                <w:sz w:val="17"/>
+            <w:pPr>
+              <w:spacing w:before="0" w:after="0"/>
+              <w:jc w:val="center"/>
+            </w:pPr>
+            <w:r>
+              <w:rPr>
+                <w:sz w:val="16"/>
               </w:rPr>
               <w:t>Alt+←/→/↑/↓</w:t>
             </w:r>
@@ -5892,12 +7093,29 @@
         <w:tc>
           <w:tcPr>
             <w:tcW w:type="dxa" w:w="4076"/>
-            <w:shd w:val="clear" w:color="auto" w:fill="F8F8F8"/>
+            <w:shd w:val="clear" w:color="auto" w:fill="EAEAEA"/>
+            <w:tcBorders>
+              <w:top w:val="single" w:sz="12" w:color="FFFFFF"/>
+              <w:left w:val="single" w:sz="12" w:color="FFFFFF"/>
+              <w:bottom w:val="single" w:sz="12" w:color="FFFFFF"/>
+              <w:right w:val="single" w:sz="12" w:color="FFFFFF"/>
+            </w:tcBorders>
+            <w:vAlign w:val="center"/>
+            <w:tcMar>
+              <w:top w:w="40" w:type="dxa"/>
+              <w:left w:w="120" w:type="dxa"/>
+              <w:bottom w:w="40" w:type="dxa"/>
+              <w:right w:w="80" w:type="dxa"/>
+            </w:tcMar>
           </w:tcPr>
           <w:p>
-            <w:r>
-              <w:rPr>
-                <w:sz w:val="17"/>
+            <w:pPr>
+              <w:spacing w:before="0" w:after="0"/>
+              <w:jc w:val="center"/>
+            </w:pPr>
+            <w:r>
+              <w:rPr>
+                <w:sz w:val="16"/>
               </w:rPr>
               <w:t>Moverse entre paneles</w:t>
             </w:r>
@@ -5905,15 +7123,35 @@
         </w:tc>
       </w:tr>
       <w:tr>
+        <w:trPr>
+          <w:trHeight w:val="283" w:hRule="atLeast"/>
+        </w:trPr>
         <w:tc>
           <w:tcPr>
             <w:tcW w:type="dxa" w:w="4076"/>
-            <w:shd w:val="clear" w:color="auto" w:fill="FFFFFF"/>
+            <w:shd w:val="clear" w:color="auto" w:fill="EAEAEA"/>
+            <w:tcBorders>
+              <w:top w:val="single" w:sz="12" w:color="FFFFFF"/>
+              <w:left w:val="single" w:sz="12" w:color="FFFFFF"/>
+              <w:bottom w:val="single" w:sz="12" w:color="FFFFFF"/>
+              <w:right w:val="single" w:sz="12" w:color="FFFFFF"/>
+            </w:tcBorders>
+            <w:vAlign w:val="center"/>
+            <w:tcMar>
+              <w:top w:w="40" w:type="dxa"/>
+              <w:left w:w="120" w:type="dxa"/>
+              <w:bottom w:w="40" w:type="dxa"/>
+              <w:right w:w="80" w:type="dxa"/>
+            </w:tcMar>
           </w:tcPr>
           <w:p>
-            <w:r>
-              <w:rPr>
-                <w:sz w:val="17"/>
+            <w:pPr>
+              <w:spacing w:before="0" w:after="0"/>
+              <w:jc w:val="center"/>
+            </w:pPr>
+            <w:r>
+              <w:rPr>
+                <w:sz w:val="16"/>
               </w:rPr>
               <w:t>Ctrl+A [</w:t>
             </w:r>
@@ -5922,12 +7160,29 @@
         <w:tc>
           <w:tcPr>
             <w:tcW w:type="dxa" w:w="4076"/>
-            <w:shd w:val="clear" w:color="auto" w:fill="FFFFFF"/>
+            <w:shd w:val="clear" w:color="auto" w:fill="EAEAEA"/>
+            <w:tcBorders>
+              <w:top w:val="single" w:sz="12" w:color="FFFFFF"/>
+              <w:left w:val="single" w:sz="12" w:color="FFFFFF"/>
+              <w:bottom w:val="single" w:sz="12" w:color="FFFFFF"/>
+              <w:right w:val="single" w:sz="12" w:color="FFFFFF"/>
+            </w:tcBorders>
+            <w:vAlign w:val="center"/>
+            <w:tcMar>
+              <w:top w:w="40" w:type="dxa"/>
+              <w:left w:w="120" w:type="dxa"/>
+              <w:bottom w:w="40" w:type="dxa"/>
+              <w:right w:w="80" w:type="dxa"/>
+            </w:tcMar>
           </w:tcPr>
           <w:p>
-            <w:r>
-              <w:rPr>
-                <w:sz w:val="17"/>
+            <w:pPr>
+              <w:spacing w:before="0" w:after="0"/>
+              <w:jc w:val="center"/>
+            </w:pPr>
+            <w:r>
+              <w:rPr>
+                <w:sz w:val="16"/>
               </w:rPr>
               <w:t>Modo scroll (salir con q)</w:t>
             </w:r>
@@ -5945,16 +7200,24 @@
         <w:pStyle w:val="Endure-Subhead"/>
         <w:keepNext/>
         <w:spacing w:before="240" w:after="60"/>
-      </w:pPr>
-      <w:r>
+        <w:outlineLvl w:val="1"/>
+      </w:pPr>
+      <w:r>
+        <w:rPr>
+          <w:sz w:val="24"/>
+        </w:rPr>
         <w:t>1.5 Paso 4 — Red y Dirección IP Estática</w:t>
       </w:r>
     </w:p>
     <w:p>
       <w:pPr>
         <w:pStyle w:val="Endure-FirstParagraphBodyText"/>
-      </w:pPr>
-      <w:r>
+        <w:spacing w:before="100" w:after="100"/>
+      </w:pPr>
+      <w:r>
+        <w:rPr>
+          <w:sz w:val="20"/>
+        </w:rPr>
         <w:t>Asignar una IP estática al Jetson es fundamental para que SSH siempre conecte a la misma dirección. Sin IP estática, el router puede asignar una IP diferente tras cada reinicio y perdería el acceso.</w:t>
       </w:r>
     </w:p>
@@ -5963,10 +7226,11 @@
         <w:pStyle w:val="Endure-Subhead"/>
         <w:keepNext/>
         <w:spacing w:before="160" w:after="60"/>
-      </w:pPr>
-      <w:r>
-        <w:rPr>
-          <w:sz w:val="18"/>
+        <w:outlineLvl w:val="2"/>
+      </w:pPr>
+      <w:r>
+        <w:rPr>
+          <w:sz w:val="22"/>
         </w:rPr>
         <w:t>1.5.1 Identificar la conexión Ethernet</w:t>
       </w:r>
@@ -5984,7 +7248,7 @@
         <w:tc>
           <w:tcPr>
             <w:tcW w:type="dxa" w:w="8152"/>
-            <w:shd w:val="clear" w:color="auto" w:fill="F2F2F2"/>
+            <w:shd w:val="clear" w:color="auto" w:fill="EAEAEA"/>
             <w:tcBorders>
               <w:left w:val="thick" w:sz="24" w:color="1A5A6A"/>
             </w:tcBorders>
@@ -6022,6 +7286,7 @@
             <w:r>
               <w:rPr>
                 <w:rFonts w:ascii="Courier New" w:hAnsi="Courier New"/>
+                <w:i/>
                 <w:color w:val="555555"/>
                 <w:sz w:val="16"/>
               </w:rPr>
@@ -6038,6 +7303,7 @@
             <w:r>
               <w:rPr>
                 <w:rFonts w:ascii="Courier New" w:hAnsi="Courier New"/>
+                <w:i/>
                 <w:color w:val="555555"/>
                 <w:sz w:val="16"/>
               </w:rPr>
@@ -6065,7 +7331,7 @@
         <w:tc>
           <w:tcPr>
             <w:tcW w:type="dxa" w:w="8152"/>
-            <w:shd w:val="clear" w:color="auto" w:fill="F2F2F2"/>
+            <w:shd w:val="clear" w:color="auto" w:fill="EAEAEA"/>
             <w:tcBorders>
               <w:left w:val="thick" w:sz="24" w:color="1A5A6A"/>
             </w:tcBorders>
@@ -6103,6 +7369,7 @@
             <w:r>
               <w:rPr>
                 <w:rFonts w:ascii="Courier New" w:hAnsi="Courier New"/>
+                <w:i/>
                 <w:color w:val="555555"/>
                 <w:sz w:val="16"/>
               </w:rPr>
@@ -6119,6 +7386,7 @@
             <w:r>
               <w:rPr>
                 <w:rFonts w:ascii="Courier New" w:hAnsi="Courier New"/>
+                <w:i/>
                 <w:color w:val="555555"/>
                 <w:sz w:val="16"/>
               </w:rPr>
@@ -6135,6 +7403,7 @@
             <w:r>
               <w:rPr>
                 <w:rFonts w:ascii="Courier New" w:hAnsi="Courier New"/>
+                <w:i/>
                 <w:color w:val="555555"/>
                 <w:sz w:val="16"/>
               </w:rPr>
@@ -6162,7 +7431,7 @@
         <w:tc>
           <w:tcPr>
             <w:tcW w:type="dxa" w:w="8152"/>
-            <w:shd w:val="clear" w:color="auto" w:fill="F2F2F2"/>
+            <w:shd w:val="clear" w:color="auto" w:fill="EAEAEA"/>
             <w:tcBorders>
               <w:left w:val="thick" w:sz="24" w:color="1A5A6A"/>
             </w:tcBorders>
@@ -6217,6 +7486,7 @@
             <w:r>
               <w:rPr>
                 <w:rFonts w:ascii="Courier New" w:hAnsi="Courier New"/>
+                <w:i/>
                 <w:color w:val="555555"/>
                 <w:sz w:val="16"/>
               </w:rPr>
@@ -6236,10 +7506,11 @@
         <w:pStyle w:val="Endure-Subhead"/>
         <w:keepNext/>
         <w:spacing w:before="160" w:after="60"/>
-      </w:pPr>
-      <w:r>
-        <w:rPr>
-          <w:sz w:val="18"/>
+        <w:outlineLvl w:val="2"/>
+      </w:pPr>
+      <w:r>
+        <w:rPr>
+          <w:sz w:val="22"/>
         </w:rPr>
         <w:t>1.5.2 Asignar IP estática con NetworkManager</w:t>
       </w:r>
@@ -6257,7 +7528,7 @@
         <w:tc>
           <w:tcPr>
             <w:tcW w:type="dxa" w:w="8152"/>
-            <w:shd w:val="clear" w:color="auto" w:fill="F2F2F2"/>
+            <w:shd w:val="clear" w:color="auto" w:fill="EAEAEA"/>
             <w:tcBorders>
               <w:left w:val="thick" w:sz="24" w:color="1A5A6A"/>
             </w:tcBorders>
@@ -6295,152 +7566,159 @@
             <w:r>
               <w:rPr>
                 <w:rFonts w:ascii="Courier New" w:hAnsi="Courier New"/>
+                <w:color w:val="1A1A1A"/>
+                <w:sz w:val="16"/>
+              </w:rPr>
+              <w:t>CONN="Wired connection 1"</w:t>
+            </w:r>
+          </w:p>
+          <w:p>
+            <w:pPr>
+              <w:spacing w:before="0" w:after="0"/>
+              <w:jc w:val="left"/>
+              <w:keepLines/>
+              <w:keepNext/>
+            </w:pPr>
+            <w:r>
+              <w:rPr>
+                <w:rFonts w:ascii="Courier New" w:hAnsi="Courier New"/>
+                <w:color w:val="1A1A1A"/>
+                <w:sz w:val="16"/>
+              </w:rPr>
+            </w:r>
+          </w:p>
+          <w:p>
+            <w:pPr>
+              <w:spacing w:before="0" w:after="0"/>
+              <w:jc w:val="left"/>
+              <w:keepLines/>
+              <w:keepNext/>
+            </w:pPr>
+            <w:r>
+              <w:rPr>
+                <w:rFonts w:ascii="Courier New" w:hAnsi="Courier New"/>
+                <w:color w:val="1A1A1A"/>
+                <w:sz w:val="16"/>
+              </w:rPr>
+              <w:t>sudo nmcli connection modify "$CONN" \</w:t>
+            </w:r>
+          </w:p>
+          <w:p>
+            <w:pPr>
+              <w:spacing w:before="0" w:after="0"/>
+              <w:jc w:val="left"/>
+              <w:keepLines/>
+              <w:keepNext/>
+            </w:pPr>
+            <w:r>
+              <w:rPr>
+                <w:rFonts w:ascii="Courier New" w:hAnsi="Courier New"/>
+                <w:i/>
                 <w:color w:val="555555"/>
                 <w:sz w:val="16"/>
               </w:rPr>
-              <w:t>CONN="Wired connection 1"</w:t>
-            </w:r>
-          </w:p>
-          <w:p>
-            <w:pPr>
-              <w:spacing w:before="0" w:after="0"/>
-              <w:jc w:val="left"/>
-              <w:keepLines/>
-              <w:keepNext/>
-            </w:pPr>
-            <w:r>
-              <w:rPr>
-                <w:rFonts w:ascii="Courier New" w:hAnsi="Courier New"/>
-                <w:color w:val="1A1A1A"/>
-                <w:sz w:val="16"/>
-              </w:rPr>
-            </w:r>
-          </w:p>
-          <w:p>
-            <w:pPr>
-              <w:spacing w:before="0" w:after="0"/>
-              <w:jc w:val="left"/>
-              <w:keepLines/>
-              <w:keepNext/>
-            </w:pPr>
-            <w:r>
-              <w:rPr>
-                <w:rFonts w:ascii="Courier New" w:hAnsi="Courier New"/>
-                <w:color w:val="1A1A1A"/>
-                <w:sz w:val="16"/>
-              </w:rPr>
-              <w:t>sudo nmcli connection modify "$CONN" \</w:t>
-            </w:r>
-          </w:p>
-          <w:p>
-            <w:pPr>
-              <w:spacing w:before="0" w:after="0"/>
-              <w:jc w:val="left"/>
-              <w:keepLines/>
-              <w:keepNext/>
-            </w:pPr>
-            <w:r>
-              <w:rPr>
-                <w:rFonts w:ascii="Courier New" w:hAnsi="Courier New"/>
+              <w:t xml:space="preserve">  ipv4.method manual \</w:t>
+            </w:r>
+          </w:p>
+          <w:p>
+            <w:pPr>
+              <w:spacing w:before="0" w:after="0"/>
+              <w:jc w:val="left"/>
+              <w:keepLines/>
+              <w:keepNext/>
+            </w:pPr>
+            <w:r>
+              <w:rPr>
+                <w:rFonts w:ascii="Courier New" w:hAnsi="Courier New"/>
+                <w:i/>
                 <w:color w:val="555555"/>
                 <w:sz w:val="16"/>
               </w:rPr>
-              <w:t xml:space="preserve">  ipv4.method manual \</w:t>
-            </w:r>
-          </w:p>
-          <w:p>
-            <w:pPr>
-              <w:spacing w:before="0" w:after="0"/>
-              <w:jc w:val="left"/>
-              <w:keepLines/>
-              <w:keepNext/>
-            </w:pPr>
-            <w:r>
-              <w:rPr>
-                <w:rFonts w:ascii="Courier New" w:hAnsi="Courier New"/>
+              <w:t xml:space="preserve">  ipv4.addresses "192.168.1.100/24" \</w:t>
+            </w:r>
+          </w:p>
+          <w:p>
+            <w:pPr>
+              <w:spacing w:before="0" w:after="0"/>
+              <w:jc w:val="left"/>
+              <w:keepLines/>
+              <w:keepNext/>
+            </w:pPr>
+            <w:r>
+              <w:rPr>
+                <w:rFonts w:ascii="Courier New" w:hAnsi="Courier New"/>
+                <w:i/>
                 <w:color w:val="555555"/>
                 <w:sz w:val="16"/>
               </w:rPr>
-              <w:t xml:space="preserve">  ipv4.addresses "192.168.1.100/24" \</w:t>
-            </w:r>
-          </w:p>
-          <w:p>
-            <w:pPr>
-              <w:spacing w:before="0" w:after="0"/>
-              <w:jc w:val="left"/>
-              <w:keepLines/>
-              <w:keepNext/>
-            </w:pPr>
-            <w:r>
-              <w:rPr>
-                <w:rFonts w:ascii="Courier New" w:hAnsi="Courier New"/>
+              <w:t xml:space="preserve">  ipv4.gateway "192.168.1.1" \</w:t>
+            </w:r>
+          </w:p>
+          <w:p>
+            <w:pPr>
+              <w:spacing w:before="0" w:after="0"/>
+              <w:jc w:val="left"/>
+              <w:keepLines/>
+              <w:keepNext/>
+            </w:pPr>
+            <w:r>
+              <w:rPr>
+                <w:rFonts w:ascii="Courier New" w:hAnsi="Courier New"/>
+                <w:i/>
                 <w:color w:val="555555"/>
                 <w:sz w:val="16"/>
               </w:rPr>
-              <w:t xml:space="preserve">  ipv4.gateway "192.168.1.1" \</w:t>
-            </w:r>
-          </w:p>
-          <w:p>
-            <w:pPr>
-              <w:spacing w:before="0" w:after="0"/>
-              <w:jc w:val="left"/>
-              <w:keepLines/>
-              <w:keepNext/>
-            </w:pPr>
-            <w:r>
-              <w:rPr>
-                <w:rFonts w:ascii="Courier New" w:hAnsi="Courier New"/>
+              <w:t xml:space="preserve">  ipv4.dns "8.8.8.8,1.1.1.1" \</w:t>
+            </w:r>
+          </w:p>
+          <w:p>
+            <w:pPr>
+              <w:spacing w:before="0" w:after="0"/>
+              <w:jc w:val="left"/>
+              <w:keepLines/>
+              <w:keepNext/>
+            </w:pPr>
+            <w:r>
+              <w:rPr>
+                <w:rFonts w:ascii="Courier New" w:hAnsi="Courier New"/>
+                <w:i/>
                 <w:color w:val="555555"/>
                 <w:sz w:val="16"/>
               </w:rPr>
-              <w:t xml:space="preserve">  ipv4.dns "8.8.8.8,1.1.1.1" \</w:t>
-            </w:r>
-          </w:p>
-          <w:p>
-            <w:pPr>
-              <w:spacing w:before="0" w:after="0"/>
-              <w:jc w:val="left"/>
-              <w:keepLines/>
-              <w:keepNext/>
-            </w:pPr>
-            <w:r>
-              <w:rPr>
-                <w:rFonts w:ascii="Courier New" w:hAnsi="Courier New"/>
+              <w:t xml:space="preserve">  ipv4.ignore-auto-dns yes \</w:t>
+            </w:r>
+          </w:p>
+          <w:p>
+            <w:pPr>
+              <w:spacing w:before="0" w:after="0"/>
+              <w:jc w:val="left"/>
+              <w:keepLines/>
+              <w:keepNext/>
+            </w:pPr>
+            <w:r>
+              <w:rPr>
+                <w:rFonts w:ascii="Courier New" w:hAnsi="Courier New"/>
+                <w:i/>
                 <w:color w:val="555555"/>
                 <w:sz w:val="16"/>
               </w:rPr>
-              <w:t xml:space="preserve">  ipv4.ignore-auto-dns yes \</w:t>
-            </w:r>
-          </w:p>
-          <w:p>
-            <w:pPr>
-              <w:spacing w:before="0" w:after="0"/>
-              <w:jc w:val="left"/>
-              <w:keepLines/>
-              <w:keepNext/>
-            </w:pPr>
-            <w:r>
-              <w:rPr>
-                <w:rFonts w:ascii="Courier New" w:hAnsi="Courier New"/>
+              <w:t xml:space="preserve">  connection.permissions "" \</w:t>
+            </w:r>
+          </w:p>
+          <w:p>
+            <w:pPr>
+              <w:spacing w:before="0" w:after="0"/>
+              <w:jc w:val="left"/>
+              <w:keepLines/>
+              <w:keepNext/>
+            </w:pPr>
+            <w:r>
+              <w:rPr>
+                <w:rFonts w:ascii="Courier New" w:hAnsi="Courier New"/>
+                <w:i/>
                 <w:color w:val="555555"/>
                 <w:sz w:val="16"/>
               </w:rPr>
-              <w:t xml:space="preserve">  connection.permissions "" \</w:t>
-            </w:r>
-          </w:p>
-          <w:p>
-            <w:pPr>
-              <w:spacing w:before="0" w:after="0"/>
-              <w:jc w:val="left"/>
-              <w:keepLines/>
-              <w:keepNext/>
-            </w:pPr>
-            <w:r>
-              <w:rPr>
-                <w:rFonts w:ascii="Courier New" w:hAnsi="Courier New"/>
-                <w:color w:val="555555"/>
-                <w:sz w:val="16"/>
-              </w:rPr>
               <w:t xml:space="preserve">  connection.autoconnect yes \</w:t>
             </w:r>
           </w:p>
@@ -6454,6 +7732,7 @@
             <w:r>
               <w:rPr>
                 <w:rFonts w:ascii="Courier New" w:hAnsi="Courier New"/>
+                <w:i/>
                 <w:color w:val="555555"/>
                 <w:sz w:val="16"/>
               </w:rPr>
@@ -6562,7 +7841,7 @@
             <w:r>
               <w:rPr>
                 <w:rFonts w:ascii="Courier New" w:hAnsi="Courier New"/>
-                <w:sz w:val="17"/>
+                <w:sz w:val="16"/>
               </w:rPr>
               <w:t>connection.permissions ""</w:t>
             </w:r>
@@ -6572,7 +7851,7 @@
             <w:r>
               <w:rPr>
                 <w:rFonts w:ascii="Courier New" w:hAnsi="Courier New"/>
-                <w:sz w:val="17"/>
+                <w:sz w:val="16"/>
               </w:rPr>
               <w:t>""</w:t>
             </w:r>
@@ -6601,7 +7880,7 @@
         <w:tc>
           <w:tcPr>
             <w:tcW w:type="dxa" w:w="8152"/>
-            <w:shd w:val="clear" w:color="auto" w:fill="F2F2F2"/>
+            <w:shd w:val="clear" w:color="auto" w:fill="EAEAEA"/>
             <w:tcBorders>
               <w:left w:val="thick" w:sz="24" w:color="1A5A6A"/>
             </w:tcBorders>
@@ -6639,6 +7918,7 @@
             <w:r>
               <w:rPr>
                 <w:rFonts w:ascii="Courier New" w:hAnsi="Courier New"/>
+                <w:i/>
                 <w:color w:val="555555"/>
                 <w:sz w:val="16"/>
               </w:rPr>
@@ -6666,7 +7946,7 @@
         <w:tc>
           <w:tcPr>
             <w:tcW w:type="dxa" w:w="8152"/>
-            <w:shd w:val="clear" w:color="auto" w:fill="F2F2F2"/>
+            <w:shd w:val="clear" w:color="auto" w:fill="EAEAEA"/>
             <w:tcBorders>
               <w:left w:val="thick" w:sz="24" w:color="1A5A6A"/>
             </w:tcBorders>
@@ -6704,6 +7984,7 @@
             <w:r>
               <w:rPr>
                 <w:rFonts w:ascii="Courier New" w:hAnsi="Courier New"/>
+                <w:i/>
                 <w:color w:val="555555"/>
                 <w:sz w:val="16"/>
               </w:rPr>
@@ -6764,7 +8045,7 @@
             <w:r>
               <w:rPr>
                 <w:rFonts w:ascii="Courier New" w:hAnsi="Courier New"/>
-                <w:sz w:val="17"/>
+                <w:sz w:val="16"/>
               </w:rPr>
               <w:t>192.168.1.x</w:t>
             </w:r>
@@ -6785,10 +8066,11 @@
         <w:pStyle w:val="Endure-Subhead"/>
         <w:keepNext/>
         <w:spacing w:before="160" w:after="60"/>
-      </w:pPr>
-      <w:r>
-        <w:rPr>
-          <w:sz w:val="18"/>
+        <w:outlineLvl w:val="2"/>
+      </w:pPr>
+      <w:r>
+        <w:rPr>
+          <w:sz w:val="22"/>
         </w:rPr>
         <w:t>1.5.3 Deshabilitar la espera de red en el arranque</w:t>
       </w:r>
@@ -6796,8 +8078,12 @@
     <w:p>
       <w:pPr>
         <w:pStyle w:val="Endure-FirstParagraphBodyText"/>
-      </w:pPr>
-      <w:r>
+        <w:spacing w:before="100" w:after="100"/>
+      </w:pPr>
+      <w:r>
+        <w:rPr>
+          <w:sz w:val="20"/>
+        </w:rPr>
         <w:t>Por defecto, Ubuntu espera hasta 2 minutos a que la red esté disponible antes de completar el boot. Esto ralentiza innecesariamente el inicio del sistema:</w:t>
       </w:r>
     </w:p>
@@ -6814,7 +8100,7 @@
         <w:tc>
           <w:tcPr>
             <w:tcW w:type="dxa" w:w="8152"/>
-            <w:shd w:val="clear" w:color="auto" w:fill="F2F2F2"/>
+            <w:shd w:val="clear" w:color="auto" w:fill="EAEAEA"/>
             <w:tcBorders>
               <w:left w:val="thick" w:sz="24" w:color="1A5A6A"/>
             </w:tcBorders>
@@ -6903,16 +8189,24 @@
         <w:pStyle w:val="Endure-Subhead"/>
         <w:keepNext/>
         <w:spacing w:before="240" w:after="60"/>
-      </w:pPr>
-      <w:r>
+        <w:outlineLvl w:val="1"/>
+      </w:pPr>
+      <w:r>
+        <w:rPr>
+          <w:sz w:val="24"/>
+        </w:rPr>
         <w:t>1.6 Paso 5 — SSH: Primera Conexión desde Windows</w:t>
       </w:r>
     </w:p>
     <w:p>
       <w:pPr>
         <w:pStyle w:val="Endure-FirstParagraphBodyText"/>
-      </w:pPr>
-      <w:r>
+        <w:spacing w:before="100" w:after="100"/>
+      </w:pPr>
+      <w:r>
+        <w:rPr>
+          <w:sz w:val="20"/>
+        </w:rPr>
         <w:t>A partir de este paso, todo el trabajo se realiza desde Windows vía SSH. Puede desconectar el monitor del Jetson.</w:t>
       </w:r>
     </w:p>
@@ -6921,10 +8215,11 @@
         <w:pStyle w:val="Endure-Subhead"/>
         <w:keepNext/>
         <w:spacing w:before="160" w:after="60"/>
-      </w:pPr>
-      <w:r>
-        <w:rPr>
-          <w:sz w:val="18"/>
+        <w:outlineLvl w:val="2"/>
+      </w:pPr>
+      <w:r>
+        <w:rPr>
+          <w:sz w:val="22"/>
         </w:rPr>
         <w:t>1.6.1 Instalar y configurar SSH server en el Jetson</w:t>
       </w:r>
@@ -6942,7 +8237,7 @@
         <w:tc>
           <w:tcPr>
             <w:tcW w:type="dxa" w:w="8152"/>
-            <w:shd w:val="clear" w:color="auto" w:fill="F2F2F2"/>
+            <w:shd w:val="clear" w:color="auto" w:fill="EAEAEA"/>
             <w:tcBorders>
               <w:left w:val="thick" w:sz="24" w:color="1A5A6A"/>
             </w:tcBorders>
@@ -7055,7 +8350,7 @@
         <w:tc>
           <w:tcPr>
             <w:tcW w:type="dxa" w:w="8152"/>
-            <w:shd w:val="clear" w:color="auto" w:fill="F2F2F2"/>
+            <w:shd w:val="clear" w:color="auto" w:fill="EAEAEA"/>
             <w:tcBorders>
               <w:left w:val="thick" w:sz="24" w:color="1A5A6A"/>
             </w:tcBorders>
@@ -7109,6 +8404,7 @@
             <w:r>
               <w:rPr>
                 <w:rFonts w:ascii="Courier New" w:hAnsi="Courier New"/>
+                <w:i/>
                 <w:color w:val="555555"/>
                 <w:sz w:val="16"/>
               </w:rPr>
@@ -7125,6 +8421,7 @@
             <w:r>
               <w:rPr>
                 <w:rFonts w:ascii="Courier New" w:hAnsi="Courier New"/>
+                <w:i/>
                 <w:color w:val="555555"/>
                 <w:sz w:val="16"/>
               </w:rPr>
@@ -7173,6 +8470,7 @@
             <w:r>
               <w:rPr>
                 <w:rFonts w:ascii="Courier New" w:hAnsi="Courier New"/>
+                <w:i/>
                 <w:color w:val="555555"/>
                 <w:sz w:val="16"/>
               </w:rPr>
@@ -7189,6 +8487,7 @@
             <w:r>
               <w:rPr>
                 <w:rFonts w:ascii="Courier New" w:hAnsi="Courier New"/>
+                <w:i/>
                 <w:color w:val="555555"/>
                 <w:sz w:val="16"/>
               </w:rPr>
@@ -7205,6 +8504,7 @@
             <w:r>
               <w:rPr>
                 <w:rFonts w:ascii="Courier New" w:hAnsi="Courier New"/>
+                <w:i/>
                 <w:color w:val="555555"/>
                 <w:sz w:val="16"/>
               </w:rPr>
@@ -7221,6 +8521,7 @@
             <w:r>
               <w:rPr>
                 <w:rFonts w:ascii="Courier New" w:hAnsi="Courier New"/>
+                <w:i/>
                 <w:color w:val="555555"/>
                 <w:sz w:val="16"/>
               </w:rPr>
@@ -7237,6 +8538,7 @@
             <w:r>
               <w:rPr>
                 <w:rFonts w:ascii="Courier New" w:hAnsi="Courier New"/>
+                <w:i/>
                 <w:color w:val="555555"/>
                 <w:sz w:val="16"/>
               </w:rPr>
@@ -7285,6 +8587,7 @@
             <w:r>
               <w:rPr>
                 <w:rFonts w:ascii="Courier New" w:hAnsi="Courier New"/>
+                <w:i/>
                 <w:color w:val="555555"/>
                 <w:sz w:val="16"/>
               </w:rPr>
@@ -7301,6 +8604,7 @@
             <w:r>
               <w:rPr>
                 <w:rFonts w:ascii="Courier New" w:hAnsi="Courier New"/>
+                <w:i/>
                 <w:color w:val="555555"/>
                 <w:sz w:val="16"/>
               </w:rPr>
@@ -7317,6 +8621,7 @@
             <w:r>
               <w:rPr>
                 <w:rFonts w:ascii="Courier New" w:hAnsi="Courier New"/>
+                <w:i/>
                 <w:color w:val="555555"/>
                 <w:sz w:val="16"/>
               </w:rPr>
@@ -7365,6 +8670,7 @@
             <w:r>
               <w:rPr>
                 <w:rFonts w:ascii="Courier New" w:hAnsi="Courier New"/>
+                <w:i/>
                 <w:color w:val="555555"/>
                 <w:sz w:val="16"/>
               </w:rPr>
@@ -7381,6 +8687,7 @@
             <w:r>
               <w:rPr>
                 <w:rFonts w:ascii="Courier New" w:hAnsi="Courier New"/>
+                <w:i/>
                 <w:color w:val="555555"/>
                 <w:sz w:val="16"/>
               </w:rPr>
@@ -7429,6 +8736,7 @@
             <w:r>
               <w:rPr>
                 <w:rFonts w:ascii="Courier New" w:hAnsi="Courier New"/>
+                <w:i/>
                 <w:color w:val="555555"/>
                 <w:sz w:val="16"/>
               </w:rPr>
@@ -7445,6 +8753,7 @@
             <w:r>
               <w:rPr>
                 <w:rFonts w:ascii="Courier New" w:hAnsi="Courier New"/>
+                <w:i/>
                 <w:color w:val="555555"/>
                 <w:sz w:val="16"/>
               </w:rPr>
@@ -7461,6 +8770,7 @@
             <w:r>
               <w:rPr>
                 <w:rFonts w:ascii="Courier New" w:hAnsi="Courier New"/>
+                <w:i/>
                 <w:color w:val="555555"/>
                 <w:sz w:val="16"/>
               </w:rPr>
@@ -7583,7 +8893,7 @@
         <w:tc>
           <w:tcPr>
             <w:tcW w:type="dxa" w:w="8152"/>
-            <w:shd w:val="clear" w:color="auto" w:fill="F2F2F2"/>
+            <w:shd w:val="clear" w:color="auto" w:fill="EAEAEA"/>
             <w:tcBorders>
               <w:left w:val="thick" w:sz="24" w:color="1A5A6A"/>
             </w:tcBorders>
@@ -7621,6 +8931,7 @@
             <w:r>
               <w:rPr>
                 <w:rFonts w:ascii="Courier New" w:hAnsi="Courier New"/>
+                <w:i/>
                 <w:color w:val="555555"/>
                 <w:sz w:val="16"/>
               </w:rPr>
@@ -7637,6 +8948,7 @@
             <w:r>
               <w:rPr>
                 <w:rFonts w:ascii="Courier New" w:hAnsi="Courier New"/>
+                <w:i/>
                 <w:color w:val="555555"/>
                 <w:sz w:val="16"/>
               </w:rPr>
@@ -7656,10 +8968,11 @@
         <w:pStyle w:val="Endure-Subhead"/>
         <w:keepNext/>
         <w:spacing w:before="160" w:after="60"/>
-      </w:pPr>
-      <w:r>
-        <w:rPr>
-          <w:sz w:val="18"/>
+        <w:outlineLvl w:val="2"/>
+      </w:pPr>
+      <w:r>
+        <w:rPr>
+          <w:sz w:val="22"/>
         </w:rPr>
         <w:t>1.6.2 Configurar SSH en Windows</w:t>
       </w:r>
@@ -7667,14 +8980,19 @@
     <w:p>
       <w:pPr>
         <w:pStyle w:val="Endure-FirstParagraphBodyText"/>
+        <w:spacing w:before="100" w:after="100"/>
       </w:pPr>
       <w:r>
         <w:rPr>
           <w:b/>
+          <w:sz w:val="20"/>
         </w:rPr>
         <w:t>En Windows PowerShell</w:t>
       </w:r>
       <w:r>
+        <w:rPr>
+          <w:sz w:val="20"/>
+        </w:rPr>
         <w:t xml:space="preserve"> (no en el Jetson), genere una clave SSH y cópiela al Jetson:</w:t>
       </w:r>
     </w:p>
@@ -7691,7 +9009,7 @@
         <w:tc>
           <w:tcPr>
             <w:tcW w:type="dxa" w:w="8152"/>
-            <w:shd w:val="clear" w:color="auto" w:fill="F2F2F2"/>
+            <w:shd w:val="clear" w:color="auto" w:fill="EAEAEA"/>
             <w:tcBorders>
               <w:left w:val="thick" w:sz="24" w:color="1A5A6A"/>
             </w:tcBorders>
@@ -7712,25 +9030,26 @@
             <w:r>
               <w:rPr>
                 <w:rFonts w:ascii="Courier New" w:hAnsi="Courier New"/>
+                <w:i/>
+                <w:color w:val="888888"/>
+                <w:sz w:val="16"/>
+              </w:rPr>
+              <w:t># Generar clave SSH para el Jetson (si no tiene una) [EN WINDOWS POWERSHELL]</w:t>
+            </w:r>
+          </w:p>
+          <w:p>
+            <w:pPr>
+              <w:spacing w:before="0" w:after="0"/>
+              <w:jc w:val="left"/>
+              <w:keepLines/>
+              <w:keepNext/>
+            </w:pPr>
+            <w:r>
+              <w:rPr>
+                <w:rFonts w:ascii="Courier New" w:hAnsi="Courier New"/>
                 <w:color w:val="1A1A1A"/>
                 <w:sz w:val="16"/>
               </w:rPr>
-              <w:t># Generar clave SSH para el Jetson (si no tiene una) [EN WINDOWS POWERSHELL]</w:t>
-            </w:r>
-          </w:p>
-          <w:p>
-            <w:pPr>
-              <w:spacing w:before="0" w:after="0"/>
-              <w:jc w:val="left"/>
-              <w:keepLines/>
-              <w:keepNext/>
-            </w:pPr>
-            <w:r>
-              <w:rPr>
-                <w:rFonts w:ascii="Courier New" w:hAnsi="Courier New"/>
-                <w:color w:val="1A1A1A"/>
-                <w:sz w:val="16"/>
-              </w:rPr>
               <w:t>ssh-keygen -t ed25519 -f "$env:USERPROFILE\.ssh\jetson_orin" -C "windows-to-jetson"</w:t>
             </w:r>
           </w:p>
@@ -7744,7 +9063,8 @@
             <w:r>
               <w:rPr>
                 <w:rFonts w:ascii="Courier New" w:hAnsi="Courier New"/>
-                <w:color w:val="1A1A1A"/>
+                <w:i/>
+                <w:color w:val="888888"/>
                 <w:sz w:val="16"/>
               </w:rPr>
               <w:t># Presione Enter cuando pregunte por passphrase (sin contraseña para acceso automático)</w:t>
@@ -7771,7 +9091,7 @@
         <w:tc>
           <w:tcPr>
             <w:tcW w:type="dxa" w:w="8152"/>
-            <w:shd w:val="clear" w:color="auto" w:fill="F2F2F2"/>
+            <w:shd w:val="clear" w:color="auto" w:fill="EAEAEA"/>
             <w:tcBorders>
               <w:left w:val="thick" w:sz="24" w:color="1A5A6A"/>
             </w:tcBorders>
@@ -7792,10 +9112,44 @@
             <w:r>
               <w:rPr>
                 <w:rFonts w:ascii="Courier New" w:hAnsi="Courier New"/>
+                <w:i/>
+                <w:color w:val="888888"/>
+                <w:sz w:val="16"/>
+              </w:rPr>
+              <w:t># Copiar la clave pública al Jetson [EN WINDOWS POWERSHELL]</w:t>
+            </w:r>
+          </w:p>
+          <w:p>
+            <w:pPr>
+              <w:spacing w:before="0" w:after="0"/>
+              <w:jc w:val="left"/>
+              <w:keepLines/>
+              <w:keepNext/>
+            </w:pPr>
+            <w:r>
+              <w:rPr>
+                <w:rFonts w:ascii="Courier New" w:hAnsi="Courier New"/>
+                <w:i/>
+                <w:color w:val="888888"/>
+                <w:sz w:val="16"/>
+              </w:rPr>
+              <w:t># Reemplazar 192.168.1.100 con la IP de su Jetson si es diferente</w:t>
+            </w:r>
+          </w:p>
+          <w:p>
+            <w:pPr>
+              <w:spacing w:before="0" w:after="0"/>
+              <w:jc w:val="left"/>
+              <w:keepLines/>
+              <w:keepNext/>
+            </w:pPr>
+            <w:r>
+              <w:rPr>
+                <w:rFonts w:ascii="Courier New" w:hAnsi="Courier New"/>
                 <w:color w:val="1A1A1A"/>
                 <w:sz w:val="16"/>
               </w:rPr>
-              <w:t># Copiar la clave pública al Jetson [EN WINDOWS POWERSHELL]</w:t>
+              <w:t>type "$env:USERPROFILE\.ssh\jetson_orin.pub" | `</w:t>
             </w:r>
           </w:p>
           <w:p>
@@ -7811,7 +9165,7 @@
                 <w:color w:val="1A1A1A"/>
                 <w:sz w:val="16"/>
               </w:rPr>
-              <w:t># Reemplazar 192.168.1.100 con la IP de su Jetson si es diferente</w:t>
+              <w:t xml:space="preserve">  ssh jetson `</w:t>
             </w:r>
           </w:p>
           <w:p>
@@ -7827,38 +9181,6 @@
                 <w:color w:val="1A1A1A"/>
                 <w:sz w:val="16"/>
               </w:rPr>
-              <w:t>type "$env:USERPROFILE\.ssh\jetson_orin.pub" | `</w:t>
-            </w:r>
-          </w:p>
-          <w:p>
-            <w:pPr>
-              <w:spacing w:before="0" w:after="0"/>
-              <w:jc w:val="left"/>
-              <w:keepLines/>
-              <w:keepNext/>
-            </w:pPr>
-            <w:r>
-              <w:rPr>
-                <w:rFonts w:ascii="Courier New" w:hAnsi="Courier New"/>
-                <w:color w:val="1A1A1A"/>
-                <w:sz w:val="16"/>
-              </w:rPr>
-              <w:t xml:space="preserve">  ssh jetson `</w:t>
-            </w:r>
-          </w:p>
-          <w:p>
-            <w:pPr>
-              <w:spacing w:before="0" w:after="0"/>
-              <w:jc w:val="left"/>
-              <w:keepLines/>
-              <w:keepNext/>
-            </w:pPr>
-            <w:r>
-              <w:rPr>
-                <w:rFonts w:ascii="Courier New" w:hAnsi="Courier New"/>
-                <w:color w:val="1A1A1A"/>
-                <w:sz w:val="16"/>
-              </w:rPr>
               <w:t xml:space="preserve">  "mkdir -p ~/.ssh &amp;&amp; chmod 700 ~/.ssh &amp;&amp; cat &gt;&gt; ~/.ssh/authorized_keys &amp;&amp; chmod 600 ~/.ssh/authorized_keys"</w:t>
             </w:r>
           </w:p>
@@ -7872,7 +9194,8 @@
             <w:r>
               <w:rPr>
                 <w:rFonts w:ascii="Courier New" w:hAnsi="Courier New"/>
-                <w:color w:val="1A1A1A"/>
+                <w:i/>
+                <w:color w:val="888888"/>
                 <w:sz w:val="16"/>
               </w:rPr>
               <w:t># Le pedirá la contraseña del Jetson una última vez</w:t>
@@ -7899,7 +9222,7 @@
         <w:tc>
           <w:tcPr>
             <w:tcW w:type="dxa" w:w="8152"/>
-            <w:shd w:val="clear" w:color="auto" w:fill="F2F2F2"/>
+            <w:shd w:val="clear" w:color="auto" w:fill="EAEAEA"/>
             <w:tcBorders>
               <w:left w:val="thick" w:sz="24" w:color="1A5A6A"/>
             </w:tcBorders>
@@ -7920,10 +9243,27 @@
             <w:r>
               <w:rPr>
                 <w:rFonts w:ascii="Courier New" w:hAnsi="Courier New"/>
+                <w:i/>
+                <w:color w:val="888888"/>
+                <w:sz w:val="16"/>
+              </w:rPr>
+              <w:t># Configurar el cliente SSH de Windows para acceso por alias [EN WINDOWS POWERSHELL]</w:t>
+            </w:r>
+          </w:p>
+          <w:p>
+            <w:pPr>
+              <w:spacing w:before="0" w:after="0"/>
+              <w:jc w:val="left"/>
+              <w:keepLines/>
+              <w:keepNext/>
+            </w:pPr>
+            <w:r>
+              <w:rPr>
+                <w:rFonts w:ascii="Courier New" w:hAnsi="Courier New"/>
                 <w:color w:val="1A1A1A"/>
                 <w:sz w:val="16"/>
               </w:rPr>
-              <w:t># Configurar el cliente SSH de Windows para acceso por alias [EN WINDOWS POWERSHELL]</w:t>
+              <w:t>$config = @"</w:t>
             </w:r>
           </w:p>
           <w:p>
@@ -7939,7 +9279,6 @@
                 <w:color w:val="1A1A1A"/>
                 <w:sz w:val="16"/>
               </w:rPr>
-              <w:t>$config = @"</w:t>
             </w:r>
           </w:p>
           <w:p>
@@ -7955,6 +9294,7 @@
                 <w:color w:val="1A1A1A"/>
                 <w:sz w:val="16"/>
               </w:rPr>
+              <w:t>Host jetson</w:t>
             </w:r>
           </w:p>
           <w:p>
@@ -7970,7 +9310,7 @@
                 <w:color w:val="1A1A1A"/>
                 <w:sz w:val="16"/>
               </w:rPr>
-              <w:t>Host jetson</w:t>
+              <w:t xml:space="preserve">    HostName 192.168.1.100</w:t>
             </w:r>
           </w:p>
           <w:p>
@@ -7986,7 +9326,7 @@
                 <w:color w:val="1A1A1A"/>
                 <w:sz w:val="16"/>
               </w:rPr>
-              <w:t xml:space="preserve">    HostName 192.168.1.100</w:t>
+              <w:t xml:space="preserve">    User jetson</w:t>
             </w:r>
           </w:p>
           <w:p>
@@ -8002,7 +9342,7 @@
                 <w:color w:val="1A1A1A"/>
                 <w:sz w:val="16"/>
               </w:rPr>
-              <w:t xml:space="preserve">    User jetson</w:t>
+              <w:t xml:space="preserve">    IdentityFile ~/.ssh/jetson_orin</w:t>
             </w:r>
           </w:p>
           <w:p>
@@ -8018,7 +9358,7 @@
                 <w:color w:val="1A1A1A"/>
                 <w:sz w:val="16"/>
               </w:rPr>
-              <w:t xml:space="preserve">    IdentityFile ~/.ssh/jetson_orin</w:t>
+              <w:t xml:space="preserve">    ServerAliveInterval 60</w:t>
             </w:r>
           </w:p>
           <w:p>
@@ -8034,7 +9374,7 @@
                 <w:color w:val="1A1A1A"/>
                 <w:sz w:val="16"/>
               </w:rPr>
-              <w:t xml:space="preserve">    ServerAliveInterval 60</w:t>
+              <w:t xml:space="preserve">    ServerAliveCountMax 10</w:t>
             </w:r>
           </w:p>
           <w:p>
@@ -8050,7 +9390,7 @@
                 <w:color w:val="1A1A1A"/>
                 <w:sz w:val="16"/>
               </w:rPr>
-              <w:t xml:space="preserve">    ServerAliveCountMax 10</w:t>
+              <w:t>"@</w:t>
             </w:r>
           </w:p>
           <w:p>
@@ -8066,35 +9406,20 @@
                 <w:color w:val="1A1A1A"/>
                 <w:sz w:val="16"/>
               </w:rPr>
-              <w:t>"@</w:t>
-            </w:r>
-          </w:p>
-          <w:p>
-            <w:pPr>
-              <w:spacing w:before="0" w:after="0"/>
-              <w:jc w:val="left"/>
-              <w:keepLines/>
-              <w:keepNext/>
-            </w:pPr>
-            <w:r>
-              <w:rPr>
-                <w:rFonts w:ascii="Courier New" w:hAnsi="Courier New"/>
-                <w:color w:val="1A1A1A"/>
-                <w:sz w:val="16"/>
-              </w:rPr>
-            </w:r>
-          </w:p>
-          <w:p>
-            <w:pPr>
-              <w:spacing w:before="0" w:after="0"/>
-              <w:jc w:val="left"/>
-              <w:keepLines/>
-              <w:keepNext/>
-            </w:pPr>
-            <w:r>
-              <w:rPr>
-                <w:rFonts w:ascii="Courier New" w:hAnsi="Courier New"/>
-                <w:color w:val="1A1A1A"/>
+            </w:r>
+          </w:p>
+          <w:p>
+            <w:pPr>
+              <w:spacing w:before="0" w:after="0"/>
+              <w:jc w:val="left"/>
+              <w:keepLines/>
+              <w:keepNext/>
+            </w:pPr>
+            <w:r>
+              <w:rPr>
+                <w:rFonts w:ascii="Courier New" w:hAnsi="Courier New"/>
+                <w:i/>
+                <w:color w:val="888888"/>
                 <w:sz w:val="16"/>
               </w:rPr>
               <w:t># Agregar al SSH config de Windows</w:t>
@@ -8137,7 +9462,7 @@
         <w:tc>
           <w:tcPr>
             <w:tcW w:type="dxa" w:w="8152"/>
-            <w:shd w:val="clear" w:color="auto" w:fill="F2F2F2"/>
+            <w:shd w:val="clear" w:color="auto" w:fill="EAEAEA"/>
             <w:tcBorders>
               <w:left w:val="thick" w:sz="24" w:color="1A5A6A"/>
             </w:tcBorders>
@@ -8158,25 +9483,26 @@
             <w:r>
               <w:rPr>
                 <w:rFonts w:ascii="Courier New" w:hAnsi="Courier New"/>
+                <w:i/>
+                <w:color w:val="888888"/>
+                <w:sz w:val="16"/>
+              </w:rPr>
+              <w:t># Probar conexión sin contraseña [EN WINDOWS POWERSHELL]</w:t>
+            </w:r>
+          </w:p>
+          <w:p>
+            <w:pPr>
+              <w:spacing w:before="0" w:after="0"/>
+              <w:jc w:val="left"/>
+              <w:keepLines/>
+              <w:keepNext/>
+            </w:pPr>
+            <w:r>
+              <w:rPr>
+                <w:rFonts w:ascii="Courier New" w:hAnsi="Courier New"/>
                 <w:color w:val="1A1A1A"/>
                 <w:sz w:val="16"/>
               </w:rPr>
-              <w:t># Probar conexión sin contraseña [EN WINDOWS POWERSHELL]</w:t>
-            </w:r>
-          </w:p>
-          <w:p>
-            <w:pPr>
-              <w:spacing w:before="0" w:after="0"/>
-              <w:jc w:val="left"/>
-              <w:keepLines/>
-              <w:keepNext/>
-            </w:pPr>
-            <w:r>
-              <w:rPr>
-                <w:rFonts w:ascii="Courier New" w:hAnsi="Courier New"/>
-                <w:color w:val="1A1A1A"/>
-                <w:sz w:val="16"/>
-              </w:rPr>
               <w:t>ssh jetson</w:t>
             </w:r>
           </w:p>
@@ -8190,7 +9516,8 @@
             <w:r>
               <w:rPr>
                 <w:rFonts w:ascii="Courier New" w:hAnsi="Courier New"/>
-                <w:color w:val="1A1A1A"/>
+                <w:i/>
+                <w:color w:val="888888"/>
                 <w:sz w:val="16"/>
               </w:rPr>
               <w:t># Debe conectar directamente sin pedir contraseña</w:t>
@@ -8206,7 +9533,8 @@
             <w:r>
               <w:rPr>
                 <w:rFonts w:ascii="Courier New" w:hAnsi="Courier New"/>
-                <w:color w:val="1A1A1A"/>
+                <w:i/>
+                <w:color w:val="888888"/>
                 <w:sz w:val="16"/>
               </w:rPr>
               <w:t># El prompt debe mostrar: jetson@jetson-orin:~$</w:t>
@@ -8233,7 +9561,7 @@
         <w:tc>
           <w:tcPr>
             <w:tcW w:type="dxa" w:w="8152"/>
-            <w:shd w:val="clear" w:color="auto" w:fill="F2F2F2"/>
+            <w:shd w:val="clear" w:color="auto" w:fill="EAEAEA"/>
             <w:tcBorders>
               <w:left w:val="thick" w:sz="24" w:color="1A5A6A"/>
             </w:tcBorders>
@@ -8271,6 +9599,7 @@
             <w:r>
               <w:rPr>
                 <w:rFonts w:ascii="Courier New" w:hAnsi="Courier New"/>
+                <w:i/>
                 <w:color w:val="555555"/>
                 <w:sz w:val="16"/>
               </w:rPr>
@@ -8304,14 +9633,19 @@
     <w:p>
       <w:pPr>
         <w:pStyle w:val="Endure-ChapterBodyText"/>
+        <w:spacing w:before="100" w:after="100"/>
       </w:pPr>
       <w:r>
         <w:rPr>
           <w:b/>
+          <w:sz w:val="20"/>
         </w:rPr>
         <w:t>A partir de este momento, todas las operaciones se realizan desde la terminal SSH en Windows.</w:t>
       </w:r>
       <w:r>
+        <w:rPr>
+          <w:sz w:val="20"/>
+        </w:rPr>
         <w:t xml:space="preserve"> Puede desconectar el monitor, teclado y mouse del Jetson.</w:t>
       </w:r>
     </w:p>
@@ -8320,10 +9654,11 @@
         <w:pStyle w:val="Endure-Subhead"/>
         <w:keepNext/>
         <w:spacing w:before="160" w:after="60"/>
-      </w:pPr>
-      <w:r>
-        <w:rPr>
-          <w:sz w:val="18"/>
+        <w:outlineLvl w:val="2"/>
+      </w:pPr>
+      <w:r>
+        <w:rPr>
+          <w:sz w:val="22"/>
         </w:rPr>
         <w:t>1.6.3 Agregar el Jetson al archivo hosts de Windows (opcional pero recomendado)</w:t>
       </w:r>
@@ -8341,7 +9676,7 @@
         <w:tc>
           <w:tcPr>
             <w:tcW w:type="dxa" w:w="8152"/>
-            <w:shd w:val="clear" w:color="auto" w:fill="F2F2F2"/>
+            <w:shd w:val="clear" w:color="auto" w:fill="EAEAEA"/>
             <w:tcBorders>
               <w:left w:val="thick" w:sz="24" w:color="1A5A6A"/>
             </w:tcBorders>
@@ -8362,25 +9697,26 @@
             <w:r>
               <w:rPr>
                 <w:rFonts w:ascii="Courier New" w:hAnsi="Courier New"/>
+                <w:i/>
+                <w:color w:val="888888"/>
+                <w:sz w:val="16"/>
+              </w:rPr>
+              <w:t># Ejecutar como Administrador en Windows PowerShell [EN WINDOWS POWERSHELL]</w:t>
+            </w:r>
+          </w:p>
+          <w:p>
+            <w:pPr>
+              <w:spacing w:before="0" w:after="0"/>
+              <w:jc w:val="left"/>
+              <w:keepLines/>
+              <w:keepNext/>
+            </w:pPr>
+            <w:r>
+              <w:rPr>
+                <w:rFonts w:ascii="Courier New" w:hAnsi="Courier New"/>
                 <w:color w:val="1A1A1A"/>
                 <w:sz w:val="16"/>
               </w:rPr>
-              <w:t># Ejecutar como Administrador en Windows PowerShell [EN WINDOWS POWERSHELL]</w:t>
-            </w:r>
-          </w:p>
-          <w:p>
-            <w:pPr>
-              <w:spacing w:before="0" w:after="0"/>
-              <w:jc w:val="left"/>
-              <w:keepLines/>
-              <w:keepNext/>
-            </w:pPr>
-            <w:r>
-              <w:rPr>
-                <w:rFonts w:ascii="Courier New" w:hAnsi="Courier New"/>
-                <w:color w:val="1A1A1A"/>
-                <w:sz w:val="16"/>
-              </w:rPr>
               <w:t>Add-Content "C:\Windows\System32\drivers\etc\hosts" "192.168.1.100`tjetson-orin"</w:t>
             </w:r>
           </w:p>
@@ -8394,7 +9730,8 @@
             <w:r>
               <w:rPr>
                 <w:rFonts w:ascii="Courier New" w:hAnsi="Courier New"/>
-                <w:color w:val="1A1A1A"/>
+                <w:i/>
+                <w:color w:val="888888"/>
                 <w:sz w:val="16"/>
               </w:rPr>
               <w:t># Verificar</w:t>
@@ -8429,10 +9766,11 @@
         <w:pStyle w:val="Endure-Subhead"/>
         <w:keepNext/>
         <w:spacing w:before="160" w:after="60"/>
-      </w:pPr>
-      <w:r>
-        <w:rPr>
-          <w:sz w:val="18"/>
+        <w:outlineLvl w:val="2"/>
+      </w:pPr>
+      <w:r>
+        <w:rPr>
+          <w:sz w:val="22"/>
         </w:rPr>
         <w:t>1.6.4 Deshabilitar autenticación por contraseña (después de confirmar las claves)</w:t>
       </w:r>
@@ -8440,8 +9778,12 @@
     <w:p>
       <w:pPr>
         <w:pStyle w:val="Endure-FirstParagraphBodyText"/>
-      </w:pPr>
-      <w:r>
+        <w:spacing w:before="100" w:after="100"/>
+      </w:pPr>
+      <w:r>
+        <w:rPr>
+          <w:sz w:val="20"/>
+        </w:rPr>
         <w:t>Una vez que SSH funciona sin contraseña, desactive la autenticación por contraseña para mayor seguridad:</w:t>
       </w:r>
     </w:p>
@@ -8458,7 +9800,7 @@
         <w:tc>
           <w:tcPr>
             <w:tcW w:type="dxa" w:w="8152"/>
-            <w:shd w:val="clear" w:color="auto" w:fill="F2F2F2"/>
+            <w:shd w:val="clear" w:color="auto" w:fill="EAEAEA"/>
             <w:tcBorders>
               <w:left w:val="thick" w:sz="24" w:color="1A5A6A"/>
             </w:tcBorders>
@@ -8596,16 +9938,24 @@
         <w:pStyle w:val="Endure-Subhead"/>
         <w:keepNext/>
         <w:spacing w:before="240" w:after="60"/>
-      </w:pPr>
-      <w:r>
+        <w:outlineLvl w:val="1"/>
+      </w:pPr>
+      <w:r>
+        <w:rPr>
+          <w:sz w:val="24"/>
+        </w:rPr>
         <w:t>1.7 Verificación Final del Capítulo</w:t>
       </w:r>
     </w:p>
     <w:p>
       <w:pPr>
         <w:pStyle w:val="Endure-FirstParagraphBodyText"/>
-      </w:pPr>
-      <w:r>
+        <w:spacing w:before="100" w:after="100"/>
+      </w:pPr>
+      <w:r>
+        <w:rPr>
+          <w:sz w:val="20"/>
+        </w:rPr>
         <w:t>Al final de esta parte, ejecute la verificación completa desde SSH en Windows:</w:t>
       </w:r>
     </w:p>
@@ -8622,7 +9972,7 @@
         <w:tc>
           <w:tcPr>
             <w:tcW w:type="dxa" w:w="8152"/>
-            <w:shd w:val="clear" w:color="auto" w:fill="F2F2F2"/>
+            <w:shd w:val="clear" w:color="auto" w:fill="EAEAEA"/>
             <w:tcBorders>
               <w:left w:val="thick" w:sz="24" w:color="1A5A6A"/>
             </w:tcBorders>
@@ -8787,6 +10137,7 @@
             <w:r>
               <w:rPr>
                 <w:rFonts w:ascii="Courier New" w:hAnsi="Courier New"/>
+                <w:i/>
                 <w:color w:val="555555"/>
                 <w:sz w:val="16"/>
               </w:rPr>
@@ -8850,6 +10201,7 @@
             <w:r>
               <w:rPr>
                 <w:rFonts w:ascii="Courier New" w:hAnsi="Courier New"/>
+                <w:i/>
                 <w:color w:val="555555"/>
                 <w:sz w:val="16"/>
               </w:rPr>
@@ -8992,6 +10344,7 @@
             <w:r>
               <w:rPr>
                 <w:rFonts w:ascii="Courier New" w:hAnsi="Courier New"/>
+                <w:i/>
                 <w:color w:val="555555"/>
                 <w:sz w:val="16"/>
               </w:rPr>
@@ -9008,6 +10361,7 @@
             <w:r>
               <w:rPr>
                 <w:rFonts w:ascii="Courier New" w:hAnsi="Courier New"/>
+                <w:i/>
                 <w:color w:val="555555"/>
                 <w:sz w:val="16"/>
               </w:rPr>
@@ -9134,6 +10488,7 @@
             <w:r>
               <w:rPr>
                 <w:rFonts w:ascii="Courier New" w:hAnsi="Courier New"/>
+                <w:i/>
                 <w:color w:val="555555"/>
                 <w:sz w:val="16"/>
               </w:rPr>
@@ -9150,6 +10505,7 @@
             <w:r>
               <w:rPr>
                 <w:rFonts w:ascii="Courier New" w:hAnsi="Courier New"/>
+                <w:i/>
                 <w:color w:val="555555"/>
                 <w:sz w:val="16"/>
               </w:rPr>
@@ -9229,6 +10585,7 @@
             <w:r>
               <w:rPr>
                 <w:rFonts w:ascii="Courier New" w:hAnsi="Courier New"/>
+                <w:i/>
                 <w:color w:val="555555"/>
                 <w:sz w:val="16"/>
               </w:rPr>
@@ -9256,7 +10613,7 @@
         <w:tc>
           <w:tcPr>
             <w:tcW w:type="dxa" w:w="8152"/>
-            <w:shd w:val="clear" w:color="auto" w:fill="F2F2F2"/>
+            <w:shd w:val="clear" w:color="auto" w:fill="EAEAEA"/>
             <w:tcBorders>
               <w:left w:val="thick" w:sz="24" w:color="1A5A6A"/>
             </w:tcBorders>
@@ -9294,6 +10651,7 @@
             <w:r>
               <w:rPr>
                 <w:rFonts w:ascii="Courier New" w:hAnsi="Courier New"/>
+                <w:i/>
                 <w:color w:val="555555"/>
                 <w:sz w:val="16"/>
               </w:rPr>
@@ -9310,6 +10668,7 @@
             <w:r>
               <w:rPr>
                 <w:rFonts w:ascii="Courier New" w:hAnsi="Courier New"/>
+                <w:i/>
                 <w:color w:val="555555"/>
                 <w:sz w:val="16"/>
               </w:rPr>
@@ -9326,6 +10685,7 @@
             <w:r>
               <w:rPr>
                 <w:rFonts w:ascii="Courier New" w:hAnsi="Courier New"/>
+                <w:i/>
                 <w:color w:val="555555"/>
                 <w:sz w:val="16"/>
               </w:rPr>
@@ -9357,6 +10717,7 @@
             <w:r>
               <w:rPr>
                 <w:rFonts w:ascii="Courier New" w:hAnsi="Courier New"/>
+                <w:i/>
                 <w:color w:val="555555"/>
                 <w:sz w:val="16"/>
               </w:rPr>
@@ -9373,6 +10734,7 @@
             <w:r>
               <w:rPr>
                 <w:rFonts w:ascii="Courier New" w:hAnsi="Courier New"/>
+                <w:i/>
                 <w:color w:val="555555"/>
                 <w:sz w:val="16"/>
               </w:rPr>
@@ -9389,6 +10751,7 @@
             <w:r>
               <w:rPr>
                 <w:rFonts w:ascii="Courier New" w:hAnsi="Courier New"/>
+                <w:i/>
                 <w:color w:val="555555"/>
                 <w:sz w:val="16"/>
               </w:rPr>
@@ -9420,6 +10783,7 @@
             <w:r>
               <w:rPr>
                 <w:rFonts w:ascii="Courier New" w:hAnsi="Courier New"/>
+                <w:i/>
                 <w:color w:val="555555"/>
                 <w:sz w:val="16"/>
               </w:rPr>
@@ -9436,6 +10800,7 @@
             <w:r>
               <w:rPr>
                 <w:rFonts w:ascii="Courier New" w:hAnsi="Courier New"/>
+                <w:i/>
                 <w:color w:val="555555"/>
                 <w:sz w:val="16"/>
               </w:rPr>
@@ -9484,6 +10849,7 @@
             <w:r>
               <w:rPr>
                 <w:rFonts w:ascii="Courier New" w:hAnsi="Courier New"/>
+                <w:i/>
                 <w:color w:val="555555"/>
                 <w:sz w:val="16"/>
               </w:rPr>
@@ -9500,6 +10866,7 @@
             <w:r>
               <w:rPr>
                 <w:rFonts w:ascii="Courier New" w:hAnsi="Courier New"/>
+                <w:i/>
                 <w:color w:val="555555"/>
                 <w:sz w:val="16"/>
               </w:rPr>
@@ -9531,6 +10898,7 @@
             <w:r>
               <w:rPr>
                 <w:rFonts w:ascii="Courier New" w:hAnsi="Courier New"/>
+                <w:i/>
                 <w:color w:val="555555"/>
                 <w:sz w:val="16"/>
               </w:rPr>
@@ -9547,6 +10915,7 @@
             <w:r>
               <w:rPr>
                 <w:rFonts w:ascii="Courier New" w:hAnsi="Courier New"/>
+                <w:i/>
                 <w:color w:val="555555"/>
                 <w:sz w:val="16"/>
               </w:rPr>
@@ -9594,6 +10963,7 @@
             <w:r>
               <w:rPr>
                 <w:rFonts w:ascii="Courier New" w:hAnsi="Courier New"/>
+                <w:i/>
                 <w:color w:val="555555"/>
                 <w:sz w:val="16"/>
               </w:rPr>
@@ -9610,6 +10980,7 @@
             <w:r>
               <w:rPr>
                 <w:rFonts w:ascii="Courier New" w:hAnsi="Courier New"/>
+                <w:i/>
                 <w:color w:val="555555"/>
                 <w:sz w:val="16"/>
               </w:rPr>
@@ -9626,6 +10997,7 @@
             <w:r>
               <w:rPr>
                 <w:rFonts w:ascii="Courier New" w:hAnsi="Courier New"/>
+                <w:i/>
                 <w:color w:val="555555"/>
                 <w:sz w:val="16"/>
               </w:rPr>
@@ -9657,6 +11029,7 @@
             <w:r>
               <w:rPr>
                 <w:rFonts w:ascii="Courier New" w:hAnsi="Courier New"/>
+                <w:i/>
                 <w:color w:val="555555"/>
                 <w:sz w:val="16"/>
               </w:rPr>
@@ -9673,6 +11046,7 @@
             <w:r>
               <w:rPr>
                 <w:rFonts w:ascii="Courier New" w:hAnsi="Courier New"/>
+                <w:i/>
                 <w:color w:val="555555"/>
                 <w:sz w:val="16"/>
               </w:rPr>
@@ -9689,6 +11063,7 @@
             <w:r>
               <w:rPr>
                 <w:rFonts w:ascii="Courier New" w:hAnsi="Courier New"/>
+                <w:i/>
                 <w:color w:val="555555"/>
                 <w:sz w:val="16"/>
               </w:rPr>
@@ -9705,6 +11080,7 @@
             <w:r>
               <w:rPr>
                 <w:rFonts w:ascii="Courier New" w:hAnsi="Courier New"/>
+                <w:i/>
                 <w:color w:val="555555"/>
                 <w:sz w:val="16"/>
               </w:rPr>
@@ -9737,6 +11113,7 @@
             <w:r>
               <w:rPr>
                 <w:rFonts w:ascii="Courier New" w:hAnsi="Courier New"/>
+                <w:i/>
                 <w:color w:val="555555"/>
                 <w:sz w:val="16"/>
               </w:rPr>
@@ -9753,6 +11130,7 @@
             <w:r>
               <w:rPr>
                 <w:rFonts w:ascii="Courier New" w:hAnsi="Courier New"/>
+                <w:i/>
                 <w:color w:val="555555"/>
                 <w:sz w:val="16"/>
               </w:rPr>
@@ -9784,6 +11162,7 @@
             <w:r>
               <w:rPr>
                 <w:rFonts w:ascii="Courier New" w:hAnsi="Courier New"/>
+                <w:i/>
                 <w:color w:val="555555"/>
                 <w:sz w:val="16"/>
               </w:rPr>
@@ -9800,6 +11179,7 @@
             <w:r>
               <w:rPr>
                 <w:rFonts w:ascii="Courier New" w:hAnsi="Courier New"/>
+                <w:i/>
                 <w:color w:val="555555"/>
                 <w:sz w:val="16"/>
               </w:rPr>
@@ -9817,8 +11197,12 @@
     <w:p>
       <w:pPr>
         <w:pStyle w:val="Endure-ChapterBodyText"/>
-      </w:pPr>
-      <w:r>
+        <w:spacing w:before="100" w:after="100"/>
+      </w:pPr>
+      <w:r>
+        <w:rPr>
+          <w:sz w:val="20"/>
+        </w:rPr>
         <w:t>Si alguna verificación falla, consulte la siguiente tabla de errores comunes:</w:t>
       </w:r>
     </w:p>
@@ -9834,20 +11218,38 @@
         <w:gridCol w:w="2717"/>
       </w:tblGrid>
       <w:tr>
+        <w:trPr>
+          <w:trHeight w:val="453" w:hRule="atLeast"/>
+          <w:tblHeader/>
+        </w:trPr>
         <w:tc>
           <w:tcPr>
             <w:tcW w:type="dxa" w:w="2717"/>
             <w:shd w:val="clear" w:color="auto" w:fill="1A5A6A"/>
+            <w:tcBorders>
+              <w:top w:val="single" w:sz="12" w:color="FFFFFF"/>
+              <w:left w:val="single" w:sz="12" w:color="FFFFFF"/>
+              <w:bottom w:val="single" w:sz="12" w:color="FFFFFF"/>
+              <w:right w:val="single" w:sz="12" w:color="FFFFFF"/>
+            </w:tcBorders>
+            <w:vAlign w:val="center"/>
+            <w:tcMar>
+              <w:top w:w="60" w:type="dxa"/>
+              <w:left w:w="120" w:type="dxa"/>
+              <w:bottom w:w="60" w:type="dxa"/>
+              <w:right w:w="80" w:type="dxa"/>
+            </w:tcMar>
           </w:tcPr>
           <w:p>
             <w:pPr>
+              <w:spacing w:before="0" w:after="0"/>
               <w:jc w:val="center"/>
             </w:pPr>
             <w:r>
               <w:rPr>
                 <w:b/>
                 <w:color w:val="FFFFFF"/>
-                <w:sz w:val="17"/>
+                <w:sz w:val="16"/>
               </w:rPr>
               <w:t>Error</w:t>
             </w:r>
@@ -9857,16 +11259,30 @@
           <w:tcPr>
             <w:tcW w:type="dxa" w:w="2717"/>
             <w:shd w:val="clear" w:color="auto" w:fill="1A5A6A"/>
+            <w:tcBorders>
+              <w:top w:val="single" w:sz="12" w:color="FFFFFF"/>
+              <w:left w:val="single" w:sz="12" w:color="FFFFFF"/>
+              <w:bottom w:val="single" w:sz="12" w:color="FFFFFF"/>
+              <w:right w:val="single" w:sz="12" w:color="FFFFFF"/>
+            </w:tcBorders>
+            <w:vAlign w:val="center"/>
+            <w:tcMar>
+              <w:top w:w="60" w:type="dxa"/>
+              <w:left w:w="120" w:type="dxa"/>
+              <w:bottom w:w="60" w:type="dxa"/>
+              <w:right w:w="80" w:type="dxa"/>
+            </w:tcMar>
           </w:tcPr>
           <w:p>
             <w:pPr>
+              <w:spacing w:before="0" w:after="0"/>
               <w:jc w:val="center"/>
             </w:pPr>
             <w:r>
               <w:rPr>
                 <w:b/>
                 <w:color w:val="FFFFFF"/>
-                <w:sz w:val="17"/>
+                <w:sz w:val="16"/>
               </w:rPr>
               <w:t>Causa probable</w:t>
             </w:r>
@@ -9876,16 +11292,30 @@
           <w:tcPr>
             <w:tcW w:type="dxa" w:w="2717"/>
             <w:shd w:val="clear" w:color="auto" w:fill="1A5A6A"/>
+            <w:tcBorders>
+              <w:top w:val="single" w:sz="12" w:color="FFFFFF"/>
+              <w:left w:val="single" w:sz="12" w:color="FFFFFF"/>
+              <w:bottom w:val="single" w:sz="12" w:color="FFFFFF"/>
+              <w:right w:val="single" w:sz="12" w:color="FFFFFF"/>
+            </w:tcBorders>
+            <w:vAlign w:val="center"/>
+            <w:tcMar>
+              <w:top w:w="60" w:type="dxa"/>
+              <w:left w:w="120" w:type="dxa"/>
+              <w:bottom w:w="60" w:type="dxa"/>
+              <w:right w:w="80" w:type="dxa"/>
+            </w:tcMar>
           </w:tcPr>
           <w:p>
             <w:pPr>
+              <w:spacing w:before="0" w:after="0"/>
               <w:jc w:val="center"/>
             </w:pPr>
             <w:r>
               <w:rPr>
                 <w:b/>
                 <w:color w:val="FFFFFF"/>
-                <w:sz w:val="17"/>
+                <w:sz w:val="16"/>
               </w:rPr>
               <w:t>Solución</w:t>
             </w:r>
@@ -9893,15 +11323,35 @@
         </w:tc>
       </w:tr>
       <w:tr>
+        <w:trPr>
+          <w:trHeight w:val="283" w:hRule="atLeast"/>
+        </w:trPr>
         <w:tc>
           <w:tcPr>
             <w:tcW w:type="dxa" w:w="2717"/>
-            <w:shd w:val="clear" w:color="auto" w:fill="F8F8F8"/>
+            <w:shd w:val="clear" w:color="auto" w:fill="EAEAEA"/>
+            <w:tcBorders>
+              <w:top w:val="single" w:sz="12" w:color="FFFFFF"/>
+              <w:left w:val="single" w:sz="12" w:color="FFFFFF"/>
+              <w:bottom w:val="single" w:sz="12" w:color="FFFFFF"/>
+              <w:right w:val="single" w:sz="12" w:color="FFFFFF"/>
+            </w:tcBorders>
+            <w:vAlign w:val="center"/>
+            <w:tcMar>
+              <w:top w:w="40" w:type="dxa"/>
+              <w:left w:w="120" w:type="dxa"/>
+              <w:bottom w:w="40" w:type="dxa"/>
+              <w:right w:w="80" w:type="dxa"/>
+            </w:tcMar>
           </w:tcPr>
           <w:p>
-            <w:r>
-              <w:rPr>
-                <w:sz w:val="17"/>
+            <w:pPr>
+              <w:spacing w:before="0" w:after="0"/>
+              <w:jc w:val="center"/>
+            </w:pPr>
+            <w:r>
+              <w:rPr>
+                <w:sz w:val="16"/>
               </w:rPr>
               <w:t>nvcc: command not found</w:t>
             </w:r>
@@ -9910,12 +11360,29 @@
         <w:tc>
           <w:tcPr>
             <w:tcW w:type="dxa" w:w="2717"/>
-            <w:shd w:val="clear" w:color="auto" w:fill="F8F8F8"/>
+            <w:shd w:val="clear" w:color="auto" w:fill="EAEAEA"/>
+            <w:tcBorders>
+              <w:top w:val="single" w:sz="12" w:color="FFFFFF"/>
+              <w:left w:val="single" w:sz="12" w:color="FFFFFF"/>
+              <w:bottom w:val="single" w:sz="12" w:color="FFFFFF"/>
+              <w:right w:val="single" w:sz="12" w:color="FFFFFF"/>
+            </w:tcBorders>
+            <w:vAlign w:val="center"/>
+            <w:tcMar>
+              <w:top w:w="40" w:type="dxa"/>
+              <w:left w:w="120" w:type="dxa"/>
+              <w:bottom w:w="40" w:type="dxa"/>
+              <w:right w:w="80" w:type="dxa"/>
+            </w:tcMar>
           </w:tcPr>
           <w:p>
-            <w:r>
-              <w:rPr>
-                <w:sz w:val="17"/>
+            <w:pPr>
+              <w:spacing w:before="0" w:after="0"/>
+              <w:jc w:val="center"/>
+            </w:pPr>
+            <w:r>
+              <w:rPr>
+                <w:sz w:val="16"/>
               </w:rPr>
               <w:t>PATH de CUDA no configurado</w:t>
             </w:r>
@@ -9924,12 +11391,29 @@
         <w:tc>
           <w:tcPr>
             <w:tcW w:type="dxa" w:w="2717"/>
-            <w:shd w:val="clear" w:color="auto" w:fill="F8F8F8"/>
+            <w:shd w:val="clear" w:color="auto" w:fill="EAEAEA"/>
+            <w:tcBorders>
+              <w:top w:val="single" w:sz="12" w:color="FFFFFF"/>
+              <w:left w:val="single" w:sz="12" w:color="FFFFFF"/>
+              <w:bottom w:val="single" w:sz="12" w:color="FFFFFF"/>
+              <w:right w:val="single" w:sz="12" w:color="FFFFFF"/>
+            </w:tcBorders>
+            <w:vAlign w:val="center"/>
+            <w:tcMar>
+              <w:top w:w="40" w:type="dxa"/>
+              <w:left w:w="120" w:type="dxa"/>
+              <w:bottom w:w="40" w:type="dxa"/>
+              <w:right w:w="80" w:type="dxa"/>
+            </w:tcMar>
           </w:tcPr>
           <w:p>
-            <w:r>
-              <w:rPr>
-                <w:sz w:val="17"/>
+            <w:pPr>
+              <w:spacing w:before="0" w:after="0"/>
+              <w:jc w:val="both"/>
+            </w:pPr>
+            <w:r>
+              <w:rPr>
+                <w:sz w:val="16"/>
               </w:rPr>
               <w:t>Re-ejecutar el Paso 3.3 y source ~/.bashrc</w:t>
             </w:r>
@@ -9937,15 +11421,35 @@
         </w:tc>
       </w:tr>
       <w:tr>
+        <w:trPr>
+          <w:trHeight w:val="283" w:hRule="atLeast"/>
+        </w:trPr>
         <w:tc>
           <w:tcPr>
             <w:tcW w:type="dxa" w:w="2717"/>
-            <w:shd w:val="clear" w:color="auto" w:fill="FFFFFF"/>
+            <w:shd w:val="clear" w:color="auto" w:fill="EAEAEA"/>
+            <w:tcBorders>
+              <w:top w:val="single" w:sz="12" w:color="FFFFFF"/>
+              <w:left w:val="single" w:sz="12" w:color="FFFFFF"/>
+              <w:bottom w:val="single" w:sz="12" w:color="FFFFFF"/>
+              <w:right w:val="single" w:sz="12" w:color="FFFFFF"/>
+            </w:tcBorders>
+            <w:vAlign w:val="center"/>
+            <w:tcMar>
+              <w:top w:w="40" w:type="dxa"/>
+              <w:left w:w="120" w:type="dxa"/>
+              <w:bottom w:w="40" w:type="dxa"/>
+              <w:right w:w="80" w:type="dxa"/>
+            </w:tcMar>
           </w:tcPr>
           <w:p>
-            <w:r>
-              <w:rPr>
-                <w:sz w:val="17"/>
+            <w:pPr>
+              <w:spacing w:before="0" w:after="0"/>
+              <w:jc w:val="center"/>
+            </w:pPr>
+            <w:r>
+              <w:rPr>
+                <w:sz w:val="16"/>
               </w:rPr>
               <w:t>IP diferente a 192.168.1.100</w:t>
             </w:r>
@@ -9954,12 +11458,29 @@
         <w:tc>
           <w:tcPr>
             <w:tcW w:type="dxa" w:w="2717"/>
-            <w:shd w:val="clear" w:color="auto" w:fill="FFFFFF"/>
+            <w:shd w:val="clear" w:color="auto" w:fill="EAEAEA"/>
+            <w:tcBorders>
+              <w:top w:val="single" w:sz="12" w:color="FFFFFF"/>
+              <w:left w:val="single" w:sz="12" w:color="FFFFFF"/>
+              <w:bottom w:val="single" w:sz="12" w:color="FFFFFF"/>
+              <w:right w:val="single" w:sz="12" w:color="FFFFFF"/>
+            </w:tcBorders>
+            <w:vAlign w:val="center"/>
+            <w:tcMar>
+              <w:top w:w="40" w:type="dxa"/>
+              <w:left w:w="120" w:type="dxa"/>
+              <w:bottom w:w="40" w:type="dxa"/>
+              <w:right w:w="80" w:type="dxa"/>
+            </w:tcMar>
           </w:tcPr>
           <w:p>
-            <w:r>
-              <w:rPr>
-                <w:sz w:val="17"/>
+            <w:pPr>
+              <w:spacing w:before="0" w:after="0"/>
+              <w:jc w:val="center"/>
+            </w:pPr>
+            <w:r>
+              <w:rPr>
+                <w:sz w:val="16"/>
               </w:rPr>
               <w:t>Configuración de red no aplicada</w:t>
             </w:r>
@@ -9968,12 +11489,29 @@
         <w:tc>
           <w:tcPr>
             <w:tcW w:type="dxa" w:w="2717"/>
-            <w:shd w:val="clear" w:color="auto" w:fill="FFFFFF"/>
+            <w:shd w:val="clear" w:color="auto" w:fill="EAEAEA"/>
+            <w:tcBorders>
+              <w:top w:val="single" w:sz="12" w:color="FFFFFF"/>
+              <w:left w:val="single" w:sz="12" w:color="FFFFFF"/>
+              <w:bottom w:val="single" w:sz="12" w:color="FFFFFF"/>
+              <w:right w:val="single" w:sz="12" w:color="FFFFFF"/>
+            </w:tcBorders>
+            <w:vAlign w:val="center"/>
+            <w:tcMar>
+              <w:top w:w="40" w:type="dxa"/>
+              <w:left w:w="120" w:type="dxa"/>
+              <w:bottom w:w="40" w:type="dxa"/>
+              <w:right w:w="80" w:type="dxa"/>
+            </w:tcMar>
           </w:tcPr>
           <w:p>
-            <w:r>
-              <w:rPr>
-                <w:sz w:val="17"/>
+            <w:pPr>
+              <w:spacing w:before="0" w:after="0"/>
+              <w:jc w:val="both"/>
+            </w:pPr>
+            <w:r>
+              <w:rPr>
+                <w:sz w:val="16"/>
               </w:rPr>
               <w:t>Repetir el Paso 4.2 con el nombre correcto de conexión</w:t>
             </w:r>
@@ -9981,15 +11519,35 @@
         </w:tc>
       </w:tr>
       <w:tr>
+        <w:trPr>
+          <w:trHeight w:val="283" w:hRule="atLeast"/>
+        </w:trPr>
         <w:tc>
           <w:tcPr>
             <w:tcW w:type="dxa" w:w="2717"/>
-            <w:shd w:val="clear" w:color="auto" w:fill="F8F8F8"/>
+            <w:shd w:val="clear" w:color="auto" w:fill="EAEAEA"/>
+            <w:tcBorders>
+              <w:top w:val="single" w:sz="12" w:color="FFFFFF"/>
+              <w:left w:val="single" w:sz="12" w:color="FFFFFF"/>
+              <w:bottom w:val="single" w:sz="12" w:color="FFFFFF"/>
+              <w:right w:val="single" w:sz="12" w:color="FFFFFF"/>
+            </w:tcBorders>
+            <w:vAlign w:val="center"/>
+            <w:tcMar>
+              <w:top w:w="40" w:type="dxa"/>
+              <w:left w:w="120" w:type="dxa"/>
+              <w:bottom w:w="40" w:type="dxa"/>
+              <w:right w:w="80" w:type="dxa"/>
+            </w:tcMar>
           </w:tcPr>
           <w:p>
-            <w:r>
-              <w:rPr>
-                <w:sz w:val="17"/>
+            <w:pPr>
+              <w:spacing w:before="0" w:after="0"/>
+              <w:jc w:val="center"/>
+            </w:pPr>
+            <w:r>
+              <w:rPr>
+                <w:sz w:val="16"/>
               </w:rPr>
               <w:t>jtop: command not found</w:t>
             </w:r>
@@ -9998,12 +11556,29 @@
         <w:tc>
           <w:tcPr>
             <w:tcW w:type="dxa" w:w="2717"/>
-            <w:shd w:val="clear" w:color="auto" w:fill="F8F8F8"/>
+            <w:shd w:val="clear" w:color="auto" w:fill="EAEAEA"/>
+            <w:tcBorders>
+              <w:top w:val="single" w:sz="12" w:color="FFFFFF"/>
+              <w:left w:val="single" w:sz="12" w:color="FFFFFF"/>
+              <w:bottom w:val="single" w:sz="12" w:color="FFFFFF"/>
+              <w:right w:val="single" w:sz="12" w:color="FFFFFF"/>
+            </w:tcBorders>
+            <w:vAlign w:val="center"/>
+            <w:tcMar>
+              <w:top w:w="40" w:type="dxa"/>
+              <w:left w:w="120" w:type="dxa"/>
+              <w:bottom w:w="40" w:type="dxa"/>
+              <w:right w:w="80" w:type="dxa"/>
+            </w:tcMar>
           </w:tcPr>
           <w:p>
-            <w:r>
-              <w:rPr>
-                <w:sz w:val="17"/>
+            <w:pPr>
+              <w:spacing w:before="0" w:after="0"/>
+              <w:jc w:val="center"/>
+            </w:pPr>
+            <w:r>
+              <w:rPr>
+                <w:sz w:val="16"/>
               </w:rPr>
               <w:t>pipx no en PATH</w:t>
             </w:r>
@@ -10012,12 +11587,29 @@
         <w:tc>
           <w:tcPr>
             <w:tcW w:type="dxa" w:w="2717"/>
-            <w:shd w:val="clear" w:color="auto" w:fill="F8F8F8"/>
+            <w:shd w:val="clear" w:color="auto" w:fill="EAEAEA"/>
+            <w:tcBorders>
+              <w:top w:val="single" w:sz="12" w:color="FFFFFF"/>
+              <w:left w:val="single" w:sz="12" w:color="FFFFFF"/>
+              <w:bottom w:val="single" w:sz="12" w:color="FFFFFF"/>
+              <w:right w:val="single" w:sz="12" w:color="FFFFFF"/>
+            </w:tcBorders>
+            <w:vAlign w:val="center"/>
+            <w:tcMar>
+              <w:top w:w="40" w:type="dxa"/>
+              <w:left w:w="120" w:type="dxa"/>
+              <w:bottom w:w="40" w:type="dxa"/>
+              <w:right w:w="80" w:type="dxa"/>
+            </w:tcMar>
           </w:tcPr>
           <w:p>
-            <w:r>
-              <w:rPr>
-                <w:sz w:val="17"/>
+            <w:pPr>
+              <w:spacing w:before="0" w:after="0"/>
+              <w:jc w:val="both"/>
+            </w:pPr>
+            <w:r>
+              <w:rPr>
+                <w:sz w:val="16"/>
               </w:rPr>
               <w:t>Ejecutar pipx ensurepath &amp;&amp; source ~/.bashrc</w:t>
             </w:r>
@@ -10025,15 +11617,35 @@
         </w:tc>
       </w:tr>
       <w:tr>
+        <w:trPr>
+          <w:trHeight w:val="283" w:hRule="atLeast"/>
+        </w:trPr>
         <w:tc>
           <w:tcPr>
             <w:tcW w:type="dxa" w:w="2717"/>
-            <w:shd w:val="clear" w:color="auto" w:fill="FFFFFF"/>
+            <w:shd w:val="clear" w:color="auto" w:fill="EAEAEA"/>
+            <w:tcBorders>
+              <w:top w:val="single" w:sz="12" w:color="FFFFFF"/>
+              <w:left w:val="single" w:sz="12" w:color="FFFFFF"/>
+              <w:bottom w:val="single" w:sz="12" w:color="FFFFFF"/>
+              <w:right w:val="single" w:sz="12" w:color="FFFFFF"/>
+            </w:tcBorders>
+            <w:vAlign w:val="center"/>
+            <w:tcMar>
+              <w:top w:w="40" w:type="dxa"/>
+              <w:left w:w="120" w:type="dxa"/>
+              <w:bottom w:w="40" w:type="dxa"/>
+              <w:right w:w="80" w:type="dxa"/>
+            </w:tcMar>
           </w:tcPr>
           <w:p>
-            <w:r>
-              <w:rPr>
-                <w:sz w:val="17"/>
+            <w:pPr>
+              <w:spacing w:before="0" w:after="0"/>
+              <w:jc w:val="center"/>
+            </w:pPr>
+            <w:r>
+              <w:rPr>
+                <w:sz w:val="16"/>
               </w:rPr>
               <w:t>JetPack: (verificar...)</w:t>
             </w:r>
@@ -10042,12 +11654,29 @@
         <w:tc>
           <w:tcPr>
             <w:tcW w:type="dxa" w:w="2717"/>
-            <w:shd w:val="clear" w:color="auto" w:fill="FFFFFF"/>
+            <w:shd w:val="clear" w:color="auto" w:fill="EAEAEA"/>
+            <w:tcBorders>
+              <w:top w:val="single" w:sz="12" w:color="FFFFFF"/>
+              <w:left w:val="single" w:sz="12" w:color="FFFFFF"/>
+              <w:bottom w:val="single" w:sz="12" w:color="FFFFFF"/>
+              <w:right w:val="single" w:sz="12" w:color="FFFFFF"/>
+            </w:tcBorders>
+            <w:vAlign w:val="center"/>
+            <w:tcMar>
+              <w:top w:w="40" w:type="dxa"/>
+              <w:left w:w="120" w:type="dxa"/>
+              <w:bottom w:w="40" w:type="dxa"/>
+              <w:right w:w="80" w:type="dxa"/>
+            </w:tcMar>
           </w:tcPr>
           <w:p>
-            <w:r>
-              <w:rPr>
-                <w:sz w:val="17"/>
+            <w:pPr>
+              <w:spacing w:before="0" w:after="0"/>
+              <w:jc w:val="center"/>
+            </w:pPr>
+            <w:r>
+              <w:rPr>
+                <w:sz w:val="16"/>
               </w:rPr>
               <w:t>dpkg aún actualizando índices</w:t>
             </w:r>
@@ -10056,12 +11685,29 @@
         <w:tc>
           <w:tcPr>
             <w:tcW w:type="dxa" w:w="2717"/>
-            <w:shd w:val="clear" w:color="auto" w:fill="FFFFFF"/>
+            <w:shd w:val="clear" w:color="auto" w:fill="EAEAEA"/>
+            <w:tcBorders>
+              <w:top w:val="single" w:sz="12" w:color="FFFFFF"/>
+              <w:left w:val="single" w:sz="12" w:color="FFFFFF"/>
+              <w:bottom w:val="single" w:sz="12" w:color="FFFFFF"/>
+              <w:right w:val="single" w:sz="12" w:color="FFFFFF"/>
+            </w:tcBorders>
+            <w:vAlign w:val="center"/>
+            <w:tcMar>
+              <w:top w:w="40" w:type="dxa"/>
+              <w:left w:w="120" w:type="dxa"/>
+              <w:bottom w:w="40" w:type="dxa"/>
+              <w:right w:w="80" w:type="dxa"/>
+            </w:tcMar>
           </w:tcPr>
           <w:p>
-            <w:r>
-              <w:rPr>
-                <w:sz w:val="17"/>
+            <w:pPr>
+              <w:spacing w:before="0" w:after="0"/>
+              <w:jc w:val="center"/>
+            </w:pPr>
+            <w:r>
+              <w:rPr>
+                <w:sz w:val="16"/>
               </w:rPr>
               <w:t>Esperar 1 min y re-ejecutar</w:t>
             </w:r>
@@ -10069,15 +11715,35 @@
         </w:tc>
       </w:tr>
       <w:tr>
+        <w:trPr>
+          <w:trHeight w:val="283" w:hRule="atLeast"/>
+        </w:trPr>
         <w:tc>
           <w:tcPr>
             <w:tcW w:type="dxa" w:w="2717"/>
-            <w:shd w:val="clear" w:color="auto" w:fill="F8F8F8"/>
+            <w:shd w:val="clear" w:color="auto" w:fill="EAEAEA"/>
+            <w:tcBorders>
+              <w:top w:val="single" w:sz="12" w:color="FFFFFF"/>
+              <w:left w:val="single" w:sz="12" w:color="FFFFFF"/>
+              <w:bottom w:val="single" w:sz="12" w:color="FFFFFF"/>
+              <w:right w:val="single" w:sz="12" w:color="FFFFFF"/>
+            </w:tcBorders>
+            <w:vAlign w:val="center"/>
+            <w:tcMar>
+              <w:top w:w="40" w:type="dxa"/>
+              <w:left w:w="120" w:type="dxa"/>
+              <w:bottom w:w="40" w:type="dxa"/>
+              <w:right w:w="80" w:type="dxa"/>
+            </w:tcMar>
           </w:tcPr>
           <w:p>
-            <w:r>
-              <w:rPr>
-                <w:sz w:val="17"/>
+            <w:pPr>
+              <w:spacing w:before="0" w:after="0"/>
+              <w:jc w:val="center"/>
+            </w:pPr>
+            <w:r>
+              <w:rPr>
+                <w:sz w:val="16"/>
               </w:rPr>
               <w:t>SSH pide contraseña</w:t>
             </w:r>
@@ -10086,12 +11752,29 @@
         <w:tc>
           <w:tcPr>
             <w:tcW w:type="dxa" w:w="2717"/>
-            <w:shd w:val="clear" w:color="auto" w:fill="F8F8F8"/>
+            <w:shd w:val="clear" w:color="auto" w:fill="EAEAEA"/>
+            <w:tcBorders>
+              <w:top w:val="single" w:sz="12" w:color="FFFFFF"/>
+              <w:left w:val="single" w:sz="12" w:color="FFFFFF"/>
+              <w:bottom w:val="single" w:sz="12" w:color="FFFFFF"/>
+              <w:right w:val="single" w:sz="12" w:color="FFFFFF"/>
+            </w:tcBorders>
+            <w:vAlign w:val="center"/>
+            <w:tcMar>
+              <w:top w:w="40" w:type="dxa"/>
+              <w:left w:w="120" w:type="dxa"/>
+              <w:bottom w:w="40" w:type="dxa"/>
+              <w:right w:w="80" w:type="dxa"/>
+            </w:tcMar>
           </w:tcPr>
           <w:p>
-            <w:r>
-              <w:rPr>
-                <w:sz w:val="17"/>
+            <w:pPr>
+              <w:spacing w:before="0" w:after="0"/>
+              <w:jc w:val="both"/>
+            </w:pPr>
+            <w:r>
+              <w:rPr>
+                <w:sz w:val="16"/>
               </w:rPr>
               <w:t>Clave pública no copiada correctamente</w:t>
             </w:r>
@@ -10100,12 +11783,29 @@
         <w:tc>
           <w:tcPr>
             <w:tcW w:type="dxa" w:w="2717"/>
-            <w:shd w:val="clear" w:color="auto" w:fill="F8F8F8"/>
+            <w:shd w:val="clear" w:color="auto" w:fill="EAEAEA"/>
+            <w:tcBorders>
+              <w:top w:val="single" w:sz="12" w:color="FFFFFF"/>
+              <w:left w:val="single" w:sz="12" w:color="FFFFFF"/>
+              <w:bottom w:val="single" w:sz="12" w:color="FFFFFF"/>
+              <w:right w:val="single" w:sz="12" w:color="FFFFFF"/>
+            </w:tcBorders>
+            <w:vAlign w:val="center"/>
+            <w:tcMar>
+              <w:top w:w="40" w:type="dxa"/>
+              <w:left w:w="120" w:type="dxa"/>
+              <w:bottom w:w="40" w:type="dxa"/>
+              <w:right w:w="80" w:type="dxa"/>
+            </w:tcMar>
           </w:tcPr>
           <w:p>
-            <w:r>
-              <w:rPr>
-                <w:sz w:val="17"/>
+            <w:pPr>
+              <w:spacing w:before="0" w:after="0"/>
+              <w:jc w:val="center"/>
+            </w:pPr>
+            <w:r>
+              <w:rPr>
+                <w:sz w:val="16"/>
               </w:rPr>
               <w:t>Repetir el Paso 5.2 desde Windows</w:t>
             </w:r>

--- a/book/docx-por-capitulo/capitulo-02-primer-arranque.docx
+++ b/book/docx-por-capitulo/capitulo-02-primer-arranque.docx
@@ -26,7 +26,7 @@
       <w:pPr>
         <w:pStyle w:val="Endure-Subhead"/>
         <w:keepNext/>
-        <w:spacing w:before="240" w:after="60"/>
+        <w:spacing w:before="240" w:after="60" w:line="240" w:lineRule="auto"/>
         <w:outlineLvl w:val="1"/>
       </w:pPr>
       <w:r>
@@ -39,7 +39,7 @@
     <w:p>
       <w:pPr>
         <w:pStyle w:val="Endure-FirstParagraphBodyText"/>
-        <w:spacing w:before="100" w:after="100"/>
+        <w:spacing w:before="100" w:after="100" w:line="240" w:lineRule="auto"/>
       </w:pPr>
       <w:r>
         <w:rPr>
@@ -51,7 +51,7 @@
     <w:p>
       <w:pPr>
         <w:pStyle w:val="Endure-ChapterBodyText"/>
-        <w:spacing w:before="100" w:after="100"/>
+        <w:spacing w:before="100" w:after="100" w:line="240" w:lineRule="auto"/>
       </w:pPr>
       <w:r>
         <w:rPr>
@@ -70,7 +70,7 @@
     <w:p>
       <w:pPr>
         <w:pStyle w:val="Endure-ChapterBodyText"/>
-        <w:spacing w:before="100" w:after="100"/>
+        <w:spacing w:before="100" w:after="100" w:line="240" w:lineRule="auto"/>
       </w:pPr>
       <w:r>
         <w:rPr>
@@ -83,7 +83,7 @@
     <w:p>
       <w:pPr>
         <w:pStyle w:val="Endure-ChapterBodyText"/>
-        <w:spacing w:before="40" w:after="40"/>
+        <w:spacing w:before="40" w:after="40" w:line="240" w:lineRule="auto"/>
         <w:ind w:left="360" w:hanging="216"/>
       </w:pPr>
       <w:r>
@@ -102,7 +102,7 @@
     <w:p>
       <w:pPr>
         <w:pStyle w:val="Endure-ChapterBodyText"/>
-        <w:spacing w:before="40" w:after="40"/>
+        <w:spacing w:before="40" w:after="40" w:line="240" w:lineRule="auto"/>
         <w:ind w:left="360" w:hanging="216"/>
       </w:pPr>
       <w:r>
@@ -121,7 +121,7 @@
     <w:p>
       <w:pPr>
         <w:pStyle w:val="Endure-ChapterBodyText"/>
-        <w:spacing w:before="40" w:after="40"/>
+        <w:spacing w:before="40" w:after="40" w:line="240" w:lineRule="auto"/>
         <w:ind w:left="360" w:hanging="216"/>
       </w:pPr>
       <w:r>
@@ -160,7 +160,7 @@
     <w:p>
       <w:pPr>
         <w:pStyle w:val="Endure-ChapterBodyText"/>
-        <w:spacing w:before="40" w:after="40"/>
+        <w:spacing w:before="40" w:after="40" w:line="240" w:lineRule="auto"/>
         <w:ind w:left="360" w:hanging="216"/>
       </w:pPr>
       <w:r>
@@ -179,7 +179,7 @@
     <w:p>
       <w:pPr>
         <w:pStyle w:val="Endure-ChapterBodyText"/>
-        <w:spacing w:before="40" w:after="40"/>
+        <w:spacing w:before="40" w:after="40" w:line="240" w:lineRule="auto"/>
         <w:ind w:left="360" w:hanging="216"/>
       </w:pPr>
       <w:r>
@@ -205,7 +205,7 @@
     <w:p>
       <w:pPr>
         <w:pStyle w:val="Endure-ChapterBodyText"/>
-        <w:spacing w:before="40" w:after="40"/>
+        <w:spacing w:before="40" w:after="40" w:line="240" w:lineRule="auto"/>
         <w:ind w:left="360" w:hanging="216"/>
       </w:pPr>
       <w:r>
@@ -299,20 +299,20 @@
       <w:pPr>
         <w:pStyle w:val="Endure-Subhead"/>
         <w:keepNext/>
-        <w:spacing w:before="240" w:after="60"/>
+        <w:spacing w:before="240" w:after="60" w:line="240" w:lineRule="auto"/>
         <w:outlineLvl w:val="1"/>
       </w:pPr>
       <w:r>
         <w:rPr>
           <w:sz w:val="24"/>
         </w:rPr>
-        <w:t>1.1 Paso 0 — Respaldar el Sistema Anterior (si aplica)</w:t>
+        <w:t>2.1 Paso 0 — Respaldar el Sistema Anterior (si aplica)</w:t>
       </w:r>
     </w:p>
     <w:p>
       <w:pPr>
         <w:pStyle w:val="Endure-FirstParagraphBodyText"/>
-        <w:spacing w:before="100" w:after="100"/>
+        <w:spacing w:before="100" w:after="100" w:line="240" w:lineRule="auto"/>
       </w:pPr>
       <w:r>
         <w:rPr>
@@ -802,20 +802,20 @@
       <w:pPr>
         <w:pStyle w:val="Endure-Subhead"/>
         <w:keepNext/>
-        <w:spacing w:before="240" w:after="60"/>
+        <w:spacing w:before="240" w:after="60" w:line="240" w:lineRule="auto"/>
         <w:outlineLvl w:val="1"/>
       </w:pPr>
       <w:r>
         <w:rPr>
           <w:sz w:val="24"/>
         </w:rPr>
-        <w:t>1.2 Paso 1 — Flashear JetPack 7.2 con ISO</w:t>
+        <w:t>2.2 Paso 1 — Flashear JetPack 7.2 con ISO</w:t>
       </w:r>
     </w:p>
     <w:p>
       <w:pPr>
         <w:pStyle w:val="Endure-FirstParagraphBodyText"/>
-        <w:spacing w:before="100" w:after="100"/>
+        <w:spacing w:before="100" w:after="100" w:line="240" w:lineRule="auto"/>
       </w:pPr>
       <w:r>
         <w:rPr>
@@ -841,20 +841,20 @@
       <w:pPr>
         <w:pStyle w:val="Endure-Subhead"/>
         <w:keepNext/>
-        <w:spacing w:before="160" w:after="60"/>
+        <w:spacing w:before="160" w:after="60" w:line="240" w:lineRule="auto"/>
         <w:outlineLvl w:val="2"/>
       </w:pPr>
       <w:r>
         <w:rPr>
           <w:sz w:val="22"/>
         </w:rPr>
-        <w:t>1.2.1 Descargar la imagen ISO</w:t>
+        <w:t>2.2.1 Descargar la imagen ISO</w:t>
       </w:r>
     </w:p>
     <w:p>
       <w:pPr>
         <w:pStyle w:val="Endure-FirstParagraphBodyText"/>
-        <w:spacing w:before="100" w:after="100"/>
+        <w:spacing w:before="100" w:after="100" w:line="240" w:lineRule="auto"/>
       </w:pPr>
       <w:r>
         <w:rPr>
@@ -866,7 +866,7 @@
     <w:p>
       <w:pPr>
         <w:pStyle w:val="Endure-ChapterBodyText"/>
-        <w:spacing w:before="100" w:after="100"/>
+        <w:spacing w:before="100" w:after="100" w:line="240" w:lineRule="auto"/>
       </w:pPr>
       <w:r>
         <w:rPr>
@@ -879,7 +879,7 @@
     <w:p>
       <w:pPr>
         <w:pStyle w:val="Endure-ChapterBodyText"/>
-        <w:spacing w:before="100" w:after="100"/>
+        <w:spacing w:before="100" w:after="100" w:line="240" w:lineRule="auto"/>
       </w:pPr>
       <w:r>
         <w:rPr>
@@ -891,7 +891,7 @@
     <w:p>
       <w:pPr>
         <w:pStyle w:val="Endure-ChapterBodyText"/>
-        <w:spacing w:before="40" w:after="40"/>
+        <w:spacing w:before="40" w:after="40" w:line="240" w:lineRule="auto"/>
         <w:ind w:left="360" w:hanging="216"/>
       </w:pPr>
       <w:r>
@@ -911,7 +911,7 @@
     <w:p>
       <w:pPr>
         <w:pStyle w:val="Endure-ChapterBodyText"/>
-        <w:spacing w:before="40" w:after="40"/>
+        <w:spacing w:before="40" w:after="40" w:line="240" w:lineRule="auto"/>
         <w:ind w:left="360" w:hanging="216"/>
       </w:pPr>
       <w:r>
@@ -931,7 +931,7 @@
     <w:p>
       <w:pPr>
         <w:pStyle w:val="Endure-ChapterBodyText"/>
-        <w:spacing w:before="40" w:after="40"/>
+        <w:spacing w:before="40" w:after="40" w:line="240" w:lineRule="auto"/>
         <w:ind w:left="360" w:hanging="216"/>
       </w:pPr>
       <w:r>
@@ -956,7 +956,7 @@
     <w:p>
       <w:pPr>
         <w:pStyle w:val="Endure-ChapterBodyText"/>
-        <w:spacing w:before="100" w:after="100"/>
+        <w:spacing w:before="100" w:after="100" w:line="240" w:lineRule="auto"/>
       </w:pPr>
       <w:r>
         <w:rPr>
@@ -982,20 +982,20 @@
       <w:pPr>
         <w:pStyle w:val="Endure-Subhead"/>
         <w:keepNext/>
-        <w:spacing w:before="160" w:after="60"/>
+        <w:spacing w:before="160" w:after="60" w:line="240" w:lineRule="auto"/>
         <w:outlineLvl w:val="2"/>
       </w:pPr>
       <w:r>
         <w:rPr>
           <w:sz w:val="22"/>
         </w:rPr>
-        <w:t>1.2.2 Crear el USB booteable desde Windows</w:t>
+        <w:t>2.2.2 Crear el USB booteable desde Windows</w:t>
       </w:r>
     </w:p>
     <w:p>
       <w:pPr>
         <w:pStyle w:val="Endure-FirstParagraphBodyText"/>
-        <w:spacing w:before="100" w:after="100"/>
+        <w:spacing w:before="100" w:after="100" w:line="240" w:lineRule="auto"/>
       </w:pPr>
       <w:r>
         <w:rPr>
@@ -1033,7 +1033,7 @@
     <w:p>
       <w:pPr>
         <w:pStyle w:val="Endure-ChapterBodyText"/>
-        <w:spacing w:before="40" w:after="40"/>
+        <w:spacing w:before="40" w:after="40" w:line="240" w:lineRule="auto"/>
         <w:ind w:left="360" w:hanging="216"/>
       </w:pPr>
       <w:r>
@@ -1052,7 +1052,7 @@
     <w:p>
       <w:pPr>
         <w:pStyle w:val="Endure-ChapterBodyText"/>
-        <w:spacing w:before="40" w:after="40"/>
+        <w:spacing w:before="40" w:after="40" w:line="240" w:lineRule="auto"/>
         <w:ind w:left="360" w:hanging="216"/>
       </w:pPr>
       <w:r>
@@ -1078,7 +1078,7 @@
     <w:p>
       <w:pPr>
         <w:pStyle w:val="Endure-ChapterBodyText"/>
-        <w:spacing w:before="40" w:after="40"/>
+        <w:spacing w:before="40" w:after="40" w:line="240" w:lineRule="auto"/>
         <w:ind w:left="360" w:hanging="216"/>
       </w:pPr>
       <w:r>
@@ -1110,7 +1110,7 @@
     <w:p>
       <w:pPr>
         <w:pStyle w:val="Endure-ChapterBodyText"/>
-        <w:spacing w:before="40" w:after="40"/>
+        <w:spacing w:before="40" w:after="40" w:line="240" w:lineRule="auto"/>
         <w:ind w:left="360" w:hanging="216"/>
       </w:pPr>
       <w:r>
@@ -1134,7 +1134,7 @@
     <w:p>
       <w:pPr>
         <w:pStyle w:val="Endure-ChapterBodyText"/>
-        <w:spacing w:before="100" w:after="100"/>
+        <w:spacing w:before="100" w:after="100" w:line="240" w:lineRule="auto"/>
       </w:pPr>
       <w:r>
         <w:rPr>
@@ -1198,7 +1198,7 @@
     <w:p>
       <w:pPr>
         <w:pStyle w:val="Endure-ChapterBodyText"/>
-        <w:spacing w:before="40" w:after="40"/>
+        <w:spacing w:before="40" w:after="40" w:line="240" w:lineRule="auto"/>
         <w:ind w:left="360" w:hanging="216"/>
       </w:pPr>
       <w:r>
@@ -1275,14 +1275,14 @@
       <w:pPr>
         <w:pStyle w:val="Endure-Subhead"/>
         <w:keepNext/>
-        <w:spacing w:before="160" w:after="60"/>
+        <w:spacing w:before="160" w:after="60" w:line="240" w:lineRule="auto"/>
         <w:outlineLvl w:val="2"/>
       </w:pPr>
       <w:r>
         <w:rPr>
           <w:sz w:val="22"/>
         </w:rPr>
-        <w:t>1.2.3 Poner el Jetson en modo Force Recovery</w:t>
+        <w:t>2.2.3 Poner el Jetson en modo Force Recovery</w:t>
       </w:r>
     </w:p>
     <w:p>
@@ -1305,7 +1305,7 @@
                     <pic:cNvPicPr/>
                   </pic:nvPicPr>
                   <pic:blipFill>
-                    <a:blip r:embed="rId46"/>
+                    <a:blip r:embed="rId51"/>
                     <a:stretch>
                       <a:fillRect/>
                     </a:stretch>
@@ -1327,7 +1327,7 @@
     <w:p>
       <w:pPr>
         <w:pStyle w:val="Endure-CopyrightPage"/>
-        <w:spacing w:before="40" w:after="160"/>
+        <w:spacing w:before="40" w:after="160" w:line="240" w:lineRule="auto"/>
         <w:jc w:val="center"/>
       </w:pPr>
       <w:r>
@@ -1341,7 +1341,7 @@
     <w:p>
       <w:pPr>
         <w:pStyle w:val="Endure-ChapterBodyText"/>
-        <w:spacing w:before="100" w:after="100"/>
+        <w:spacing w:before="100" w:after="100" w:line="240" w:lineRule="auto"/>
       </w:pPr>
       <w:r>
         <w:rPr>
@@ -1353,7 +1353,7 @@
     <w:p>
       <w:pPr>
         <w:pStyle w:val="Endure-ChapterBodyText"/>
-        <w:spacing w:before="40" w:after="40"/>
+        <w:spacing w:before="40" w:after="40" w:line="240" w:lineRule="auto"/>
         <w:ind w:left="360" w:hanging="216"/>
       </w:pPr>
       <w:r>
@@ -1379,7 +1379,7 @@
     <w:p>
       <w:pPr>
         <w:pStyle w:val="Endure-ChapterBodyText"/>
-        <w:spacing w:before="40" w:after="40"/>
+        <w:spacing w:before="40" w:after="40" w:line="240" w:lineRule="auto"/>
         <w:ind w:left="360" w:hanging="216"/>
       </w:pPr>
       <w:r>
@@ -1398,7 +1398,7 @@
     <w:p>
       <w:pPr>
         <w:pStyle w:val="Endure-ChapterBodyText"/>
-        <w:spacing w:before="40" w:after="40"/>
+        <w:spacing w:before="40" w:after="40" w:line="240" w:lineRule="auto"/>
         <w:ind w:left="360" w:hanging="216"/>
       </w:pPr>
       <w:r>
@@ -1435,7 +1435,7 @@
     <w:p>
       <w:pPr>
         <w:pStyle w:val="Endure-ChapterBodyText"/>
-        <w:spacing w:before="100" w:after="100"/>
+        <w:spacing w:before="100" w:after="100" w:line="240" w:lineRule="auto"/>
       </w:pPr>
       <w:r>
         <w:rPr>
@@ -1480,7 +1480,7 @@
     <w:p>
       <w:pPr>
         <w:pStyle w:val="Endure-ChapterBodyText"/>
-        <w:spacing w:before="40" w:after="40"/>
+        <w:spacing w:before="40" w:after="40" w:line="240" w:lineRule="auto"/>
         <w:ind w:left="360" w:hanging="216"/>
       </w:pPr>
       <w:r>
@@ -1506,7 +1506,7 @@
     <w:p>
       <w:pPr>
         <w:pStyle w:val="Endure-ChapterBodyText"/>
-        <w:spacing w:before="40" w:after="40"/>
+        <w:spacing w:before="40" w:after="40" w:line="240" w:lineRule="auto"/>
         <w:ind w:left="360" w:hanging="216"/>
       </w:pPr>
       <w:r>
@@ -1538,7 +1538,7 @@
     <w:p>
       <w:pPr>
         <w:pStyle w:val="Endure-ChapterBodyText"/>
-        <w:spacing w:before="40" w:after="40"/>
+        <w:spacing w:before="40" w:after="40" w:line="240" w:lineRule="auto"/>
         <w:ind w:left="360" w:hanging="216"/>
       </w:pPr>
       <w:r>
@@ -1807,7 +1807,7 @@
     <w:p>
       <w:pPr>
         <w:pStyle w:val="Endure-FirstParagraphBodyText"/>
-        <w:spacing w:before="100" w:after="100"/>
+        <w:spacing w:before="100" w:after="100" w:line="240" w:lineRule="auto"/>
       </w:pPr>
       <w:r>
         <w:rPr>
@@ -1819,7 +1819,7 @@
     <w:p>
       <w:pPr>
         <w:pStyle w:val="Endure-ChapterBodyText"/>
-        <w:spacing w:before="40" w:after="40"/>
+        <w:spacing w:before="40" w:after="40" w:line="240" w:lineRule="auto"/>
         <w:ind w:left="360" w:hanging="216"/>
       </w:pPr>
       <w:r>
@@ -1838,7 +1838,7 @@
     <w:p>
       <w:pPr>
         <w:pStyle w:val="Endure-ChapterBodyText"/>
-        <w:spacing w:before="40" w:after="40"/>
+        <w:spacing w:before="40" w:after="40" w:line="240" w:lineRule="auto"/>
         <w:ind w:left="360" w:hanging="216"/>
       </w:pPr>
       <w:r>
@@ -1857,7 +1857,7 @@
     <w:p>
       <w:pPr>
         <w:pStyle w:val="Endure-ChapterBodyText"/>
-        <w:spacing w:before="40" w:after="40"/>
+        <w:spacing w:before="40" w:after="40" w:line="240" w:lineRule="auto"/>
         <w:ind w:left="360" w:hanging="216"/>
       </w:pPr>
       <w:r>
@@ -1889,7 +1889,7 @@
     <w:p>
       <w:pPr>
         <w:pStyle w:val="Endure-ChapterBodyText"/>
-        <w:spacing w:before="40" w:after="40"/>
+        <w:spacing w:before="40" w:after="40" w:line="240" w:lineRule="auto"/>
         <w:ind w:left="360" w:hanging="216"/>
       </w:pPr>
       <w:r>
@@ -1908,7 +1908,7 @@
     <w:p>
       <w:pPr>
         <w:pStyle w:val="Endure-ChapterBodyText"/>
-        <w:spacing w:before="40" w:after="40"/>
+        <w:spacing w:before="40" w:after="40" w:line="240" w:lineRule="auto"/>
         <w:ind w:left="360" w:hanging="216"/>
       </w:pPr>
       <w:r>
@@ -1927,7 +1927,7 @@
     <w:p>
       <w:pPr>
         <w:pStyle w:val="Endure-ChapterBodyText"/>
-        <w:spacing w:before="40" w:after="40"/>
+        <w:spacing w:before="40" w:after="40" w:line="240" w:lineRule="auto"/>
         <w:ind w:left="360" w:hanging="216"/>
       </w:pPr>
       <w:r>
@@ -2014,20 +2014,20 @@
       <w:pPr>
         <w:pStyle w:val="Endure-Subhead"/>
         <w:keepNext/>
-        <w:spacing w:before="160" w:after="60"/>
+        <w:spacing w:before="160" w:after="60" w:line="240" w:lineRule="auto"/>
         <w:outlineLvl w:val="2"/>
       </w:pPr>
       <w:r>
         <w:rPr>
           <w:sz w:val="22"/>
         </w:rPr>
-        <w:t>1.2.4 Proceso de flash</w:t>
+        <w:t>2.2.4 Proceso de flash</w:t>
       </w:r>
     </w:p>
     <w:p>
       <w:pPr>
         <w:pStyle w:val="Endure-FirstParagraphBodyText"/>
-        <w:spacing w:before="100" w:after="100"/>
+        <w:spacing w:before="100" w:after="100" w:line="240" w:lineRule="auto"/>
       </w:pPr>
       <w:r>
         <w:rPr>
@@ -2039,7 +2039,7 @@
     <w:p>
       <w:pPr>
         <w:pStyle w:val="Endure-ChapterBodyText"/>
-        <w:spacing w:before="40" w:after="40"/>
+        <w:spacing w:before="40" w:after="40" w:line="240" w:lineRule="auto"/>
         <w:ind w:left="360" w:hanging="216"/>
       </w:pPr>
       <w:r>
@@ -2058,7 +2058,7 @@
     <w:p>
       <w:pPr>
         <w:pStyle w:val="Endure-ChapterBodyText"/>
-        <w:spacing w:before="40" w:after="40"/>
+        <w:spacing w:before="40" w:after="40" w:line="240" w:lineRule="auto"/>
         <w:ind w:left="360" w:hanging="216"/>
       </w:pPr>
       <w:r>
@@ -2090,7 +2090,7 @@
     <w:p>
       <w:pPr>
         <w:pStyle w:val="Endure-ChapterBodyText"/>
-        <w:spacing w:before="40" w:after="40"/>
+        <w:spacing w:before="40" w:after="40" w:line="240" w:lineRule="auto"/>
         <w:ind w:left="360" w:hanging="216"/>
       </w:pPr>
       <w:r>
@@ -2109,7 +2109,7 @@
     <w:p>
       <w:pPr>
         <w:pStyle w:val="Endure-ChapterBodyText"/>
-        <w:spacing w:before="40" w:after="40"/>
+        <w:spacing w:before="40" w:after="40" w:line="240" w:lineRule="auto"/>
         <w:ind w:left="360" w:hanging="216"/>
       </w:pPr>
       <w:r>
@@ -2192,7 +2192,7 @@
     <w:p>
       <w:pPr>
         <w:pStyle w:val="Endure-ChapterBodyText"/>
-        <w:spacing w:before="100" w:after="100"/>
+        <w:spacing w:before="100" w:after="100" w:line="240" w:lineRule="auto"/>
       </w:pPr>
       <w:r>
         <w:rPr>
@@ -2205,20 +2205,20 @@
       <w:pPr>
         <w:pStyle w:val="Endure-Subhead"/>
         <w:keepNext/>
-        <w:spacing w:before="240" w:after="60"/>
+        <w:spacing w:before="240" w:after="60" w:line="240" w:lineRule="auto"/>
         <w:outlineLvl w:val="1"/>
       </w:pPr>
       <w:r>
         <w:rPr>
           <w:sz w:val="24"/>
         </w:rPr>
-        <w:t>1.3 Paso 2 — Primer Boot y Wizard OEM</w:t>
+        <w:t>2.3 Paso 2 — Primer Boot y Wizard OEM</w:t>
       </w:r>
     </w:p>
     <w:p>
       <w:pPr>
         <w:pStyle w:val="Endure-FirstParagraphBodyText"/>
-        <w:spacing w:before="100" w:after="100"/>
+        <w:spacing w:before="100" w:after="100" w:line="240" w:lineRule="auto"/>
       </w:pPr>
       <w:r>
         <w:rPr>
@@ -2244,20 +2244,20 @@
       <w:pPr>
         <w:pStyle w:val="Endure-Subhead"/>
         <w:keepNext/>
-        <w:spacing w:before="160" w:after="60"/>
+        <w:spacing w:before="160" w:after="60" w:line="240" w:lineRule="auto"/>
         <w:outlineLvl w:val="2"/>
       </w:pPr>
       <w:r>
         <w:rPr>
           <w:sz w:val="22"/>
         </w:rPr>
-        <w:t>1.3.1 Configuración durante el wizard</w:t>
+        <w:t>2.3.1 Configuración durante el wizard</w:t>
       </w:r>
     </w:p>
     <w:p>
       <w:pPr>
         <w:pStyle w:val="Endure-FirstParagraphBodyText"/>
-        <w:spacing w:before="100" w:after="100"/>
+        <w:spacing w:before="100" w:after="100" w:line="240" w:lineRule="auto"/>
       </w:pPr>
       <w:r>
         <w:rPr>
@@ -2315,7 +2315,7 @@
           </w:tcPr>
           <w:p>
             <w:pPr>
-              <w:spacing w:before="0" w:after="0"/>
+              <w:spacing w:before="0" w:after="0" w:line="240" w:lineRule="auto"/>
               <w:jc w:val="center"/>
             </w:pPr>
             <w:r>
@@ -2348,7 +2348,7 @@
           </w:tcPr>
           <w:p>
             <w:pPr>
-              <w:spacing w:before="0" w:after="0"/>
+              <w:spacing w:before="0" w:after="0" w:line="240" w:lineRule="auto"/>
               <w:jc w:val="center"/>
             </w:pPr>
             <w:r>
@@ -2381,7 +2381,7 @@
           </w:tcPr>
           <w:p>
             <w:pPr>
-              <w:spacing w:before="0" w:after="0"/>
+              <w:spacing w:before="0" w:after="0" w:line="240" w:lineRule="auto"/>
               <w:jc w:val="center"/>
             </w:pPr>
             <w:r>
@@ -2419,7 +2419,7 @@
           </w:tcPr>
           <w:p>
             <w:pPr>
-              <w:spacing w:before="0" w:after="0"/>
+              <w:spacing w:before="0" w:after="0" w:line="240" w:lineRule="auto"/>
               <w:jc w:val="center"/>
             </w:pPr>
             <w:r>
@@ -2450,7 +2450,7 @@
           </w:tcPr>
           <w:p>
             <w:pPr>
-              <w:spacing w:before="0" w:after="0"/>
+              <w:spacing w:before="0" w:after="0" w:line="240" w:lineRule="auto"/>
               <w:jc w:val="center"/>
             </w:pPr>
             <w:r>
@@ -2481,7 +2481,7 @@
           </w:tcPr>
           <w:p>
             <w:pPr>
-              <w:spacing w:before="0" w:after="0"/>
+              <w:spacing w:before="0" w:after="0" w:line="240" w:lineRule="auto"/>
               <w:jc w:val="both"/>
             </w:pPr>
             <w:r>
@@ -2517,7 +2517,7 @@
           </w:tcPr>
           <w:p>
             <w:pPr>
-              <w:spacing w:before="0" w:after="0"/>
+              <w:spacing w:before="0" w:after="0" w:line="240" w:lineRule="auto"/>
               <w:jc w:val="center"/>
             </w:pPr>
             <w:r>
@@ -2548,7 +2548,7 @@
           </w:tcPr>
           <w:p>
             <w:pPr>
-              <w:spacing w:before="0" w:after="0"/>
+              <w:spacing w:before="0" w:after="0" w:line="240" w:lineRule="auto"/>
               <w:jc w:val="center"/>
             </w:pPr>
             <w:r>
@@ -2579,7 +2579,7 @@
           </w:tcPr>
           <w:p>
             <w:pPr>
-              <w:spacing w:before="0" w:after="0"/>
+              <w:spacing w:before="0" w:after="0" w:line="240" w:lineRule="auto"/>
               <w:jc w:val="both"/>
             </w:pPr>
             <w:r>
@@ -2615,7 +2615,7 @@
           </w:tcPr>
           <w:p>
             <w:pPr>
-              <w:spacing w:before="0" w:after="0"/>
+              <w:spacing w:before="0" w:after="0" w:line="240" w:lineRule="auto"/>
               <w:jc w:val="center"/>
             </w:pPr>
             <w:r>
@@ -2646,7 +2646,7 @@
           </w:tcPr>
           <w:p>
             <w:pPr>
-              <w:spacing w:before="0" w:after="0"/>
+              <w:spacing w:before="0" w:after="0" w:line="240" w:lineRule="auto"/>
               <w:jc w:val="center"/>
             </w:pPr>
             <w:r>
@@ -2677,7 +2677,7 @@
           </w:tcPr>
           <w:p>
             <w:pPr>
-              <w:spacing w:before="0" w:after="0"/>
+              <w:spacing w:before="0" w:after="0" w:line="240" w:lineRule="auto"/>
               <w:jc w:val="both"/>
             </w:pPr>
             <w:r>
@@ -2713,7 +2713,7 @@
           </w:tcPr>
           <w:p>
             <w:pPr>
-              <w:spacing w:before="0" w:after="0"/>
+              <w:spacing w:before="0" w:after="0" w:line="240" w:lineRule="auto"/>
               <w:jc w:val="center"/>
             </w:pPr>
             <w:r>
@@ -2744,7 +2744,7 @@
           </w:tcPr>
           <w:p>
             <w:pPr>
-              <w:spacing w:before="0" w:after="0"/>
+              <w:spacing w:before="0" w:after="0" w:line="240" w:lineRule="auto"/>
               <w:jc w:val="center"/>
             </w:pPr>
             <w:r>
@@ -2775,7 +2775,7 @@
           </w:tcPr>
           <w:p>
             <w:pPr>
-              <w:spacing w:before="0" w:after="0"/>
+              <w:spacing w:before="0" w:after="0" w:line="240" w:lineRule="auto"/>
               <w:jc w:val="both"/>
             </w:pPr>
             <w:r>
@@ -2811,7 +2811,7 @@
           </w:tcPr>
           <w:p>
             <w:pPr>
-              <w:spacing w:before="0" w:after="0"/>
+              <w:spacing w:before="0" w:after="0" w:line="240" w:lineRule="auto"/>
               <w:jc w:val="center"/>
             </w:pPr>
             <w:r>
@@ -2842,7 +2842,7 @@
           </w:tcPr>
           <w:p>
             <w:pPr>
-              <w:spacing w:before="0" w:after="0"/>
+              <w:spacing w:before="0" w:after="0" w:line="240" w:lineRule="auto"/>
               <w:jc w:val="center"/>
             </w:pPr>
             <w:r>
@@ -2873,7 +2873,7 @@
           </w:tcPr>
           <w:p>
             <w:pPr>
-              <w:spacing w:before="0" w:after="0"/>
+              <w:spacing w:before="0" w:after="0" w:line="240" w:lineRule="auto"/>
               <w:jc w:val="both"/>
             </w:pPr>
             <w:r>
@@ -2909,7 +2909,7 @@
           </w:tcPr>
           <w:p>
             <w:pPr>
-              <w:spacing w:before="0" w:after="0"/>
+              <w:spacing w:before="0" w:after="0" w:line="240" w:lineRule="auto"/>
               <w:jc w:val="center"/>
             </w:pPr>
             <w:r>
@@ -2940,7 +2940,7 @@
           </w:tcPr>
           <w:p>
             <w:pPr>
-              <w:spacing w:before="0" w:after="0"/>
+              <w:spacing w:before="0" w:after="0" w:line="240" w:lineRule="auto"/>
               <w:jc w:val="center"/>
             </w:pPr>
             <w:r>
@@ -2971,7 +2971,7 @@
           </w:tcPr>
           <w:p>
             <w:pPr>
-              <w:spacing w:before="0" w:after="0"/>
+              <w:spacing w:before="0" w:after="0" w:line="240" w:lineRule="auto"/>
               <w:jc w:val="both"/>
             </w:pPr>
             <w:r>
@@ -2992,7 +2992,7 @@
     <w:p>
       <w:pPr>
         <w:pStyle w:val="Endure-ChapterBodyText"/>
-        <w:spacing w:before="100" w:after="100"/>
+        <w:spacing w:before="100" w:after="100" w:line="240" w:lineRule="auto"/>
       </w:pPr>
       <w:r>
         <w:rPr>
@@ -3018,20 +3018,20 @@
       <w:pPr>
         <w:pStyle w:val="Endure-Subhead"/>
         <w:keepNext/>
-        <w:spacing w:before="160" w:after="60"/>
+        <w:spacing w:before="160" w:after="60" w:line="240" w:lineRule="auto"/>
         <w:outlineLvl w:val="2"/>
       </w:pPr>
       <w:r>
         <w:rPr>
           <w:sz w:val="22"/>
         </w:rPr>
-        <w:t>1.3.2 Verificación inmediata del sistema</w:t>
+        <w:t>2.3.2 Verificación inmediata del sistema</w:t>
       </w:r>
     </w:p>
     <w:p>
       <w:pPr>
         <w:pStyle w:val="Endure-FirstParagraphBodyText"/>
-        <w:spacing w:before="100" w:after="100"/>
+        <w:spacing w:before="100" w:after="100" w:line="240" w:lineRule="auto"/>
       </w:pPr>
       <w:r>
         <w:rPr>
@@ -3322,20 +3322,20 @@
       <w:pPr>
         <w:pStyle w:val="Endure-Subhead"/>
         <w:keepNext/>
-        <w:spacing w:before="240" w:after="60"/>
+        <w:spacing w:before="240" w:after="60" w:line="240" w:lineRule="auto"/>
         <w:outlineLvl w:val="1"/>
       </w:pPr>
       <w:r>
         <w:rPr>
           <w:sz w:val="24"/>
         </w:rPr>
-        <w:t>1.4 Paso 3 — Configuración Base del Sistema</w:t>
+        <w:t>2.4 Paso 3 — Configuración Base del Sistema</w:t>
       </w:r>
     </w:p>
     <w:p>
       <w:pPr>
         <w:pStyle w:val="Endure-FirstParagraphBodyText"/>
-        <w:spacing w:before="100" w:after="100"/>
+        <w:spacing w:before="100" w:after="100" w:line="240" w:lineRule="auto"/>
       </w:pPr>
       <w:r>
         <w:rPr>
@@ -3361,14 +3361,14 @@
       <w:pPr>
         <w:pStyle w:val="Endure-Subhead"/>
         <w:keepNext/>
-        <w:spacing w:before="160" w:after="60"/>
+        <w:spacing w:before="160" w:after="60" w:line="240" w:lineRule="auto"/>
         <w:outlineLvl w:val="2"/>
       </w:pPr>
       <w:r>
         <w:rPr>
           <w:sz w:val="22"/>
         </w:rPr>
-        <w:t>1.4.1 Actualización del sistema</w:t>
+        <w:t>2.4.1 Actualización del sistema</w:t>
       </w:r>
     </w:p>
     <w:tbl>
@@ -3555,7 +3555,7 @@
     <w:p>
       <w:pPr>
         <w:pStyle w:val="Endure-ChapterBodyText"/>
-        <w:spacing w:before="100" w:after="100"/>
+        <w:spacing w:before="100" w:after="100" w:line="240" w:lineRule="auto"/>
       </w:pPr>
       <w:r>
         <w:rPr>
@@ -3657,14 +3657,14 @@
       <w:pPr>
         <w:pStyle w:val="Endure-Subhead"/>
         <w:keepNext/>
-        <w:spacing w:before="160" w:after="60"/>
+        <w:spacing w:before="160" w:after="60" w:line="240" w:lineRule="auto"/>
         <w:outlineLvl w:val="2"/>
       </w:pPr>
       <w:r>
         <w:rPr>
           <w:sz w:val="22"/>
         </w:rPr>
-        <w:t>1.4.2 Instalar herramientas esenciales</w:t>
+        <w:t>2.4.2 Instalar herramientas esenciales</w:t>
       </w:r>
     </w:p>
     <w:tbl>
@@ -3984,7 +3984,7 @@
     <w:p>
       <w:pPr>
         <w:pStyle w:val="Endure-ChapterBodyText"/>
-        <w:spacing w:before="100" w:after="100"/>
+        <w:spacing w:before="100" w:after="100" w:line="240" w:lineRule="auto"/>
       </w:pPr>
       <w:r>
         <w:rPr>
@@ -4003,7 +4003,7 @@
     <w:p>
       <w:pPr>
         <w:pStyle w:val="Endure-ChapterBodyText"/>
-        <w:spacing w:before="100" w:after="100"/>
+        <w:spacing w:before="100" w:after="100" w:line="240" w:lineRule="auto"/>
       </w:pPr>
       <w:r>
         <w:rPr>
@@ -4048,7 +4048,7 @@
           </w:tcPr>
           <w:p>
             <w:pPr>
-              <w:spacing w:before="0" w:after="0"/>
+              <w:spacing w:before="0" w:after="0" w:line="240" w:lineRule="auto"/>
               <w:jc w:val="center"/>
             </w:pPr>
             <w:r>
@@ -4081,7 +4081,7 @@
           </w:tcPr>
           <w:p>
             <w:pPr>
-              <w:spacing w:before="0" w:after="0"/>
+              <w:spacing w:before="0" w:after="0" w:line="240" w:lineRule="auto"/>
               <w:jc w:val="center"/>
             </w:pPr>
             <w:r>
@@ -4119,7 +4119,7 @@
           </w:tcPr>
           <w:p>
             <w:pPr>
-              <w:spacing w:before="0" w:after="0"/>
+              <w:spacing w:before="0" w:after="0" w:line="240" w:lineRule="auto"/>
               <w:jc w:val="center"/>
             </w:pPr>
             <w:r>
@@ -4150,7 +4150,7 @@
           </w:tcPr>
           <w:p>
             <w:pPr>
-              <w:spacing w:before="0" w:after="0"/>
+              <w:spacing w:before="0" w:after="0" w:line="240" w:lineRule="auto"/>
               <w:jc w:val="both"/>
             </w:pPr>
             <w:r>
@@ -4186,7 +4186,7 @@
           </w:tcPr>
           <w:p>
             <w:pPr>
-              <w:spacing w:before="0" w:after="0"/>
+              <w:spacing w:before="0" w:after="0" w:line="240" w:lineRule="auto"/>
               <w:jc w:val="center"/>
             </w:pPr>
             <w:r>
@@ -4217,7 +4217,7 @@
           </w:tcPr>
           <w:p>
             <w:pPr>
-              <w:spacing w:before="0" w:after="0"/>
+              <w:spacing w:before="0" w:after="0" w:line="240" w:lineRule="auto"/>
               <w:jc w:val="both"/>
             </w:pPr>
             <w:r>
@@ -4253,7 +4253,7 @@
           </w:tcPr>
           <w:p>
             <w:pPr>
-              <w:spacing w:before="0" w:after="0"/>
+              <w:spacing w:before="0" w:after="0" w:line="240" w:lineRule="auto"/>
               <w:jc w:val="center"/>
             </w:pPr>
             <w:r>
@@ -4284,7 +4284,7 @@
           </w:tcPr>
           <w:p>
             <w:pPr>
-              <w:spacing w:before="0" w:after="0"/>
+              <w:spacing w:before="0" w:after="0" w:line="240" w:lineRule="auto"/>
               <w:jc w:val="both"/>
             </w:pPr>
             <w:r>
@@ -4320,7 +4320,7 @@
           </w:tcPr>
           <w:p>
             <w:pPr>
-              <w:spacing w:before="0" w:after="0"/>
+              <w:spacing w:before="0" w:after="0" w:line="240" w:lineRule="auto"/>
               <w:jc w:val="center"/>
             </w:pPr>
             <w:r>
@@ -4351,7 +4351,7 @@
           </w:tcPr>
           <w:p>
             <w:pPr>
-              <w:spacing w:before="0" w:after="0"/>
+              <w:spacing w:before="0" w:after="0" w:line="240" w:lineRule="auto"/>
               <w:jc w:val="both"/>
             </w:pPr>
             <w:r>
@@ -4387,7 +4387,7 @@
           </w:tcPr>
           <w:p>
             <w:pPr>
-              <w:spacing w:before="0" w:after="0"/>
+              <w:spacing w:before="0" w:after="0" w:line="240" w:lineRule="auto"/>
               <w:jc w:val="center"/>
             </w:pPr>
             <w:r>
@@ -4418,7 +4418,7 @@
           </w:tcPr>
           <w:p>
             <w:pPr>
-              <w:spacing w:before="0" w:after="0"/>
+              <w:spacing w:before="0" w:after="0" w:line="240" w:lineRule="auto"/>
               <w:jc w:val="both"/>
             </w:pPr>
             <w:r>
@@ -4440,20 +4440,20 @@
       <w:pPr>
         <w:pStyle w:val="Endure-Subhead"/>
         <w:keepNext/>
-        <w:spacing w:before="160" w:after="60"/>
+        <w:spacing w:before="160" w:after="60" w:line="240" w:lineRule="auto"/>
         <w:outlineLvl w:val="2"/>
       </w:pPr>
       <w:r>
         <w:rPr>
           <w:sz w:val="22"/>
         </w:rPr>
-        <w:t>1.4.3 Configurar PATH de CUDA</w:t>
+        <w:t>2.4.3 Configurar PATH de CUDA</w:t>
       </w:r>
     </w:p>
     <w:p>
       <w:pPr>
         <w:pStyle w:val="Endure-FirstParagraphBodyText"/>
-        <w:spacing w:before="100" w:after="100"/>
+        <w:spacing w:before="100" w:after="100" w:line="240" w:lineRule="auto"/>
       </w:pPr>
       <w:r>
         <w:rPr>
@@ -4770,20 +4770,20 @@
       <w:pPr>
         <w:pStyle w:val="Endure-Subhead"/>
         <w:keepNext/>
-        <w:spacing w:before="160" w:after="60"/>
+        <w:spacing w:before="160" w:after="60" w:line="240" w:lineRule="auto"/>
         <w:outlineLvl w:val="2"/>
       </w:pPr>
       <w:r>
         <w:rPr>
           <w:sz w:val="22"/>
         </w:rPr>
-        <w:t>1.4.4 Instalar jtop (monitor especializado del Jetson)</w:t>
+        <w:t>2.4.4 Instalar jtop (monitor especializado del Jetson)</w:t>
       </w:r>
     </w:p>
     <w:p>
       <w:pPr>
         <w:pStyle w:val="Endure-FirstParagraphBodyText"/>
-        <w:spacing w:before="100" w:after="100"/>
+        <w:spacing w:before="100" w:after="100" w:line="240" w:lineRule="auto"/>
       </w:pPr>
       <w:r>
         <w:rPr>
@@ -5171,7 +5171,7 @@
     <w:p>
       <w:pPr>
         <w:pStyle w:val="Endure-ChapterBodyText"/>
-        <w:spacing w:before="100" w:after="100"/>
+        <w:spacing w:before="100" w:after="100" w:line="240" w:lineRule="auto"/>
       </w:pPr>
       <w:r>
         <w:rPr>
@@ -5190,7 +5190,7 @@
     <w:p>
       <w:pPr>
         <w:pStyle w:val="Endure-ChapterBodyText"/>
-        <w:spacing w:before="40" w:after="40"/>
+        <w:spacing w:before="40" w:after="40" w:line="240" w:lineRule="auto"/>
         <w:ind w:left="360" w:hanging="216"/>
       </w:pPr>
       <w:r>
@@ -5216,7 +5216,7 @@
     <w:p>
       <w:pPr>
         <w:pStyle w:val="Endure-ChapterBodyText"/>
-        <w:spacing w:before="40" w:after="40"/>
+        <w:spacing w:before="40" w:after="40" w:line="240" w:lineRule="auto"/>
         <w:ind w:left="360" w:hanging="216"/>
       </w:pPr>
       <w:r>
@@ -5242,7 +5242,7 @@
     <w:p>
       <w:pPr>
         <w:pStyle w:val="Endure-ChapterBodyText"/>
-        <w:spacing w:before="40" w:after="40"/>
+        <w:spacing w:before="40" w:after="40" w:line="240" w:lineRule="auto"/>
         <w:ind w:left="360" w:hanging="216"/>
       </w:pPr>
       <w:r>
@@ -5268,7 +5268,7 @@
     <w:p>
       <w:pPr>
         <w:pStyle w:val="Endure-ChapterBodyText"/>
-        <w:spacing w:before="40" w:after="40"/>
+        <w:spacing w:before="40" w:after="40" w:line="240" w:lineRule="auto"/>
         <w:ind w:left="360" w:hanging="216"/>
       </w:pPr>
       <w:r>
@@ -5294,7 +5294,7 @@
     <w:p>
       <w:pPr>
         <w:pStyle w:val="Endure-ChapterBodyText"/>
-        <w:spacing w:before="40" w:after="40"/>
+        <w:spacing w:before="40" w:after="40" w:line="240" w:lineRule="auto"/>
         <w:ind w:left="360" w:hanging="216"/>
       </w:pPr>
       <w:r>
@@ -5325,7 +5325,7 @@
     <w:p>
       <w:pPr>
         <w:pStyle w:val="Endure-ChapterBodyText"/>
-        <w:spacing w:before="100" w:after="100"/>
+        <w:spacing w:before="100" w:after="100" w:line="240" w:lineRule="auto"/>
       </w:pPr>
       <w:r>
         <w:rPr>
@@ -5433,20 +5433,20 @@
       <w:pPr>
         <w:pStyle w:val="Endure-Subhead"/>
         <w:keepNext/>
-        <w:spacing w:before="160" w:after="60"/>
+        <w:spacing w:before="160" w:after="60" w:line="240" w:lineRule="auto"/>
         <w:outlineLvl w:val="2"/>
       </w:pPr>
       <w:r>
         <w:rPr>
           <w:sz w:val="22"/>
         </w:rPr>
-        <w:t>1.4.5 Configurar hostname</w:t>
+        <w:t>2.4.5 Configurar hostname</w:t>
       </w:r>
     </w:p>
     <w:p>
       <w:pPr>
         <w:pStyle w:val="Endure-FirstParagraphBodyText"/>
-        <w:spacing w:before="100" w:after="100"/>
+        <w:spacing w:before="100" w:after="100" w:line="240" w:lineRule="auto"/>
       </w:pPr>
       <w:r>
         <w:rPr>
@@ -5768,20 +5768,20 @@
       <w:pPr>
         <w:pStyle w:val="Endure-Subhead"/>
         <w:keepNext/>
-        <w:spacing w:before="160" w:after="60"/>
+        <w:spacing w:before="160" w:after="60" w:line="240" w:lineRule="auto"/>
         <w:outlineLvl w:val="2"/>
       </w:pPr>
       <w:r>
         <w:rPr>
           <w:sz w:val="22"/>
         </w:rPr>
-        <w:t>1.4.6 Configurar tmux para trabajo headless</w:t>
+        <w:t>2.4.6 Configurar tmux para trabajo headless</w:t>
       </w:r>
     </w:p>
     <w:p>
       <w:pPr>
         <w:pStyle w:val="Endure-FirstParagraphBodyText"/>
-        <w:spacing w:before="100" w:after="100"/>
+        <w:spacing w:before="100" w:after="100" w:line="240" w:lineRule="auto"/>
       </w:pPr>
       <w:r>
         <w:rPr>
@@ -6676,7 +6676,7 @@
     <w:p>
       <w:pPr>
         <w:pStyle w:val="Endure-ChapterBodyText"/>
-        <w:spacing w:before="100" w:after="100"/>
+        <w:spacing w:before="100" w:after="100" w:line="240" w:lineRule="auto"/>
       </w:pPr>
       <w:r>
         <w:rPr>
@@ -6740,7 +6740,7 @@
           </w:tcPr>
           <w:p>
             <w:pPr>
-              <w:spacing w:before="0" w:after="0"/>
+              <w:spacing w:before="0" w:after="0" w:line="240" w:lineRule="auto"/>
               <w:jc w:val="center"/>
             </w:pPr>
             <w:r>
@@ -6773,7 +6773,7 @@
           </w:tcPr>
           <w:p>
             <w:pPr>
-              <w:spacing w:before="0" w:after="0"/>
+              <w:spacing w:before="0" w:after="0" w:line="240" w:lineRule="auto"/>
               <w:jc w:val="center"/>
             </w:pPr>
             <w:r>
@@ -6811,7 +6811,7 @@
           </w:tcPr>
           <w:p>
             <w:pPr>
-              <w:spacing w:before="0" w:after="0"/>
+              <w:spacing w:before="0" w:after="0" w:line="240" w:lineRule="auto"/>
               <w:jc w:val="center"/>
             </w:pPr>
             <w:r>
@@ -6842,7 +6842,7 @@
           </w:tcPr>
           <w:p>
             <w:pPr>
-              <w:spacing w:before="0" w:after="0"/>
+              <w:spacing w:before="0" w:after="0" w:line="240" w:lineRule="auto"/>
               <w:jc w:val="both"/>
             </w:pPr>
             <w:r>
@@ -6878,7 +6878,7 @@
           </w:tcPr>
           <w:p>
             <w:pPr>
-              <w:spacing w:before="0" w:after="0"/>
+              <w:spacing w:before="0" w:after="0" w:line="240" w:lineRule="auto"/>
               <w:jc w:val="center"/>
             </w:pPr>
             <w:r>
@@ -6909,7 +6909,7 @@
           </w:tcPr>
           <w:p>
             <w:pPr>
-              <w:spacing w:before="0" w:after="0"/>
+              <w:spacing w:before="0" w:after="0" w:line="240" w:lineRule="auto"/>
               <w:jc w:val="center"/>
             </w:pPr>
             <w:r>
@@ -6945,7 +6945,7 @@
           </w:tcPr>
           <w:p>
             <w:pPr>
-              <w:spacing w:before="0" w:after="0"/>
+              <w:spacing w:before="0" w:after="0" w:line="240" w:lineRule="auto"/>
               <w:jc w:val="center"/>
             </w:pPr>
             <w:r>
@@ -6976,7 +6976,7 @@
           </w:tcPr>
           <w:p>
             <w:pPr>
-              <w:spacing w:before="0" w:after="0"/>
+              <w:spacing w:before="0" w:after="0" w:line="240" w:lineRule="auto"/>
               <w:jc w:val="center"/>
             </w:pPr>
             <w:r>
@@ -7012,7 +7012,7 @@
           </w:tcPr>
           <w:p>
             <w:pPr>
-              <w:spacing w:before="0" w:after="0"/>
+              <w:spacing w:before="0" w:after="0" w:line="240" w:lineRule="auto"/>
               <w:jc w:val="center"/>
             </w:pPr>
             <w:r>
@@ -7043,7 +7043,7 @@
           </w:tcPr>
           <w:p>
             <w:pPr>
-              <w:spacing w:before="0" w:after="0"/>
+              <w:spacing w:before="0" w:after="0" w:line="240" w:lineRule="auto"/>
               <w:jc w:val="center"/>
             </w:pPr>
             <w:r>
@@ -7079,7 +7079,7 @@
           </w:tcPr>
           <w:p>
             <w:pPr>
-              <w:spacing w:before="0" w:after="0"/>
+              <w:spacing w:before="0" w:after="0" w:line="240" w:lineRule="auto"/>
               <w:jc w:val="center"/>
             </w:pPr>
             <w:r>
@@ -7110,7 +7110,7 @@
           </w:tcPr>
           <w:p>
             <w:pPr>
-              <w:spacing w:before="0" w:after="0"/>
+              <w:spacing w:before="0" w:after="0" w:line="240" w:lineRule="auto"/>
               <w:jc w:val="center"/>
             </w:pPr>
             <w:r>
@@ -7146,7 +7146,7 @@
           </w:tcPr>
           <w:p>
             <w:pPr>
-              <w:spacing w:before="0" w:after="0"/>
+              <w:spacing w:before="0" w:after="0" w:line="240" w:lineRule="auto"/>
               <w:jc w:val="center"/>
             </w:pPr>
             <w:r>
@@ -7177,7 +7177,7 @@
           </w:tcPr>
           <w:p>
             <w:pPr>
-              <w:spacing w:before="0" w:after="0"/>
+              <w:spacing w:before="0" w:after="0" w:line="240" w:lineRule="auto"/>
               <w:jc w:val="center"/>
             </w:pPr>
             <w:r>
@@ -7199,20 +7199,20 @@
       <w:pPr>
         <w:pStyle w:val="Endure-Subhead"/>
         <w:keepNext/>
-        <w:spacing w:before="240" w:after="60"/>
+        <w:spacing w:before="240" w:after="60" w:line="240" w:lineRule="auto"/>
         <w:outlineLvl w:val="1"/>
       </w:pPr>
       <w:r>
         <w:rPr>
           <w:sz w:val="24"/>
         </w:rPr>
-        <w:t>1.5 Paso 4 — Red y Dirección IP Estática</w:t>
+        <w:t>2.5 Paso 4 — Red y Dirección IP Estática</w:t>
       </w:r>
     </w:p>
     <w:p>
       <w:pPr>
         <w:pStyle w:val="Endure-FirstParagraphBodyText"/>
-        <w:spacing w:before="100" w:after="100"/>
+        <w:spacing w:before="100" w:after="100" w:line="240" w:lineRule="auto"/>
       </w:pPr>
       <w:r>
         <w:rPr>
@@ -7225,14 +7225,14 @@
       <w:pPr>
         <w:pStyle w:val="Endure-Subhead"/>
         <w:keepNext/>
-        <w:spacing w:before="160" w:after="60"/>
+        <w:spacing w:before="160" w:after="60" w:line="240" w:lineRule="auto"/>
         <w:outlineLvl w:val="2"/>
       </w:pPr>
       <w:r>
         <w:rPr>
           <w:sz w:val="22"/>
         </w:rPr>
-        <w:t>1.5.1 Identificar la conexión Ethernet</w:t>
+        <w:t>2.5.1 Identificar la conexión Ethernet</w:t>
       </w:r>
     </w:p>
     <w:tbl>
@@ -7505,14 +7505,14 @@
       <w:pPr>
         <w:pStyle w:val="Endure-Subhead"/>
         <w:keepNext/>
-        <w:spacing w:before="160" w:after="60"/>
+        <w:spacing w:before="160" w:after="60" w:line="240" w:lineRule="auto"/>
         <w:outlineLvl w:val="2"/>
       </w:pPr>
       <w:r>
         <w:rPr>
           <w:sz w:val="22"/>
         </w:rPr>
-        <w:t>1.5.2 Asignar IP estática con NetworkManager</w:t>
+        <w:t>2.5.2 Asignar IP estática con NetworkManager</w:t>
       </w:r>
     </w:p>
     <w:tbl>
@@ -8065,20 +8065,20 @@
       <w:pPr>
         <w:pStyle w:val="Endure-Subhead"/>
         <w:keepNext/>
-        <w:spacing w:before="160" w:after="60"/>
+        <w:spacing w:before="160" w:after="60" w:line="240" w:lineRule="auto"/>
         <w:outlineLvl w:val="2"/>
       </w:pPr>
       <w:r>
         <w:rPr>
           <w:sz w:val="22"/>
         </w:rPr>
-        <w:t>1.5.3 Deshabilitar la espera de red en el arranque</w:t>
+        <w:t>2.5.3 Deshabilitar la espera de red en el arranque</w:t>
       </w:r>
     </w:p>
     <w:p>
       <w:pPr>
         <w:pStyle w:val="Endure-FirstParagraphBodyText"/>
-        <w:spacing w:before="100" w:after="100"/>
+        <w:spacing w:before="100" w:after="100" w:line="240" w:lineRule="auto"/>
       </w:pPr>
       <w:r>
         <w:rPr>
@@ -8188,20 +8188,20 @@
       <w:pPr>
         <w:pStyle w:val="Endure-Subhead"/>
         <w:keepNext/>
-        <w:spacing w:before="240" w:after="60"/>
+        <w:spacing w:before="240" w:after="60" w:line="240" w:lineRule="auto"/>
         <w:outlineLvl w:val="1"/>
       </w:pPr>
       <w:r>
         <w:rPr>
           <w:sz w:val="24"/>
         </w:rPr>
-        <w:t>1.6 Paso 5 — SSH: Primera Conexión desde Windows</w:t>
+        <w:t>2.6 Paso 5 — SSH: Primera Conexión desde Windows</w:t>
       </w:r>
     </w:p>
     <w:p>
       <w:pPr>
         <w:pStyle w:val="Endure-FirstParagraphBodyText"/>
-        <w:spacing w:before="100" w:after="100"/>
+        <w:spacing w:before="100" w:after="100" w:line="240" w:lineRule="auto"/>
       </w:pPr>
       <w:r>
         <w:rPr>
@@ -8214,14 +8214,14 @@
       <w:pPr>
         <w:pStyle w:val="Endure-Subhead"/>
         <w:keepNext/>
-        <w:spacing w:before="160" w:after="60"/>
+        <w:spacing w:before="160" w:after="60" w:line="240" w:lineRule="auto"/>
         <w:outlineLvl w:val="2"/>
       </w:pPr>
       <w:r>
         <w:rPr>
           <w:sz w:val="22"/>
         </w:rPr>
-        <w:t>1.6.1 Instalar y configurar SSH server en el Jetson</w:t>
+        <w:t>2.6.1 Instalar y configurar SSH server en el Jetson</w:t>
       </w:r>
     </w:p>
     <w:tbl>
@@ -8967,20 +8967,20 @@
       <w:pPr>
         <w:pStyle w:val="Endure-Subhead"/>
         <w:keepNext/>
-        <w:spacing w:before="160" w:after="60"/>
+        <w:spacing w:before="160" w:after="60" w:line="240" w:lineRule="auto"/>
         <w:outlineLvl w:val="2"/>
       </w:pPr>
       <w:r>
         <w:rPr>
           <w:sz w:val="22"/>
         </w:rPr>
-        <w:t>1.6.2 Configurar SSH en Windows</w:t>
+        <w:t>2.6.2 Configurar SSH en Windows</w:t>
       </w:r>
     </w:p>
     <w:p>
       <w:pPr>
         <w:pStyle w:val="Endure-FirstParagraphBodyText"/>
-        <w:spacing w:before="100" w:after="100"/>
+        <w:spacing w:before="100" w:after="100" w:line="240" w:lineRule="auto"/>
       </w:pPr>
       <w:r>
         <w:rPr>
@@ -9633,7 +9633,7 @@
     <w:p>
       <w:pPr>
         <w:pStyle w:val="Endure-ChapterBodyText"/>
-        <w:spacing w:before="100" w:after="100"/>
+        <w:spacing w:before="100" w:after="100" w:line="240" w:lineRule="auto"/>
       </w:pPr>
       <w:r>
         <w:rPr>
@@ -9653,14 +9653,14 @@
       <w:pPr>
         <w:pStyle w:val="Endure-Subhead"/>
         <w:keepNext/>
-        <w:spacing w:before="160" w:after="60"/>
+        <w:spacing w:before="160" w:after="60" w:line="240" w:lineRule="auto"/>
         <w:outlineLvl w:val="2"/>
       </w:pPr>
       <w:r>
         <w:rPr>
           <w:sz w:val="22"/>
         </w:rPr>
-        <w:t>1.6.3 Agregar el Jetson al archivo hosts de Windows (opcional pero recomendado)</w:t>
+        <w:t>2.6.3 Agregar el Jetson al archivo hosts de Windows (opcional pero recomendado)</w:t>
       </w:r>
     </w:p>
     <w:tbl>
@@ -9765,20 +9765,20 @@
       <w:pPr>
         <w:pStyle w:val="Endure-Subhead"/>
         <w:keepNext/>
-        <w:spacing w:before="160" w:after="60"/>
+        <w:spacing w:before="160" w:after="60" w:line="240" w:lineRule="auto"/>
         <w:outlineLvl w:val="2"/>
       </w:pPr>
       <w:r>
         <w:rPr>
           <w:sz w:val="22"/>
         </w:rPr>
-        <w:t>1.6.4 Deshabilitar autenticación por contraseña (después de confirmar las claves)</w:t>
+        <w:t>2.6.4 Deshabilitar autenticación por contraseña (después de confirmar las claves)</w:t>
       </w:r>
     </w:p>
     <w:p>
       <w:pPr>
         <w:pStyle w:val="Endure-FirstParagraphBodyText"/>
-        <w:spacing w:before="100" w:after="100"/>
+        <w:spacing w:before="100" w:after="100" w:line="240" w:lineRule="auto"/>
       </w:pPr>
       <w:r>
         <w:rPr>
@@ -9937,20 +9937,20 @@
       <w:pPr>
         <w:pStyle w:val="Endure-Subhead"/>
         <w:keepNext/>
-        <w:spacing w:before="240" w:after="60"/>
+        <w:spacing w:before="240" w:after="60" w:line="240" w:lineRule="auto"/>
         <w:outlineLvl w:val="1"/>
       </w:pPr>
       <w:r>
         <w:rPr>
           <w:sz w:val="24"/>
         </w:rPr>
-        <w:t>1.7 Verificación Final del Capítulo</w:t>
+        <w:t>2.7 Verificación Final del Capítulo</w:t>
       </w:r>
     </w:p>
     <w:p>
       <w:pPr>
         <w:pStyle w:val="Endure-FirstParagraphBodyText"/>
-        <w:spacing w:before="100" w:after="100"/>
+        <w:spacing w:before="100" w:after="100" w:line="240" w:lineRule="auto"/>
       </w:pPr>
       <w:r>
         <w:rPr>
@@ -11197,7 +11197,7 @@
     <w:p>
       <w:pPr>
         <w:pStyle w:val="Endure-ChapterBodyText"/>
-        <w:spacing w:before="100" w:after="100"/>
+        <w:spacing w:before="100" w:after="100" w:line="240" w:lineRule="auto"/>
       </w:pPr>
       <w:r>
         <w:rPr>
@@ -11242,7 +11242,7 @@
           </w:tcPr>
           <w:p>
             <w:pPr>
-              <w:spacing w:before="0" w:after="0"/>
+              <w:spacing w:before="0" w:after="0" w:line="240" w:lineRule="auto"/>
               <w:jc w:val="center"/>
             </w:pPr>
             <w:r>
@@ -11275,7 +11275,7 @@
           </w:tcPr>
           <w:p>
             <w:pPr>
-              <w:spacing w:before="0" w:after="0"/>
+              <w:spacing w:before="0" w:after="0" w:line="240" w:lineRule="auto"/>
               <w:jc w:val="center"/>
             </w:pPr>
             <w:r>
@@ -11308,7 +11308,7 @@
           </w:tcPr>
           <w:p>
             <w:pPr>
-              <w:spacing w:before="0" w:after="0"/>
+              <w:spacing w:before="0" w:after="0" w:line="240" w:lineRule="auto"/>
               <w:jc w:val="center"/>
             </w:pPr>
             <w:r>
@@ -11346,7 +11346,7 @@
           </w:tcPr>
           <w:p>
             <w:pPr>
-              <w:spacing w:before="0" w:after="0"/>
+              <w:spacing w:before="0" w:after="0" w:line="240" w:lineRule="auto"/>
               <w:jc w:val="center"/>
             </w:pPr>
             <w:r>
@@ -11377,7 +11377,7 @@
           </w:tcPr>
           <w:p>
             <w:pPr>
-              <w:spacing w:before="0" w:after="0"/>
+              <w:spacing w:before="0" w:after="0" w:line="240" w:lineRule="auto"/>
               <w:jc w:val="center"/>
             </w:pPr>
             <w:r>
@@ -11408,7 +11408,7 @@
           </w:tcPr>
           <w:p>
             <w:pPr>
-              <w:spacing w:before="0" w:after="0"/>
+              <w:spacing w:before="0" w:after="0" w:line="240" w:lineRule="auto"/>
               <w:jc w:val="both"/>
             </w:pPr>
             <w:r>
@@ -11444,7 +11444,7 @@
           </w:tcPr>
           <w:p>
             <w:pPr>
-              <w:spacing w:before="0" w:after="0"/>
+              <w:spacing w:before="0" w:after="0" w:line="240" w:lineRule="auto"/>
               <w:jc w:val="center"/>
             </w:pPr>
             <w:r>
@@ -11475,7 +11475,7 @@
           </w:tcPr>
           <w:p>
             <w:pPr>
-              <w:spacing w:before="0" w:after="0"/>
+              <w:spacing w:before="0" w:after="0" w:line="240" w:lineRule="auto"/>
               <w:jc w:val="center"/>
             </w:pPr>
             <w:r>
@@ -11506,7 +11506,7 @@
           </w:tcPr>
           <w:p>
             <w:pPr>
-              <w:spacing w:before="0" w:after="0"/>
+              <w:spacing w:before="0" w:after="0" w:line="240" w:lineRule="auto"/>
               <w:jc w:val="both"/>
             </w:pPr>
             <w:r>
@@ -11542,7 +11542,7 @@
           </w:tcPr>
           <w:p>
             <w:pPr>
-              <w:spacing w:before="0" w:after="0"/>
+              <w:spacing w:before="0" w:after="0" w:line="240" w:lineRule="auto"/>
               <w:jc w:val="center"/>
             </w:pPr>
             <w:r>
@@ -11573,7 +11573,7 @@
           </w:tcPr>
           <w:p>
             <w:pPr>
-              <w:spacing w:before="0" w:after="0"/>
+              <w:spacing w:before="0" w:after="0" w:line="240" w:lineRule="auto"/>
               <w:jc w:val="center"/>
             </w:pPr>
             <w:r>
@@ -11604,7 +11604,7 @@
           </w:tcPr>
           <w:p>
             <w:pPr>
-              <w:spacing w:before="0" w:after="0"/>
+              <w:spacing w:before="0" w:after="0" w:line="240" w:lineRule="auto"/>
               <w:jc w:val="both"/>
             </w:pPr>
             <w:r>
@@ -11640,7 +11640,7 @@
           </w:tcPr>
           <w:p>
             <w:pPr>
-              <w:spacing w:before="0" w:after="0"/>
+              <w:spacing w:before="0" w:after="0" w:line="240" w:lineRule="auto"/>
               <w:jc w:val="center"/>
             </w:pPr>
             <w:r>
@@ -11671,7 +11671,7 @@
           </w:tcPr>
           <w:p>
             <w:pPr>
-              <w:spacing w:before="0" w:after="0"/>
+              <w:spacing w:before="0" w:after="0" w:line="240" w:lineRule="auto"/>
               <w:jc w:val="center"/>
             </w:pPr>
             <w:r>
@@ -11702,7 +11702,7 @@
           </w:tcPr>
           <w:p>
             <w:pPr>
-              <w:spacing w:before="0" w:after="0"/>
+              <w:spacing w:before="0" w:after="0" w:line="240" w:lineRule="auto"/>
               <w:jc w:val="center"/>
             </w:pPr>
             <w:r>
@@ -11738,7 +11738,7 @@
           </w:tcPr>
           <w:p>
             <w:pPr>
-              <w:spacing w:before="0" w:after="0"/>
+              <w:spacing w:before="0" w:after="0" w:line="240" w:lineRule="auto"/>
               <w:jc w:val="center"/>
             </w:pPr>
             <w:r>
@@ -11769,7 +11769,7 @@
           </w:tcPr>
           <w:p>
             <w:pPr>
-              <w:spacing w:before="0" w:after="0"/>
+              <w:spacing w:before="0" w:after="0" w:line="240" w:lineRule="auto"/>
               <w:jc w:val="both"/>
             </w:pPr>
             <w:r>
@@ -11800,7 +11800,7 @@
           </w:tcPr>
           <w:p>
             <w:pPr>
-              <w:spacing w:before="0" w:after="0"/>
+              <w:spacing w:before="0" w:after="0" w:line="240" w:lineRule="auto"/>
               <w:jc w:val="center"/>
             </w:pPr>
             <w:r>
@@ -11872,6 +11872,11 @@
     </w:p>
     <w:sectPr>
       <w:footerReference w:type="first" r:id="rId43"/>
+      <w:headerReference w:type="default" r:id="rId46"/>
+      <w:footerReference w:type="default" r:id="rId47"/>
+      <w:headerReference w:type="even" r:id="rId48"/>
+      <w:footerReference w:type="even" r:id="rId49"/>
+      <w:headerReference w:type="first" r:id="rId50"/>
       <w:type w:val="nextColumn"/>
       <w:pgSz w:w="10080" w:h="14400"/>
       <w:pgMar w:top="794" w:right="851" w:bottom="794" w:left="1077" w:header="454" w:footer="454" w:gutter="0"/>
@@ -13112,6 +13117,26 @@
       </w:rPr>
       <w:fldChar w:fldCharType="end"/>
     </w:r>
+  </w:p>
+</w:ftr>
+</file>
+
+<file path=word/footer34.xml><?xml version="1.0" encoding="utf-8"?>
+<w:ftr xmlns:m="http://schemas.openxmlformats.org/officeDocument/2006/math" xmlns:mc="http://schemas.openxmlformats.org/markup-compatibility/2006" xmlns:mo="http://schemas.microsoft.com/office/mac/office/2008/main" xmlns:mv="urn:schemas-microsoft-com:mac:vml" xmlns:o="urn:schemas-microsoft-com:office:office" xmlns:r="http://schemas.openxmlformats.org/officeDocument/2006/relationships" xmlns:v="urn:schemas-microsoft-com:vml" xmlns:w10="urn:schemas-microsoft-com:office:word" xmlns:w14="http://schemas.microsoft.com/office/word/2010/wordml" xmlns:w="http://schemas.openxmlformats.org/wordprocessingml/2006/main" xmlns:wne="http://schemas.microsoft.com/office/word/2006/wordml" xmlns:wp14="http://schemas.microsoft.com/office/word/2010/wordprocessingDrawing" xmlns:wp="http://schemas.openxmlformats.org/drawingml/2006/wordprocessingDrawing" xmlns:wpc="http://schemas.microsoft.com/office/word/2010/wordprocessingCanvas" xmlns:wpg="http://schemas.microsoft.com/office/word/2010/wordprocessingGroup" xmlns:wpi="http://schemas.microsoft.com/office/word/2010/wordprocessingInk" xmlns:wps="http://schemas.microsoft.com/office/word/2010/wordprocessingShape" mc:Ignorable="w14 wp14">
+  <w:p>
+    <w:pPr>
+      <w:pStyle w:val="Footer"/>
+    </w:pPr>
+  </w:p>
+</w:ftr>
+</file>
+
+<file path=word/footer35.xml><?xml version="1.0" encoding="utf-8"?>
+<w:ftr xmlns:m="http://schemas.openxmlformats.org/officeDocument/2006/math" xmlns:mc="http://schemas.openxmlformats.org/markup-compatibility/2006" xmlns:mo="http://schemas.microsoft.com/office/mac/office/2008/main" xmlns:mv="urn:schemas-microsoft-com:mac:vml" xmlns:o="urn:schemas-microsoft-com:office:office" xmlns:r="http://schemas.openxmlformats.org/officeDocument/2006/relationships" xmlns:v="urn:schemas-microsoft-com:vml" xmlns:w10="urn:schemas-microsoft-com:office:word" xmlns:w14="http://schemas.microsoft.com/office/word/2010/wordml" xmlns:w="http://schemas.openxmlformats.org/wordprocessingml/2006/main" xmlns:wne="http://schemas.microsoft.com/office/word/2006/wordml" xmlns:wp14="http://schemas.microsoft.com/office/word/2010/wordprocessingDrawing" xmlns:wp="http://schemas.openxmlformats.org/drawingml/2006/wordprocessingDrawing" xmlns:wpc="http://schemas.microsoft.com/office/word/2010/wordprocessingCanvas" xmlns:wpg="http://schemas.microsoft.com/office/word/2010/wordprocessingGroup" xmlns:wpi="http://schemas.microsoft.com/office/word/2010/wordprocessingInk" xmlns:wps="http://schemas.microsoft.com/office/word/2010/wordprocessingShape" mc:Ignorable="w14 wp14">
+  <w:p>
+    <w:pPr>
+      <w:pStyle w:val="Footer"/>
+    </w:pPr>
   </w:p>
 </w:ftr>
 </file>
@@ -13373,6 +13398,36 @@
     <w:r>
       <w:t>TÍTULO DEL LIBRO</w:t>
     </w:r>
+  </w:p>
+</w:hdr>
+</file>
+
+<file path=word/header3.xml><?xml version="1.0" encoding="utf-8"?>
+<w:hdr xmlns:m="http://schemas.openxmlformats.org/officeDocument/2006/math" xmlns:mc="http://schemas.openxmlformats.org/markup-compatibility/2006" xmlns:mo="http://schemas.microsoft.com/office/mac/office/2008/main" xmlns:mv="urn:schemas-microsoft-com:mac:vml" xmlns:o="urn:schemas-microsoft-com:office:office" xmlns:r="http://schemas.openxmlformats.org/officeDocument/2006/relationships" xmlns:v="urn:schemas-microsoft-com:vml" xmlns:w10="urn:schemas-microsoft-com:office:word" xmlns:w14="http://schemas.microsoft.com/office/word/2010/wordml" xmlns:w="http://schemas.openxmlformats.org/wordprocessingml/2006/main" xmlns:wne="http://schemas.microsoft.com/office/word/2006/wordml" xmlns:wp14="http://schemas.microsoft.com/office/word/2010/wordprocessingDrawing" xmlns:wp="http://schemas.openxmlformats.org/drawingml/2006/wordprocessingDrawing" xmlns:wpc="http://schemas.microsoft.com/office/word/2010/wordprocessingCanvas" xmlns:wpg="http://schemas.microsoft.com/office/word/2010/wordprocessingGroup" xmlns:wpi="http://schemas.microsoft.com/office/word/2010/wordprocessingInk" xmlns:wps="http://schemas.microsoft.com/office/word/2010/wordprocessingShape" mc:Ignorable="w14 wp14">
+  <w:p>
+    <w:pPr>
+      <w:pStyle w:val="Header"/>
+    </w:pPr>
+  </w:p>
+</w:hdr>
+</file>
+
+<file path=word/header4.xml><?xml version="1.0" encoding="utf-8"?>
+<w:hdr xmlns:m="http://schemas.openxmlformats.org/officeDocument/2006/math" xmlns:mc="http://schemas.openxmlformats.org/markup-compatibility/2006" xmlns:mo="http://schemas.microsoft.com/office/mac/office/2008/main" xmlns:mv="urn:schemas-microsoft-com:mac:vml" xmlns:o="urn:schemas-microsoft-com:office:office" xmlns:r="http://schemas.openxmlformats.org/officeDocument/2006/relationships" xmlns:v="urn:schemas-microsoft-com:vml" xmlns:w10="urn:schemas-microsoft-com:office:word" xmlns:w14="http://schemas.microsoft.com/office/word/2010/wordml" xmlns:w="http://schemas.openxmlformats.org/wordprocessingml/2006/main" xmlns:wne="http://schemas.microsoft.com/office/word/2006/wordml" xmlns:wp14="http://schemas.microsoft.com/office/word/2010/wordprocessingDrawing" xmlns:wp="http://schemas.openxmlformats.org/drawingml/2006/wordprocessingDrawing" xmlns:wpc="http://schemas.microsoft.com/office/word/2010/wordprocessingCanvas" xmlns:wpg="http://schemas.microsoft.com/office/word/2010/wordprocessingGroup" xmlns:wpi="http://schemas.microsoft.com/office/word/2010/wordprocessingInk" xmlns:wps="http://schemas.microsoft.com/office/word/2010/wordprocessingShape" mc:Ignorable="w14 wp14">
+  <w:p>
+    <w:pPr>
+      <w:pStyle w:val="Header"/>
+    </w:pPr>
+  </w:p>
+</w:hdr>
+</file>
+
+<file path=word/header5.xml><?xml version="1.0" encoding="utf-8"?>
+<w:hdr xmlns:m="http://schemas.openxmlformats.org/officeDocument/2006/math" xmlns:mc="http://schemas.openxmlformats.org/markup-compatibility/2006" xmlns:mo="http://schemas.microsoft.com/office/mac/office/2008/main" xmlns:mv="urn:schemas-microsoft-com:mac:vml" xmlns:o="urn:schemas-microsoft-com:office:office" xmlns:r="http://schemas.openxmlformats.org/officeDocument/2006/relationships" xmlns:v="urn:schemas-microsoft-com:vml" xmlns:w10="urn:schemas-microsoft-com:office:word" xmlns:w14="http://schemas.microsoft.com/office/word/2010/wordml" xmlns:w="http://schemas.openxmlformats.org/wordprocessingml/2006/main" xmlns:wne="http://schemas.microsoft.com/office/word/2006/wordml" xmlns:wp14="http://schemas.microsoft.com/office/word/2010/wordprocessingDrawing" xmlns:wp="http://schemas.openxmlformats.org/drawingml/2006/wordprocessingDrawing" xmlns:wpc="http://schemas.microsoft.com/office/word/2010/wordprocessingCanvas" xmlns:wpg="http://schemas.microsoft.com/office/word/2010/wordprocessingGroup" xmlns:wpi="http://schemas.microsoft.com/office/word/2010/wordprocessingInk" xmlns:wps="http://schemas.microsoft.com/office/word/2010/wordprocessingShape" mc:Ignorable="w14 wp14">
+  <w:p>
+    <w:pPr>
+      <w:pStyle w:val="Header"/>
+    </w:pPr>
   </w:p>
 </w:hdr>
 </file>
